--- a/docs/generated/docx/api/API_Guidelines.docx
+++ b/docs/generated/docx/api/API_Guidelines.docx
@@ -41,7 +41,7 @@
         <w:pStyle w:val="FirstParagraph"/>
       </w:pPr>
       <w:r>
-        <w:t xml:space="preserve">This document defines the design principles for all internal and external APIs of Trading Platform Pro.</w:t>
+        <w:t xml:space="preserve">This document defines the API and interface design guidelines for Trading Platform Pro and its primary application, the Trading Cockpit.</w:t>
       </w:r>
     </w:p>
     <w:p>
@@ -49,7 +49,23 @@
         <w:pStyle w:val="BodyText"/>
       </w:pPr>
       <w:r>
-        <w:t xml:space="preserve">The objective is to provide APIs that are consistent, maintainable, extensible and easy to use.</w:t>
+        <w:t xml:space="preserve">The guidelines apply to explicit software boundaries used by Domain, Application, Infrastructure and Presentation components.</w:t>
+      </w:r>
+    </w:p>
+    <w:p>
+      <w:pPr>
+        <w:pStyle w:val="BodyText"/>
+      </w:pPr>
+      <w:r>
+        <w:t xml:space="preserve">APIs shall support concrete product workflows and architecture boundaries.</w:t>
+      </w:r>
+    </w:p>
+    <w:p>
+      <w:pPr>
+        <w:pStyle w:val="BodyText"/>
+      </w:pPr>
+      <w:r>
+        <w:t xml:space="preserve">Avoid introducing public or extensible APIs for hypothetical future requirements.</w:t>
       </w:r>
     </w:p>
     <w:p>
@@ -86,7 +102,7 @@
         </w:numPr>
       </w:pPr>
       <w:r>
-        <w:t xml:space="preserve">Internal Python APIs</w:t>
+        <w:t xml:space="preserve">Internal Python interfaces</w:t>
       </w:r>
     </w:p>
     <w:p>
@@ -98,7 +114,7 @@
         </w:numPr>
       </w:pPr>
       <w:r>
-        <w:t xml:space="preserve">Service Interfaces</w:t>
+        <w:t xml:space="preserve">Application ports</w:t>
       </w:r>
     </w:p>
     <w:p>
@@ -110,7 +126,7 @@
         </w:numPr>
       </w:pPr>
       <w:r>
-        <w:t xml:space="preserve">Repository Interfaces</w:t>
+        <w:t xml:space="preserve">Repository interfaces</w:t>
       </w:r>
     </w:p>
     <w:p>
@@ -122,6 +138,74 @@
         </w:numPr>
       </w:pPr>
       <w:r>
+        <w:t xml:space="preserve">Application service interfaces</w:t>
+      </w:r>
+    </w:p>
+    <w:p>
+      <w:pPr>
+        <w:pStyle w:val="Compact"/>
+        <w:numPr>
+          <w:ilvl w:val="0"/>
+          <w:numId w:val="1001"/>
+        </w:numPr>
+      </w:pPr>
+      <w:r>
+        <w:t xml:space="preserve">Infrastructure adapter interfaces</w:t>
+      </w:r>
+    </w:p>
+    <w:p>
+      <w:pPr>
+        <w:pStyle w:val="Compact"/>
+        <w:numPr>
+          <w:ilvl w:val="0"/>
+          <w:numId w:val="1001"/>
+        </w:numPr>
+      </w:pPr>
+      <w:r>
+        <w:t xml:space="preserve">Broker integration interfaces</w:t>
+      </w:r>
+    </w:p>
+    <w:p>
+      <w:pPr>
+        <w:pStyle w:val="Compact"/>
+        <w:numPr>
+          <w:ilvl w:val="0"/>
+          <w:numId w:val="1001"/>
+        </w:numPr>
+      </w:pPr>
+      <w:r>
+        <w:t xml:space="preserve">Market data interfaces</w:t>
+      </w:r>
+    </w:p>
+    <w:p>
+      <w:pPr>
+        <w:pStyle w:val="Compact"/>
+        <w:numPr>
+          <w:ilvl w:val="0"/>
+          <w:numId w:val="1001"/>
+        </w:numPr>
+      </w:pPr>
+      <w:r>
+        <w:t xml:space="preserve">Presentation-facing application interfaces</w:t>
+      </w:r>
+    </w:p>
+    <w:p>
+      <w:pPr>
+        <w:pStyle w:val="FirstParagraph"/>
+      </w:pPr>
+      <w:r>
+        <w:t xml:space="preserve">Future interfaces such as:</w:t>
+      </w:r>
+    </w:p>
+    <w:p>
+      <w:pPr>
+        <w:pStyle w:val="Compact"/>
+        <w:numPr>
+          <w:ilvl w:val="0"/>
+          <w:numId w:val="1002"/>
+        </w:numPr>
+      </w:pPr>
+      <w:r>
         <w:t xml:space="preserve">Plugin APIs</w:t>
       </w:r>
     </w:p>
@@ -130,23 +214,31 @@
         <w:pStyle w:val="Compact"/>
         <w:numPr>
           <w:ilvl w:val="0"/>
-          <w:numId w:val="1001"/>
-        </w:numPr>
-      </w:pPr>
-      <w:r>
-        <w:t xml:space="preserve">Future REST APIs</w:t>
-      </w:r>
-    </w:p>
-    <w:p>
-      <w:pPr>
-        <w:pStyle w:val="Compact"/>
-        <w:numPr>
-          <w:ilvl w:val="0"/>
-          <w:numId w:val="1001"/>
-        </w:numPr>
-      </w:pPr>
-      <w:r>
-        <w:t xml:space="preserve">Future WebSocket APIs</w:t>
+          <w:numId w:val="1002"/>
+        </w:numPr>
+      </w:pPr>
+      <w:r>
+        <w:t xml:space="preserve">REST APIs</w:t>
+      </w:r>
+    </w:p>
+    <w:p>
+      <w:pPr>
+        <w:pStyle w:val="Compact"/>
+        <w:numPr>
+          <w:ilvl w:val="0"/>
+          <w:numId w:val="1002"/>
+        </w:numPr>
+      </w:pPr>
+      <w:r>
+        <w:t xml:space="preserve">WebSocket APIs</w:t>
+      </w:r>
+    </w:p>
+    <w:p>
+      <w:pPr>
+        <w:pStyle w:val="FirstParagraph"/>
+      </w:pPr>
+      <w:r>
+        <w:t xml:space="preserve">require a concrete product requirement and explicit architecture review before introduction.</w:t>
       </w:r>
     </w:p>
     <w:p>
@@ -171,27 +263,15 @@
         <w:pStyle w:val="FirstParagraph"/>
       </w:pPr>
       <w:r>
-        <w:t xml:space="preserve">Every API should be:</w:t>
-      </w:r>
-    </w:p>
-    <w:p>
-      <w:pPr>
-        <w:pStyle w:val="Compact"/>
-        <w:numPr>
-          <w:ilvl w:val="0"/>
-          <w:numId w:val="1002"/>
-        </w:numPr>
-      </w:pPr>
-      <w:r>
-        <w:t xml:space="preserve">simple</w:t>
-      </w:r>
-    </w:p>
-    <w:p>
-      <w:pPr>
-        <w:pStyle w:val="Compact"/>
-        <w:numPr>
-          <w:ilvl w:val="0"/>
-          <w:numId w:val="1002"/>
+        <w:t xml:space="preserve">Every API shall be:</w:t>
+      </w:r>
+    </w:p>
+    <w:p>
+      <w:pPr>
+        <w:pStyle w:val="Compact"/>
+        <w:numPr>
+          <w:ilvl w:val="0"/>
+          <w:numId w:val="1003"/>
         </w:numPr>
       </w:pPr>
       <w:r>
@@ -203,7 +283,19 @@
         <w:pStyle w:val="Compact"/>
         <w:numPr>
           <w:ilvl w:val="0"/>
-          <w:numId w:val="1002"/>
+          <w:numId w:val="1003"/>
+        </w:numPr>
+      </w:pPr>
+      <w:r>
+        <w:t xml:space="preserve">minimal</w:t>
+      </w:r>
+    </w:p>
+    <w:p>
+      <w:pPr>
+        <w:pStyle w:val="Compact"/>
+        <w:numPr>
+          <w:ilvl w:val="0"/>
+          <w:numId w:val="1003"/>
         </w:numPr>
       </w:pPr>
       <w:r>
@@ -215,7 +307,7 @@
         <w:pStyle w:val="Compact"/>
         <w:numPr>
           <w:ilvl w:val="0"/>
-          <w:numId w:val="1002"/>
+          <w:numId w:val="1003"/>
         </w:numPr>
       </w:pPr>
       <w:r>
@@ -227,23 +319,63 @@
         <w:pStyle w:val="Compact"/>
         <w:numPr>
           <w:ilvl w:val="0"/>
-          <w:numId w:val="1002"/>
-        </w:numPr>
-      </w:pPr>
-      <w:r>
-        <w:t xml:space="preserve">well documented</w:t>
-      </w:r>
-    </w:p>
-    <w:p>
-      <w:pPr>
-        <w:pStyle w:val="Compact"/>
-        <w:numPr>
-          <w:ilvl w:val="0"/>
-          <w:numId w:val="1002"/>
-        </w:numPr>
-      </w:pPr>
-      <w:r>
-        <w:t xml:space="preserve">backwards compatible whenever practical</w:t>
+          <w:numId w:val="1003"/>
+        </w:numPr>
+      </w:pPr>
+      <w:r>
+        <w:t xml:space="preserve">responsibility-oriented</w:t>
+      </w:r>
+    </w:p>
+    <w:p>
+      <w:pPr>
+        <w:pStyle w:val="Compact"/>
+        <w:numPr>
+          <w:ilvl w:val="0"/>
+          <w:numId w:val="1003"/>
+        </w:numPr>
+      </w:pPr>
+      <w:r>
+        <w:t xml:space="preserve">testable</w:t>
+      </w:r>
+    </w:p>
+    <w:p>
+      <w:pPr>
+        <w:pStyle w:val="Compact"/>
+        <w:numPr>
+          <w:ilvl w:val="0"/>
+          <w:numId w:val="1003"/>
+        </w:numPr>
+      </w:pPr>
+      <w:r>
+        <w:t xml:space="preserve">documented where externally consumed</w:t>
+      </w:r>
+    </w:p>
+    <w:p>
+      <w:pPr>
+        <w:pStyle w:val="Compact"/>
+        <w:numPr>
+          <w:ilvl w:val="0"/>
+          <w:numId w:val="1003"/>
+        </w:numPr>
+      </w:pPr>
+      <w:r>
+        <w:t xml:space="preserve">aligned with architecture boundaries</w:t>
+      </w:r>
+    </w:p>
+    <w:p>
+      <w:pPr>
+        <w:pStyle w:val="FirstParagraph"/>
+      </w:pPr>
+      <w:r>
+        <w:t xml:space="preserve">Prefer narrow interfaces that represent one capability.</w:t>
+      </w:r>
+    </w:p>
+    <w:p>
+      <w:pPr>
+        <w:pStyle w:val="BodyText"/>
+      </w:pPr>
+      <w:r>
+        <w:t xml:space="preserve">Avoid generic interfaces that expose unrelated operations.</w:t>
       </w:r>
     </w:p>
     <w:p>
@@ -254,96 +386,145 @@
       </w:r>
     </w:p>
     <w:bookmarkEnd w:id="12"/>
-    <w:bookmarkStart w:id="13" w:name="naming"/>
+    <w:bookmarkStart w:id="13" w:name="product-and-capability-alignment"/>
     <w:p>
       <w:pPr>
         <w:pStyle w:val="Heading1"/>
       </w:pPr>
       <w:r>
-        <w:t xml:space="preserve">Naming</w:t>
-      </w:r>
-    </w:p>
-    <w:p>
-      <w:pPr>
-        <w:pStyle w:val="FirstParagraph"/>
-      </w:pPr>
-      <w:r>
-        <w:t xml:space="preserve">Classes</w:t>
-      </w:r>
-    </w:p>
-    <w:p>
-      <w:pPr>
-        <w:pStyle w:val="SourceCode"/>
-      </w:pPr>
-      <w:r>
-        <w:rPr>
-          <w:rStyle w:val="VerbatimChar"/>
-        </w:rPr>
-        <w:t xml:space="preserve">OrderService</w:t>
-      </w:r>
-    </w:p>
-    <w:p>
-      <w:pPr>
-        <w:pStyle w:val="FirstParagraph"/>
-      </w:pPr>
-      <w:r>
-        <w:t xml:space="preserve">Interfaces</w:t>
-      </w:r>
-    </w:p>
-    <w:p>
-      <w:pPr>
-        <w:pStyle w:val="SourceCode"/>
-      </w:pPr>
-      <w:r>
-        <w:rPr>
-          <w:rStyle w:val="VerbatimChar"/>
-        </w:rPr>
-        <w:t xml:space="preserve">OrderRepository</w:t>
-      </w:r>
-    </w:p>
-    <w:p>
-      <w:pPr>
-        <w:pStyle w:val="FirstParagraph"/>
-      </w:pPr>
-      <w:r>
-        <w:t xml:space="preserve">Methods</w:t>
-      </w:r>
-    </w:p>
-    <w:p>
-      <w:pPr>
-        <w:pStyle w:val="SourceCode"/>
-      </w:pPr>
-      <w:r>
-        <w:rPr>
-          <w:rStyle w:val="VerbatimChar"/>
-        </w:rPr>
-        <w:t xml:space="preserve">load_order()</w:t>
-      </w:r>
-      <w:r>
-        <w:br/>
-      </w:r>
-      <w:r>
-        <w:rPr>
-          <w:rStyle w:val="VerbatimChar"/>
-        </w:rPr>
-        <w:t xml:space="preserve">create_position()</w:t>
-      </w:r>
-      <w:r>
-        <w:br/>
-      </w:r>
-      <w:r>
-        <w:rPr>
-          <w:rStyle w:val="VerbatimChar"/>
-        </w:rPr>
-        <w:t xml:space="preserve">calculate_risk()</w:t>
-      </w:r>
-    </w:p>
-    <w:p>
-      <w:pPr>
-        <w:pStyle w:val="FirstParagraph"/>
-      </w:pPr>
-      <w:r>
-        <w:t xml:space="preserve">Avoid abbreviations.</w:t>
+        <w:t xml:space="preserve">Product and Capability Alignment</w:t>
+      </w:r>
+    </w:p>
+    <w:p>
+      <w:pPr>
+        <w:pStyle w:val="FirstParagraph"/>
+      </w:pPr>
+      <w:r>
+        <w:t xml:space="preserve">An API shall support a defined:</w:t>
+      </w:r>
+    </w:p>
+    <w:p>
+      <w:pPr>
+        <w:pStyle w:val="Compact"/>
+        <w:numPr>
+          <w:ilvl w:val="0"/>
+          <w:numId w:val="1004"/>
+        </w:numPr>
+      </w:pPr>
+      <w:r>
+        <w:t xml:space="preserve">product workflow</w:t>
+      </w:r>
+    </w:p>
+    <w:p>
+      <w:pPr>
+        <w:pStyle w:val="Compact"/>
+        <w:numPr>
+          <w:ilvl w:val="0"/>
+          <w:numId w:val="1004"/>
+        </w:numPr>
+      </w:pPr>
+      <w:r>
+        <w:t xml:space="preserve">application use case</w:t>
+      </w:r>
+    </w:p>
+    <w:p>
+      <w:pPr>
+        <w:pStyle w:val="Compact"/>
+        <w:numPr>
+          <w:ilvl w:val="0"/>
+          <w:numId w:val="1004"/>
+        </w:numPr>
+      </w:pPr>
+      <w:r>
+        <w:t xml:space="preserve">domain capability</w:t>
+      </w:r>
+    </w:p>
+    <w:p>
+      <w:pPr>
+        <w:pStyle w:val="Compact"/>
+        <w:numPr>
+          <w:ilvl w:val="0"/>
+          <w:numId w:val="1004"/>
+        </w:numPr>
+      </w:pPr>
+      <w:r>
+        <w:t xml:space="preserve">technical integration boundary</w:t>
+      </w:r>
+    </w:p>
+    <w:p>
+      <w:pPr>
+        <w:pStyle w:val="FirstParagraph"/>
+      </w:pPr>
+      <w:r>
+        <w:t xml:space="preserve">Before introducing an interface identify:</w:t>
+      </w:r>
+    </w:p>
+    <w:p>
+      <w:pPr>
+        <w:pStyle w:val="Compact"/>
+        <w:numPr>
+          <w:ilvl w:val="0"/>
+          <w:numId w:val="1005"/>
+        </w:numPr>
+      </w:pPr>
+      <w:r>
+        <w:t xml:space="preserve">The consumer.</w:t>
+      </w:r>
+    </w:p>
+    <w:p>
+      <w:pPr>
+        <w:pStyle w:val="Compact"/>
+        <w:numPr>
+          <w:ilvl w:val="0"/>
+          <w:numId w:val="1005"/>
+        </w:numPr>
+      </w:pPr>
+      <w:r>
+        <w:t xml:space="preserve">The owner.</w:t>
+      </w:r>
+    </w:p>
+    <w:p>
+      <w:pPr>
+        <w:pStyle w:val="Compact"/>
+        <w:numPr>
+          <w:ilvl w:val="0"/>
+          <w:numId w:val="1005"/>
+        </w:numPr>
+      </w:pPr>
+      <w:r>
+        <w:t xml:space="preserve">The capability boundary.</w:t>
+      </w:r>
+    </w:p>
+    <w:p>
+      <w:pPr>
+        <w:pStyle w:val="Compact"/>
+        <w:numPr>
+          <w:ilvl w:val="0"/>
+          <w:numId w:val="1005"/>
+        </w:numPr>
+      </w:pPr>
+      <w:r>
+        <w:t xml:space="preserve">The required operations.</w:t>
+      </w:r>
+    </w:p>
+    <w:p>
+      <w:pPr>
+        <w:pStyle w:val="Compact"/>
+        <w:numPr>
+          <w:ilvl w:val="0"/>
+          <w:numId w:val="1005"/>
+        </w:numPr>
+      </w:pPr>
+      <w:r>
+        <w:t xml:space="preserve">The expected failure behaviour.</w:t>
+      </w:r>
+    </w:p>
+    <w:p>
+      <w:pPr>
+        <w:pStyle w:val="FirstParagraph"/>
+      </w:pPr>
+      <w:r>
+        <w:t xml:space="preserve">Do not introduce interfaces only to anticipate future reuse.</w:t>
       </w:r>
     </w:p>
     <w:p>
@@ -354,21 +535,21 @@
       </w:r>
     </w:p>
     <w:bookmarkEnd w:id="13"/>
-    <w:bookmarkStart w:id="14" w:name="parameters"/>
+    <w:bookmarkStart w:id="14" w:name="architecture-boundary-rules"/>
     <w:p>
       <w:pPr>
         <w:pStyle w:val="Heading1"/>
       </w:pPr>
       <w:r>
-        <w:t xml:space="preserve">Parameters</w:t>
-      </w:r>
-    </w:p>
-    <w:p>
-      <w:pPr>
-        <w:pStyle w:val="FirstParagraph"/>
-      </w:pPr>
-      <w:r>
-        <w:t xml:space="preserve">Prefer:</w:t>
+        <w:t xml:space="preserve">Architecture Boundary Rules</w:t>
+      </w:r>
+    </w:p>
+    <w:p>
+      <w:pPr>
+        <w:pStyle w:val="FirstParagraph"/>
+      </w:pPr>
+      <w:r>
+        <w:t xml:space="preserve">Interfaces shall preserve the architecture dependency direction.</w:t>
       </w:r>
     </w:p>
     <w:p>
@@ -379,15 +560,137 @@
         <w:rPr>
           <w:rStyle w:val="VerbatimChar"/>
         </w:rPr>
-        <w:t xml:space="preserve">create_order(order: Order) -&gt; OrderId</w:t>
-      </w:r>
-    </w:p>
-    <w:p>
-      <w:pPr>
-        <w:pStyle w:val="FirstParagraph"/>
-      </w:pPr>
-      <w:r>
-        <w:t xml:space="preserve">Avoid long parameter lists.</w:t>
+        <w:t xml:space="preserve">Presentation</w:t>
+      </w:r>
+      <w:r>
+        <w:br/>
+      </w:r>
+      <w:r>
+        <w:rPr>
+          <w:rStyle w:val="VerbatimChar"/>
+        </w:rPr>
+        <w:t xml:space="preserve">     ↓</w:t>
+      </w:r>
+      <w:r>
+        <w:br/>
+      </w:r>
+      <w:r>
+        <w:rPr>
+          <w:rStyle w:val="VerbatimChar"/>
+        </w:rPr>
+        <w:t xml:space="preserve">Application</w:t>
+      </w:r>
+      <w:r>
+        <w:br/>
+      </w:r>
+      <w:r>
+        <w:rPr>
+          <w:rStyle w:val="VerbatimChar"/>
+        </w:rPr>
+        <w:t xml:space="preserve">     ↓</w:t>
+      </w:r>
+      <w:r>
+        <w:br/>
+      </w:r>
+      <w:r>
+        <w:rPr>
+          <w:rStyle w:val="VerbatimChar"/>
+        </w:rPr>
+        <w:t xml:space="preserve">Domain</w:t>
+      </w:r>
+      <w:r>
+        <w:br/>
+      </w:r>
+      <w:r>
+        <w:br/>
+      </w:r>
+      <w:r>
+        <w:rPr>
+          <w:rStyle w:val="VerbatimChar"/>
+        </w:rPr>
+        <w:t xml:space="preserve">Infrastructure</w:t>
+      </w:r>
+      <w:r>
+        <w:br/>
+      </w:r>
+      <w:r>
+        <w:rPr>
+          <w:rStyle w:val="VerbatimChar"/>
+        </w:rPr>
+        <w:t xml:space="preserve">     ↓</w:t>
+      </w:r>
+      <w:r>
+        <w:br/>
+      </w:r>
+      <w:r>
+        <w:rPr>
+          <w:rStyle w:val="VerbatimChar"/>
+        </w:rPr>
+        <w:t xml:space="preserve">Application / Domain Ports</w:t>
+      </w:r>
+    </w:p>
+    <w:p>
+      <w:pPr>
+        <w:pStyle w:val="FirstParagraph"/>
+      </w:pPr>
+      <w:r>
+        <w:t xml:space="preserve">Examples:</w:t>
+      </w:r>
+    </w:p>
+    <w:p>
+      <w:pPr>
+        <w:pStyle w:val="Compact"/>
+        <w:numPr>
+          <w:ilvl w:val="0"/>
+          <w:numId w:val="1006"/>
+        </w:numPr>
+      </w:pPr>
+      <w:r>
+        <w:t xml:space="preserve">Presentation consumes Application services.</w:t>
+      </w:r>
+    </w:p>
+    <w:p>
+      <w:pPr>
+        <w:pStyle w:val="Compact"/>
+        <w:numPr>
+          <w:ilvl w:val="0"/>
+          <w:numId w:val="1006"/>
+        </w:numPr>
+      </w:pPr>
+      <w:r>
+        <w:t xml:space="preserve">Application consumes repository or integration ports.</w:t>
+      </w:r>
+    </w:p>
+    <w:p>
+      <w:pPr>
+        <w:pStyle w:val="Compact"/>
+        <w:numPr>
+          <w:ilvl w:val="0"/>
+          <w:numId w:val="1006"/>
+        </w:numPr>
+      </w:pPr>
+      <w:r>
+        <w:t xml:space="preserve">Infrastructure implements ports.</w:t>
+      </w:r>
+    </w:p>
+    <w:p>
+      <w:pPr>
+        <w:pStyle w:val="Compact"/>
+        <w:numPr>
+          <w:ilvl w:val="0"/>
+          <w:numId w:val="1006"/>
+        </w:numPr>
+      </w:pPr>
+      <w:r>
+        <w:t xml:space="preserve">Domain remains independent from technical APIs.</w:t>
+      </w:r>
+    </w:p>
+    <w:p>
+      <w:pPr>
+        <w:pStyle w:val="FirstParagraph"/>
+      </w:pPr>
+      <w:r>
+        <w:t xml:space="preserve">Presentation shall not consume concrete Infrastructure adapters directly.</w:t>
       </w:r>
     </w:p>
     <w:p>
@@ -395,7 +698,7 @@
         <w:pStyle w:val="BodyText"/>
       </w:pPr>
       <w:r>
-        <w:t xml:space="preserve">Use Value Objects or DTOs where appropriate.</w:t>
+        <w:t xml:space="preserve">Domain APIs shall not expose Infrastructure types.</w:t>
       </w:r>
     </w:p>
     <w:p>
@@ -406,21 +709,21 @@
       </w:r>
     </w:p>
     <w:bookmarkEnd w:id="14"/>
-    <w:bookmarkStart w:id="15" w:name="return-values"/>
+    <w:bookmarkStart w:id="15" w:name="ports-and-adapters"/>
     <w:p>
       <w:pPr>
         <w:pStyle w:val="Heading1"/>
       </w:pPr>
       <w:r>
-        <w:t xml:space="preserve">Return Values</w:t>
-      </w:r>
-    </w:p>
-    <w:p>
-      <w:pPr>
-        <w:pStyle w:val="FirstParagraph"/>
-      </w:pPr>
-      <w:r>
-        <w:t xml:space="preserve">Return meaningful objects.</w:t>
+        <w:t xml:space="preserve">Ports and Adapters</w:t>
+      </w:r>
+    </w:p>
+    <w:p>
+      <w:pPr>
+        <w:pStyle w:val="FirstParagraph"/>
+      </w:pPr>
+      <w:r>
+        <w:t xml:space="preserve">External technical capabilities shall be represented through explicit ports where application workflows require abstraction.</w:t>
       </w:r>
     </w:p>
     <w:p>
@@ -428,7 +731,7 @@
         <w:pStyle w:val="BodyText"/>
       </w:pPr>
       <w:r>
-        <w:t xml:space="preserve">Avoid:</w:t>
+        <w:t xml:space="preserve">Example:</w:t>
       </w:r>
     </w:p>
     <w:p>
@@ -439,33 +742,93 @@
         <w:rPr>
           <w:rStyle w:val="VerbatimChar"/>
         </w:rPr>
-        <w:t xml:space="preserve">True</w:t>
-      </w:r>
-      <w:r>
-        <w:br/>
-      </w:r>
-      <w:r>
-        <w:rPr>
-          <w:rStyle w:val="VerbatimChar"/>
-        </w:rPr>
-        <w:t xml:space="preserve">False</w:t>
-      </w:r>
-      <w:r>
-        <w:br/>
-      </w:r>
-      <w:r>
-        <w:rPr>
-          <w:rStyle w:val="VerbatimChar"/>
-        </w:rPr>
-        <w:t xml:space="preserve">None</w:t>
-      </w:r>
-    </w:p>
-    <w:p>
-      <w:pPr>
-        <w:pStyle w:val="FirstParagraph"/>
-      </w:pPr>
-      <w:r>
-        <w:t xml:space="preserve">when richer domain information is available.</w:t>
+        <w:t xml:space="preserve">Application</w:t>
+      </w:r>
+      <w:r>
+        <w:br/>
+      </w:r>
+      <w:r>
+        <w:rPr>
+          <w:rStyle w:val="VerbatimChar"/>
+        </w:rPr>
+        <w:t xml:space="preserve">    │</w:t>
+      </w:r>
+      <w:r>
+        <w:br/>
+      </w:r>
+      <w:r>
+        <w:rPr>
+          <w:rStyle w:val="VerbatimChar"/>
+        </w:rPr>
+        <w:t xml:space="preserve">    ▼</w:t>
+      </w:r>
+      <w:r>
+        <w:br/>
+      </w:r>
+      <w:r>
+        <w:rPr>
+          <w:rStyle w:val="VerbatimChar"/>
+        </w:rPr>
+        <w:t xml:space="preserve">BrokerPort</w:t>
+      </w:r>
+      <w:r>
+        <w:br/>
+      </w:r>
+      <w:r>
+        <w:rPr>
+          <w:rStyle w:val="VerbatimChar"/>
+        </w:rPr>
+        <w:t xml:space="preserve">    │</w:t>
+      </w:r>
+      <w:r>
+        <w:br/>
+      </w:r>
+      <w:r>
+        <w:rPr>
+          <w:rStyle w:val="VerbatimChar"/>
+        </w:rPr>
+        <w:t xml:space="preserve">    ▼</w:t>
+      </w:r>
+      <w:r>
+        <w:br/>
+      </w:r>
+      <w:r>
+        <w:rPr>
+          <w:rStyle w:val="VerbatimChar"/>
+        </w:rPr>
+        <w:t xml:space="preserve">InteractiveBrokersAdapter</w:t>
+      </w:r>
+    </w:p>
+    <w:p>
+      <w:pPr>
+        <w:pStyle w:val="FirstParagraph"/>
+      </w:pPr>
+      <w:r>
+        <w:t xml:space="preserve">The port defines the application-oriented contract.</w:t>
+      </w:r>
+    </w:p>
+    <w:p>
+      <w:pPr>
+        <w:pStyle w:val="BodyText"/>
+      </w:pPr>
+      <w:r>
+        <w:t xml:space="preserve">The adapter implements provider-specific behaviour.</w:t>
+      </w:r>
+    </w:p>
+    <w:p>
+      <w:pPr>
+        <w:pStyle w:val="BodyText"/>
+      </w:pPr>
+      <w:r>
+        <w:t xml:space="preserve">Ports shall use application-oriented or domain-oriented language.</w:t>
+      </w:r>
+    </w:p>
+    <w:p>
+      <w:pPr>
+        <w:pStyle w:val="BodyText"/>
+      </w:pPr>
+      <w:r>
+        <w:t xml:space="preserve">Adapters may use provider-specific language internally.</w:t>
       </w:r>
     </w:p>
     <w:p>
@@ -476,65 +839,205 @@
       </w:r>
     </w:p>
     <w:bookmarkEnd w:id="15"/>
-    <w:bookmarkStart w:id="16" w:name="exceptions"/>
+    <w:bookmarkStart w:id="16" w:name="port-design"/>
     <w:p>
       <w:pPr>
         <w:pStyle w:val="Heading1"/>
       </w:pPr>
       <w:r>
-        <w:t xml:space="preserve">Exceptions</w:t>
-      </w:r>
-    </w:p>
-    <w:p>
-      <w:pPr>
-        <w:pStyle w:val="FirstParagraph"/>
-      </w:pPr>
-      <w:r>
-        <w:t xml:space="preserve">APIs should:</w:t>
-      </w:r>
-    </w:p>
-    <w:p>
-      <w:pPr>
-        <w:pStyle w:val="Compact"/>
-        <w:numPr>
-          <w:ilvl w:val="0"/>
-          <w:numId w:val="1003"/>
-        </w:numPr>
-      </w:pPr>
-      <w:r>
-        <w:t xml:space="preserve">fail explicitly</w:t>
-      </w:r>
-    </w:p>
-    <w:p>
-      <w:pPr>
-        <w:pStyle w:val="Compact"/>
-        <w:numPr>
-          <w:ilvl w:val="0"/>
-          <w:numId w:val="1003"/>
-        </w:numPr>
-      </w:pPr>
-      <w:r>
-        <w:t xml:space="preserve">provide meaningful exceptions</w:t>
-      </w:r>
-    </w:p>
-    <w:p>
-      <w:pPr>
-        <w:pStyle w:val="Compact"/>
-        <w:numPr>
-          <w:ilvl w:val="0"/>
-          <w:numId w:val="1003"/>
-        </w:numPr>
-      </w:pPr>
-      <w:r>
-        <w:t xml:space="preserve">avoid silent failures</w:t>
-      </w:r>
-    </w:p>
-    <w:p>
-      <w:pPr>
-        <w:pStyle w:val="FirstParagraph"/>
-      </w:pPr>
-      <w:r>
-        <w:t xml:space="preserve">Document expected exceptions.</w:t>
+        <w:t xml:space="preserve">Port Design</w:t>
+      </w:r>
+    </w:p>
+    <w:p>
+      <w:pPr>
+        <w:pStyle w:val="FirstParagraph"/>
+      </w:pPr>
+      <w:r>
+        <w:t xml:space="preserve">A port shall define the minimum capability required by its consumer.</w:t>
+      </w:r>
+    </w:p>
+    <w:p>
+      <w:pPr>
+        <w:pStyle w:val="BodyText"/>
+      </w:pPr>
+      <w:r>
+        <w:t xml:space="preserve">Example:</w:t>
+      </w:r>
+    </w:p>
+    <w:p>
+      <w:pPr>
+        <w:pStyle w:val="SourceCode"/>
+      </w:pPr>
+      <w:r>
+        <w:rPr>
+          <w:rStyle w:val="VerbatimChar"/>
+        </w:rPr>
+        <w:t xml:space="preserve">class BrokerOrderPort(Protocol):</w:t>
+      </w:r>
+      <w:r>
+        <w:br/>
+      </w:r>
+      <w:r>
+        <w:rPr>
+          <w:rStyle w:val="VerbatimChar"/>
+        </w:rPr>
+        <w:t xml:space="preserve">    async def submit_order(</w:t>
+      </w:r>
+      <w:r>
+        <w:br/>
+      </w:r>
+      <w:r>
+        <w:rPr>
+          <w:rStyle w:val="VerbatimChar"/>
+        </w:rPr>
+        <w:t xml:space="preserve">        self,</w:t>
+      </w:r>
+      <w:r>
+        <w:br/>
+      </w:r>
+      <w:r>
+        <w:rPr>
+          <w:rStyle w:val="VerbatimChar"/>
+        </w:rPr>
+        <w:t xml:space="preserve">        request: SubmitOrderRequest,</w:t>
+      </w:r>
+      <w:r>
+        <w:br/>
+      </w:r>
+      <w:r>
+        <w:rPr>
+          <w:rStyle w:val="VerbatimChar"/>
+        </w:rPr>
+        <w:t xml:space="preserve">    ) -&gt; BrokerOrderSubmission:</w:t>
+      </w:r>
+      <w:r>
+        <w:br/>
+      </w:r>
+      <w:r>
+        <w:rPr>
+          <w:rStyle w:val="VerbatimChar"/>
+        </w:rPr>
+        <w:t xml:space="preserve">        ...</w:t>
+      </w:r>
+    </w:p>
+    <w:p>
+      <w:pPr>
+        <w:pStyle w:val="FirstParagraph"/>
+      </w:pPr>
+      <w:r>
+        <w:t xml:space="preserve">Avoid large interfaces such as:</w:t>
+      </w:r>
+    </w:p>
+    <w:p>
+      <w:pPr>
+        <w:pStyle w:val="SourceCode"/>
+      </w:pPr>
+      <w:r>
+        <w:rPr>
+          <w:rStyle w:val="VerbatimChar"/>
+        </w:rPr>
+        <w:t xml:space="preserve">class BrokerService:</w:t>
+      </w:r>
+      <w:r>
+        <w:br/>
+      </w:r>
+      <w:r>
+        <w:rPr>
+          <w:rStyle w:val="VerbatimChar"/>
+        </w:rPr>
+        <w:t xml:space="preserve">    ...</w:t>
+      </w:r>
+    </w:p>
+    <w:p>
+      <w:pPr>
+        <w:pStyle w:val="FirstParagraph"/>
+      </w:pPr>
+      <w:r>
+        <w:t xml:space="preserve">when unrelated capabilities can be separated.</w:t>
+      </w:r>
+    </w:p>
+    <w:p>
+      <w:pPr>
+        <w:pStyle w:val="BodyText"/>
+      </w:pPr>
+      <w:r>
+        <w:t xml:space="preserve">Potential broker capabilities may include:</w:t>
+      </w:r>
+    </w:p>
+    <w:p>
+      <w:pPr>
+        <w:pStyle w:val="Compact"/>
+        <w:numPr>
+          <w:ilvl w:val="0"/>
+          <w:numId w:val="1007"/>
+        </w:numPr>
+      </w:pPr>
+      <w:r>
+        <w:t xml:space="preserve">BrokerConnectionPort</w:t>
+      </w:r>
+    </w:p>
+    <w:p>
+      <w:pPr>
+        <w:pStyle w:val="Compact"/>
+        <w:numPr>
+          <w:ilvl w:val="0"/>
+          <w:numId w:val="1007"/>
+        </w:numPr>
+      </w:pPr>
+      <w:r>
+        <w:t xml:space="preserve">BrokerAccountPort</w:t>
+      </w:r>
+    </w:p>
+    <w:p>
+      <w:pPr>
+        <w:pStyle w:val="Compact"/>
+        <w:numPr>
+          <w:ilvl w:val="0"/>
+          <w:numId w:val="1007"/>
+        </w:numPr>
+      </w:pPr>
+      <w:r>
+        <w:t xml:space="preserve">BrokerPortfolioPort</w:t>
+      </w:r>
+    </w:p>
+    <w:p>
+      <w:pPr>
+        <w:pStyle w:val="Compact"/>
+        <w:numPr>
+          <w:ilvl w:val="0"/>
+          <w:numId w:val="1007"/>
+        </w:numPr>
+      </w:pPr>
+      <w:r>
+        <w:t xml:space="preserve">BrokerOrderPort</w:t>
+      </w:r>
+    </w:p>
+    <w:p>
+      <w:pPr>
+        <w:pStyle w:val="Compact"/>
+        <w:numPr>
+          <w:ilvl w:val="0"/>
+          <w:numId w:val="1007"/>
+        </w:numPr>
+      </w:pPr>
+      <w:r>
+        <w:t xml:space="preserve">BrokerExecutionPort</w:t>
+      </w:r>
+    </w:p>
+    <w:p>
+      <w:pPr>
+        <w:pStyle w:val="FirstParagraph"/>
+      </w:pPr>
+      <w:r>
+        <w:t xml:space="preserve">Interface separation shall be based on real consumers and workflows.</w:t>
+      </w:r>
+    </w:p>
+    <w:p>
+      <w:pPr>
+        <w:pStyle w:val="BodyText"/>
+      </w:pPr>
+      <w:r>
+        <w:t xml:space="preserve">Do not create all potential ports before they are required.</w:t>
       </w:r>
     </w:p>
     <w:p>
@@ -545,21 +1048,21 @@
       </w:r>
     </w:p>
     <w:bookmarkEnd w:id="16"/>
-    <w:bookmarkStart w:id="17" w:name="versioning"/>
+    <w:bookmarkStart w:id="17" w:name="adapter-design"/>
     <w:p>
       <w:pPr>
         <w:pStyle w:val="Heading1"/>
       </w:pPr>
       <w:r>
-        <w:t xml:space="preserve">Versioning</w:t>
-      </w:r>
-    </w:p>
-    <w:p>
-      <w:pPr>
-        <w:pStyle w:val="FirstParagraph"/>
-      </w:pPr>
-      <w:r>
-        <w:t xml:space="preserve">Public APIs should evolve carefully.</w:t>
+        <w:t xml:space="preserve">Adapter Design</w:t>
+      </w:r>
+    </w:p>
+    <w:p>
+      <w:pPr>
+        <w:pStyle w:val="FirstParagraph"/>
+      </w:pPr>
+      <w:r>
+        <w:t xml:space="preserve">Infrastructure adapters implement explicit ports.</w:t>
       </w:r>
     </w:p>
     <w:p>
@@ -567,43 +1070,155 @@
         <w:pStyle w:val="BodyText"/>
       </w:pPr>
       <w:r>
-        <w:t xml:space="preserve">Breaking changes require:</w:t>
-      </w:r>
-    </w:p>
-    <w:p>
-      <w:pPr>
-        <w:pStyle w:val="Compact"/>
-        <w:numPr>
-          <w:ilvl w:val="0"/>
-          <w:numId w:val="1004"/>
-        </w:numPr>
-      </w:pPr>
-      <w:r>
-        <w:t xml:space="preserve">documentation updates</w:t>
-      </w:r>
-    </w:p>
-    <w:p>
-      <w:pPr>
-        <w:pStyle w:val="Compact"/>
-        <w:numPr>
-          <w:ilvl w:val="0"/>
-          <w:numId w:val="1004"/>
-        </w:numPr>
-      </w:pPr>
-      <w:r>
-        <w:t xml:space="preserve">migration guidance</w:t>
-      </w:r>
-    </w:p>
-    <w:p>
-      <w:pPr>
-        <w:pStyle w:val="Compact"/>
-        <w:numPr>
-          <w:ilvl w:val="0"/>
-          <w:numId w:val="1004"/>
-        </w:numPr>
-      </w:pPr>
-      <w:r>
-        <w:t xml:space="preserve">version increment</w:t>
+        <w:t xml:space="preserve">Adapters are responsible for:</w:t>
+      </w:r>
+    </w:p>
+    <w:p>
+      <w:pPr>
+        <w:pStyle w:val="Compact"/>
+        <w:numPr>
+          <w:ilvl w:val="0"/>
+          <w:numId w:val="1008"/>
+        </w:numPr>
+      </w:pPr>
+      <w:r>
+        <w:t xml:space="preserve">provider communication</w:t>
+      </w:r>
+    </w:p>
+    <w:p>
+      <w:pPr>
+        <w:pStyle w:val="Compact"/>
+        <w:numPr>
+          <w:ilvl w:val="0"/>
+          <w:numId w:val="1008"/>
+        </w:numPr>
+      </w:pPr>
+      <w:r>
+        <w:t xml:space="preserve">provider identifier translation</w:t>
+      </w:r>
+    </w:p>
+    <w:p>
+      <w:pPr>
+        <w:pStyle w:val="Compact"/>
+        <w:numPr>
+          <w:ilvl w:val="0"/>
+          <w:numId w:val="1008"/>
+        </w:numPr>
+      </w:pPr>
+      <w:r>
+        <w:t xml:space="preserve">provider model translation</w:t>
+      </w:r>
+    </w:p>
+    <w:p>
+      <w:pPr>
+        <w:pStyle w:val="Compact"/>
+        <w:numPr>
+          <w:ilvl w:val="0"/>
+          <w:numId w:val="1008"/>
+        </w:numPr>
+      </w:pPr>
+      <w:r>
+        <w:t xml:space="preserve">provider error translation</w:t>
+      </w:r>
+    </w:p>
+    <w:p>
+      <w:pPr>
+        <w:pStyle w:val="Compact"/>
+        <w:numPr>
+          <w:ilvl w:val="0"/>
+          <w:numId w:val="1008"/>
+        </w:numPr>
+      </w:pPr>
+      <w:r>
+        <w:t xml:space="preserve">transport lifecycle</w:t>
+      </w:r>
+    </w:p>
+    <w:p>
+      <w:pPr>
+        <w:pStyle w:val="Compact"/>
+        <w:numPr>
+          <w:ilvl w:val="0"/>
+          <w:numId w:val="1008"/>
+        </w:numPr>
+      </w:pPr>
+      <w:r>
+        <w:t xml:space="preserve">technical connection state</w:t>
+      </w:r>
+    </w:p>
+    <w:p>
+      <w:pPr>
+        <w:pStyle w:val="FirstParagraph"/>
+      </w:pPr>
+      <w:r>
+        <w:t xml:space="preserve">Adapters shall not contain:</w:t>
+      </w:r>
+    </w:p>
+    <w:p>
+      <w:pPr>
+        <w:pStyle w:val="Compact"/>
+        <w:numPr>
+          <w:ilvl w:val="0"/>
+          <w:numId w:val="1009"/>
+        </w:numPr>
+      </w:pPr>
+      <w:r>
+        <w:t xml:space="preserve">trading decisions</w:t>
+      </w:r>
+    </w:p>
+    <w:p>
+      <w:pPr>
+        <w:pStyle w:val="Compact"/>
+        <w:numPr>
+          <w:ilvl w:val="0"/>
+          <w:numId w:val="1009"/>
+        </w:numPr>
+      </w:pPr>
+      <w:r>
+        <w:t xml:space="preserve">candidate acceptance rules</w:t>
+      </w:r>
+    </w:p>
+    <w:p>
+      <w:pPr>
+        <w:pStyle w:val="Compact"/>
+        <w:numPr>
+          <w:ilvl w:val="0"/>
+          <w:numId w:val="1009"/>
+        </w:numPr>
+      </w:pPr>
+      <w:r>
+        <w:t xml:space="preserve">portfolio risk decisions</w:t>
+      </w:r>
+    </w:p>
+    <w:p>
+      <w:pPr>
+        <w:pStyle w:val="Compact"/>
+        <w:numPr>
+          <w:ilvl w:val="0"/>
+          <w:numId w:val="1009"/>
+        </w:numPr>
+      </w:pPr>
+      <w:r>
+        <w:t xml:space="preserve">order submission decisions</w:t>
+      </w:r>
+    </w:p>
+    <w:p>
+      <w:pPr>
+        <w:pStyle w:val="Compact"/>
+        <w:numPr>
+          <w:ilvl w:val="0"/>
+          <w:numId w:val="1009"/>
+        </w:numPr>
+      </w:pPr>
+      <w:r>
+        <w:t xml:space="preserve">position close decisions</w:t>
+      </w:r>
+    </w:p>
+    <w:p>
+      <w:pPr>
+        <w:pStyle w:val="FirstParagraph"/>
+      </w:pPr>
+      <w:r>
+        <w:t xml:space="preserve">Adapters translate and execute technical operations.</w:t>
       </w:r>
     </w:p>
     <w:p>
@@ -614,21 +1229,21 @@
       </w:r>
     </w:p>
     <w:bookmarkEnd w:id="17"/>
-    <w:bookmarkStart w:id="18" w:name="dependency-rules"/>
+    <w:bookmarkStart w:id="18" w:name="naming"/>
     <w:p>
       <w:pPr>
         <w:pStyle w:val="Heading1"/>
       </w:pPr>
       <w:r>
-        <w:t xml:space="preserve">Dependency Rules</w:t>
-      </w:r>
-    </w:p>
-    <w:p>
-      <w:pPr>
-        <w:pStyle w:val="FirstParagraph"/>
-      </w:pPr>
-      <w:r>
-        <w:t xml:space="preserve">APIs should expose abstractions rather than implementations.</w:t>
+        <w:t xml:space="preserve">Naming</w:t>
+      </w:r>
+    </w:p>
+    <w:p>
+      <w:pPr>
+        <w:pStyle w:val="FirstParagraph"/>
+      </w:pPr>
+      <w:r>
+        <w:t xml:space="preserve">Names shall communicate capability and responsibility.</w:t>
       </w:r>
     </w:p>
     <w:p>
@@ -636,7 +1251,7 @@
         <w:pStyle w:val="BodyText"/>
       </w:pPr>
       <w:r>
-        <w:t xml:space="preserve">Example:</w:t>
+        <w:t xml:space="preserve">Classes:</w:t>
       </w:r>
     </w:p>
     <w:p>
@@ -647,15 +1262,70 @@
         <w:rPr>
           <w:rStyle w:val="VerbatimChar"/>
         </w:rPr>
+        <w:t xml:space="preserve">OrderApplicationService</w:t>
+      </w:r>
+      <w:r>
+        <w:br/>
+      </w:r>
+      <w:r>
+        <w:rPr>
+          <w:rStyle w:val="VerbatimChar"/>
+        </w:rPr>
+        <w:t xml:space="preserve">TradingCandidateService</w:t>
+      </w:r>
+      <w:r>
+        <w:br/>
+      </w:r>
+      <w:r>
+        <w:rPr>
+          <w:rStyle w:val="VerbatimChar"/>
+        </w:rPr>
+        <w:t xml:space="preserve">InteractiveBrokersOrderAdapter</w:t>
+      </w:r>
+    </w:p>
+    <w:p>
+      <w:pPr>
+        <w:pStyle w:val="FirstParagraph"/>
+      </w:pPr>
+      <w:r>
+        <w:t xml:space="preserve">Interfaces and ports:</w:t>
+      </w:r>
+    </w:p>
+    <w:p>
+      <w:pPr>
+        <w:pStyle w:val="SourceCode"/>
+      </w:pPr>
+      <w:r>
+        <w:rPr>
+          <w:rStyle w:val="VerbatimChar"/>
+        </w:rPr>
         <w:t xml:space="preserve">OrderRepository</w:t>
       </w:r>
-    </w:p>
-    <w:p>
-      <w:pPr>
-        <w:pStyle w:val="FirstParagraph"/>
-      </w:pPr>
-      <w:r>
-        <w:t xml:space="preserve">instead of</w:t>
+      <w:r>
+        <w:br/>
+      </w:r>
+      <w:r>
+        <w:rPr>
+          <w:rStyle w:val="VerbatimChar"/>
+        </w:rPr>
+        <w:t xml:space="preserve">BrokerOrderPort</w:t>
+      </w:r>
+      <w:r>
+        <w:br/>
+      </w:r>
+      <w:r>
+        <w:rPr>
+          <w:rStyle w:val="VerbatimChar"/>
+        </w:rPr>
+        <w:t xml:space="preserve">MarketDataSubscriptionPort</w:t>
+      </w:r>
+    </w:p>
+    <w:p>
+      <w:pPr>
+        <w:pStyle w:val="FirstParagraph"/>
+      </w:pPr>
+      <w:r>
+        <w:t xml:space="preserve">Methods:</w:t>
       </w:r>
     </w:p>
     <w:p>
@@ -666,7 +1336,114 @@
         <w:rPr>
           <w:rStyle w:val="VerbatimChar"/>
         </w:rPr>
-        <w:t xml:space="preserve">SQLiteOrderRepository</w:t>
+        <w:t xml:space="preserve">get_order()</w:t>
+      </w:r>
+      <w:r>
+        <w:br/>
+      </w:r>
+      <w:r>
+        <w:rPr>
+          <w:rStyle w:val="VerbatimChar"/>
+        </w:rPr>
+        <w:t xml:space="preserve">save_order()</w:t>
+      </w:r>
+      <w:r>
+        <w:br/>
+      </w:r>
+      <w:r>
+        <w:rPr>
+          <w:rStyle w:val="VerbatimChar"/>
+        </w:rPr>
+        <w:t xml:space="preserve">submit_order()</w:t>
+      </w:r>
+      <w:r>
+        <w:br/>
+      </w:r>
+      <w:r>
+        <w:rPr>
+          <w:rStyle w:val="VerbatimChar"/>
+        </w:rPr>
+        <w:t xml:space="preserve">cancel_order()</w:t>
+      </w:r>
+      <w:r>
+        <w:br/>
+      </w:r>
+      <w:r>
+        <w:rPr>
+          <w:rStyle w:val="VerbatimChar"/>
+        </w:rPr>
+        <w:t xml:space="preserve">subscribe_quotes()</w:t>
+      </w:r>
+    </w:p>
+    <w:p>
+      <w:pPr>
+        <w:pStyle w:val="FirstParagraph"/>
+      </w:pPr>
+      <w:r>
+        <w:t xml:space="preserve">Avoid vague names such as:</w:t>
+      </w:r>
+    </w:p>
+    <w:p>
+      <w:pPr>
+        <w:pStyle w:val="SourceCode"/>
+      </w:pPr>
+      <w:r>
+        <w:rPr>
+          <w:rStyle w:val="VerbatimChar"/>
+        </w:rPr>
+        <w:t xml:space="preserve">Manager</w:t>
+      </w:r>
+      <w:r>
+        <w:br/>
+      </w:r>
+      <w:r>
+        <w:rPr>
+          <w:rStyle w:val="VerbatimChar"/>
+        </w:rPr>
+        <w:t xml:space="preserve">Handler</w:t>
+      </w:r>
+      <w:r>
+        <w:br/>
+      </w:r>
+      <w:r>
+        <w:rPr>
+          <w:rStyle w:val="VerbatimChar"/>
+        </w:rPr>
+        <w:t xml:space="preserve">Processor</w:t>
+      </w:r>
+      <w:r>
+        <w:br/>
+      </w:r>
+      <w:r>
+        <w:rPr>
+          <w:rStyle w:val="VerbatimChar"/>
+        </w:rPr>
+        <w:t xml:space="preserve">Helper</w:t>
+      </w:r>
+      <w:r>
+        <w:br/>
+      </w:r>
+      <w:r>
+        <w:rPr>
+          <w:rStyle w:val="VerbatimChar"/>
+        </w:rPr>
+        <w:t xml:space="preserve">Utils</w:t>
+      </w:r>
+    </w:p>
+    <w:p>
+      <w:pPr>
+        <w:pStyle w:val="FirstParagraph"/>
+      </w:pPr>
+      <w:r>
+        <w:t xml:space="preserve">unless the specific responsibility is clearly defined by the complete name.</w:t>
+      </w:r>
+    </w:p>
+    <w:p>
+      <w:pPr>
+        <w:pStyle w:val="BodyText"/>
+      </w:pPr>
+      <w:r>
+        <w:t xml:space="preserve">Avoid unnecessary abbreviations.</w:t>
       </w:r>
     </w:p>
     <w:p>
@@ -677,81 +1454,187 @@
       </w:r>
     </w:p>
     <w:bookmarkEnd w:id="18"/>
-    <w:bookmarkStart w:id="19" w:name="documentation"/>
+    <w:bookmarkStart w:id="19" w:name="method-design"/>
     <w:p>
       <w:pPr>
         <w:pStyle w:val="Heading1"/>
       </w:pPr>
       <w:r>
-        <w:t xml:space="preserve">Documentation</w:t>
-      </w:r>
-    </w:p>
-    <w:p>
-      <w:pPr>
-        <w:pStyle w:val="FirstParagraph"/>
-      </w:pPr>
-      <w:r>
-        <w:t xml:space="preserve">Every public API should document:</w:t>
-      </w:r>
-    </w:p>
-    <w:p>
-      <w:pPr>
-        <w:pStyle w:val="Compact"/>
-        <w:numPr>
-          <w:ilvl w:val="0"/>
-          <w:numId w:val="1005"/>
-        </w:numPr>
-      </w:pPr>
-      <w:r>
-        <w:t xml:space="preserve">purpose</w:t>
-      </w:r>
-    </w:p>
-    <w:p>
-      <w:pPr>
-        <w:pStyle w:val="Compact"/>
-        <w:numPr>
-          <w:ilvl w:val="0"/>
-          <w:numId w:val="1005"/>
-        </w:numPr>
-      </w:pPr>
-      <w:r>
-        <w:t xml:space="preserve">parameters</w:t>
-      </w:r>
-    </w:p>
-    <w:p>
-      <w:pPr>
-        <w:pStyle w:val="Compact"/>
-        <w:numPr>
-          <w:ilvl w:val="0"/>
-          <w:numId w:val="1005"/>
-        </w:numPr>
-      </w:pPr>
-      <w:r>
-        <w:t xml:space="preserve">return value</w:t>
-      </w:r>
-    </w:p>
-    <w:p>
-      <w:pPr>
-        <w:pStyle w:val="Compact"/>
-        <w:numPr>
-          <w:ilvl w:val="0"/>
-          <w:numId w:val="1005"/>
-        </w:numPr>
-      </w:pPr>
-      <w:r>
-        <w:t xml:space="preserve">exceptions</w:t>
-      </w:r>
-    </w:p>
-    <w:p>
-      <w:pPr>
-        <w:pStyle w:val="Compact"/>
-        <w:numPr>
-          <w:ilvl w:val="0"/>
-          <w:numId w:val="1005"/>
-        </w:numPr>
-      </w:pPr>
-      <w:r>
-        <w:t xml:space="preserve">usage examples (where useful)</w:t>
+        <w:t xml:space="preserve">Method Design</w:t>
+      </w:r>
+    </w:p>
+    <w:p>
+      <w:pPr>
+        <w:pStyle w:val="FirstParagraph"/>
+      </w:pPr>
+      <w:r>
+        <w:t xml:space="preserve">Methods shall represent one clear operation.</w:t>
+      </w:r>
+    </w:p>
+    <w:p>
+      <w:pPr>
+        <w:pStyle w:val="BodyText"/>
+      </w:pPr>
+      <w:r>
+        <w:t xml:space="preserve">Prefer:</w:t>
+      </w:r>
+    </w:p>
+    <w:p>
+      <w:pPr>
+        <w:pStyle w:val="SourceCode"/>
+      </w:pPr>
+      <w:r>
+        <w:rPr>
+          <w:rStyle w:val="VerbatimChar"/>
+        </w:rPr>
+        <w:t xml:space="preserve">async def submit_order(</w:t>
+      </w:r>
+      <w:r>
+        <w:br/>
+      </w:r>
+      <w:r>
+        <w:rPr>
+          <w:rStyle w:val="VerbatimChar"/>
+        </w:rPr>
+        <w:t xml:space="preserve">    request: SubmitOrderRequest,</w:t>
+      </w:r>
+      <w:r>
+        <w:br/>
+      </w:r>
+      <w:r>
+        <w:rPr>
+          <w:rStyle w:val="VerbatimChar"/>
+        </w:rPr>
+        <w:t xml:space="preserve">) -&gt; BrokerOrderSubmission:</w:t>
+      </w:r>
+      <w:r>
+        <w:br/>
+      </w:r>
+      <w:r>
+        <w:rPr>
+          <w:rStyle w:val="VerbatimChar"/>
+        </w:rPr>
+        <w:t xml:space="preserve">    ...</w:t>
+      </w:r>
+    </w:p>
+    <w:p>
+      <w:pPr>
+        <w:pStyle w:val="FirstParagraph"/>
+      </w:pPr>
+      <w:r>
+        <w:t xml:space="preserve">Avoid:</w:t>
+      </w:r>
+    </w:p>
+    <w:p>
+      <w:pPr>
+        <w:pStyle w:val="SourceCode"/>
+      </w:pPr>
+      <w:r>
+        <w:rPr>
+          <w:rStyle w:val="VerbatimChar"/>
+        </w:rPr>
+        <w:t xml:space="preserve">async def process(</w:t>
+      </w:r>
+      <w:r>
+        <w:br/>
+      </w:r>
+      <w:r>
+        <w:rPr>
+          <w:rStyle w:val="VerbatimChar"/>
+        </w:rPr>
+        <w:t xml:space="preserve">    data: dict,</w:t>
+      </w:r>
+      <w:r>
+        <w:br/>
+      </w:r>
+      <w:r>
+        <w:rPr>
+          <w:rStyle w:val="VerbatimChar"/>
+        </w:rPr>
+        <w:t xml:space="preserve">    mode: str,</w:t>
+      </w:r>
+      <w:r>
+        <w:br/>
+      </w:r>
+      <w:r>
+        <w:rPr>
+          <w:rStyle w:val="VerbatimChar"/>
+        </w:rPr>
+        <w:t xml:space="preserve">    options: dict,</w:t>
+      </w:r>
+      <w:r>
+        <w:br/>
+      </w:r>
+      <w:r>
+        <w:rPr>
+          <w:rStyle w:val="VerbatimChar"/>
+        </w:rPr>
+        <w:t xml:space="preserve">) -&gt; object:</w:t>
+      </w:r>
+      <w:r>
+        <w:br/>
+      </w:r>
+      <w:r>
+        <w:rPr>
+          <w:rStyle w:val="VerbatimChar"/>
+        </w:rPr>
+        <w:t xml:space="preserve">    ...</w:t>
+      </w:r>
+    </w:p>
+    <w:p>
+      <w:pPr>
+        <w:pStyle w:val="FirstParagraph"/>
+      </w:pPr>
+      <w:r>
+        <w:t xml:space="preserve">Method behaviour shall remain understandable from:</w:t>
+      </w:r>
+    </w:p>
+    <w:p>
+      <w:pPr>
+        <w:pStyle w:val="Compact"/>
+        <w:numPr>
+          <w:ilvl w:val="0"/>
+          <w:numId w:val="1010"/>
+        </w:numPr>
+      </w:pPr>
+      <w:r>
+        <w:t xml:space="preserve">name</w:t>
+      </w:r>
+    </w:p>
+    <w:p>
+      <w:pPr>
+        <w:pStyle w:val="Compact"/>
+        <w:numPr>
+          <w:ilvl w:val="0"/>
+          <w:numId w:val="1010"/>
+        </w:numPr>
+      </w:pPr>
+      <w:r>
+        <w:t xml:space="preserve">parameter types</w:t>
+      </w:r>
+    </w:p>
+    <w:p>
+      <w:pPr>
+        <w:pStyle w:val="Compact"/>
+        <w:numPr>
+          <w:ilvl w:val="0"/>
+          <w:numId w:val="1010"/>
+        </w:numPr>
+      </w:pPr>
+      <w:r>
+        <w:t xml:space="preserve">return type</w:t>
+      </w:r>
+    </w:p>
+    <w:p>
+      <w:pPr>
+        <w:pStyle w:val="Compact"/>
+        <w:numPr>
+          <w:ilvl w:val="0"/>
+          <w:numId w:val="1010"/>
+        </w:numPr>
+      </w:pPr>
+      <w:r>
+        <w:t xml:space="preserve">documented failure behaviour</w:t>
       </w:r>
     </w:p>
     <w:p>
@@ -762,21 +1645,21 @@
       </w:r>
     </w:p>
     <w:bookmarkEnd w:id="19"/>
-    <w:bookmarkStart w:id="20" w:name="testing"/>
+    <w:bookmarkStart w:id="20" w:name="parameters"/>
     <w:p>
       <w:pPr>
         <w:pStyle w:val="Heading1"/>
       </w:pPr>
       <w:r>
-        <w:t xml:space="preserve">Testing</w:t>
-      </w:r>
-    </w:p>
-    <w:p>
-      <w:pPr>
-        <w:pStyle w:val="FirstParagraph"/>
-      </w:pPr>
-      <w:r>
-        <w:t xml:space="preserve">Public APIs require automated tests.</w:t>
+        <w:t xml:space="preserve">Parameters</w:t>
+      </w:r>
+    </w:p>
+    <w:p>
+      <w:pPr>
+        <w:pStyle w:val="FirstParagraph"/>
+      </w:pPr>
+      <w:r>
+        <w:t xml:space="preserve">Parameters shall be explicit and strongly typed.</w:t>
       </w:r>
     </w:p>
     <w:p>
@@ -784,55 +1667,129 @@
         <w:pStyle w:val="BodyText"/>
       </w:pPr>
       <w:r>
-        <w:t xml:space="preserve">Tests should verify:</w:t>
-      </w:r>
-    </w:p>
-    <w:p>
-      <w:pPr>
-        <w:pStyle w:val="Compact"/>
-        <w:numPr>
-          <w:ilvl w:val="0"/>
-          <w:numId w:val="1006"/>
-        </w:numPr>
-      </w:pPr>
-      <w:r>
-        <w:t xml:space="preserve">expected behaviour</w:t>
-      </w:r>
-    </w:p>
-    <w:p>
-      <w:pPr>
-        <w:pStyle w:val="Compact"/>
-        <w:numPr>
-          <w:ilvl w:val="0"/>
-          <w:numId w:val="1006"/>
-        </w:numPr>
-      </w:pPr>
-      <w:r>
-        <w:t xml:space="preserve">edge cases</w:t>
-      </w:r>
-    </w:p>
-    <w:p>
-      <w:pPr>
-        <w:pStyle w:val="Compact"/>
-        <w:numPr>
-          <w:ilvl w:val="0"/>
-          <w:numId w:val="1006"/>
-        </w:numPr>
-      </w:pPr>
-      <w:r>
-        <w:t xml:space="preserve">invalid input</w:t>
-      </w:r>
-    </w:p>
-    <w:p>
-      <w:pPr>
-        <w:pStyle w:val="Compact"/>
-        <w:numPr>
-          <w:ilvl w:val="0"/>
-          <w:numId w:val="1006"/>
-        </w:numPr>
-      </w:pPr>
-      <w:r>
-        <w:t xml:space="preserve">error handling</w:t>
+        <w:t xml:space="preserve">Prefer:</w:t>
+      </w:r>
+    </w:p>
+    <w:p>
+      <w:pPr>
+        <w:pStyle w:val="SourceCode"/>
+      </w:pPr>
+      <w:r>
+        <w:rPr>
+          <w:rStyle w:val="VerbatimChar"/>
+        </w:rPr>
+        <w:t xml:space="preserve">create_order(command: CreateOrderCommand) -&gt; OrderId</w:t>
+      </w:r>
+    </w:p>
+    <w:p>
+      <w:pPr>
+        <w:pStyle w:val="FirstParagraph"/>
+      </w:pPr>
+      <w:r>
+        <w:t xml:space="preserve">Avoid long parameter lists.</w:t>
+      </w:r>
+    </w:p>
+    <w:p>
+      <w:pPr>
+        <w:pStyle w:val="BodyText"/>
+      </w:pPr>
+      <w:r>
+        <w:t xml:space="preserve">Use:</w:t>
+      </w:r>
+    </w:p>
+    <w:p>
+      <w:pPr>
+        <w:pStyle w:val="Compact"/>
+        <w:numPr>
+          <w:ilvl w:val="0"/>
+          <w:numId w:val="1011"/>
+        </w:numPr>
+      </w:pPr>
+      <w:r>
+        <w:t xml:space="preserve">Value Objects</w:t>
+      </w:r>
+    </w:p>
+    <w:p>
+      <w:pPr>
+        <w:pStyle w:val="Compact"/>
+        <w:numPr>
+          <w:ilvl w:val="0"/>
+          <w:numId w:val="1011"/>
+        </w:numPr>
+      </w:pPr>
+      <w:r>
+        <w:t xml:space="preserve">Commands</w:t>
+      </w:r>
+    </w:p>
+    <w:p>
+      <w:pPr>
+        <w:pStyle w:val="Compact"/>
+        <w:numPr>
+          <w:ilvl w:val="0"/>
+          <w:numId w:val="1011"/>
+        </w:numPr>
+      </w:pPr>
+      <w:r>
+        <w:t xml:space="preserve">Queries</w:t>
+      </w:r>
+    </w:p>
+    <w:p>
+      <w:pPr>
+        <w:pStyle w:val="Compact"/>
+        <w:numPr>
+          <w:ilvl w:val="0"/>
+          <w:numId w:val="1011"/>
+        </w:numPr>
+      </w:pPr>
+      <w:r>
+        <w:t xml:space="preserve">DTOs</w:t>
+      </w:r>
+    </w:p>
+    <w:p>
+      <w:pPr>
+        <w:pStyle w:val="Compact"/>
+        <w:numPr>
+          <w:ilvl w:val="0"/>
+          <w:numId w:val="1011"/>
+        </w:numPr>
+      </w:pPr>
+      <w:r>
+        <w:t xml:space="preserve">Request Models</w:t>
+      </w:r>
+    </w:p>
+    <w:p>
+      <w:pPr>
+        <w:pStyle w:val="FirstParagraph"/>
+      </w:pPr>
+      <w:r>
+        <w:t xml:space="preserve">where they clarify interface boundaries.</w:t>
+      </w:r>
+    </w:p>
+    <w:p>
+      <w:pPr>
+        <w:pStyle w:val="BodyText"/>
+      </w:pPr>
+      <w:r>
+        <w:t xml:space="preserve">Do not use generic dictionaries as primary API contracts when a stable structure is known.</w:t>
+      </w:r>
+    </w:p>
+    <w:p>
+      <w:pPr>
+        <w:pStyle w:val="BodyText"/>
+      </w:pPr>
+      <w:r>
+        <w:t xml:space="preserve">Avoid:</w:t>
+      </w:r>
+    </w:p>
+    <w:p>
+      <w:pPr>
+        <w:pStyle w:val="SourceCode"/>
+      </w:pPr>
+      <w:r>
+        <w:rPr>
+          <w:rStyle w:val="VerbatimChar"/>
+        </w:rPr>
+        <w:t xml:space="preserve">submit_order(data: dict) -&gt; dict</w:t>
       </w:r>
     </w:p>
     <w:p>
@@ -843,77 +1800,129 @@
       </w:r>
     </w:p>
     <w:bookmarkEnd w:id="20"/>
-    <w:bookmarkStart w:id="21" w:name="api-security"/>
+    <w:bookmarkStart w:id="21" w:name="return-values"/>
     <w:p>
       <w:pPr>
         <w:pStyle w:val="Heading1"/>
       </w:pPr>
       <w:r>
-        <w:t xml:space="preserve">API Security</w:t>
-      </w:r>
-    </w:p>
-    <w:p>
-      <w:pPr>
-        <w:pStyle w:val="FirstParagraph"/>
-      </w:pPr>
-      <w:r>
-        <w:t xml:space="preserve">APIs shall:</w:t>
-      </w:r>
-    </w:p>
-    <w:p>
-      <w:pPr>
-        <w:pStyle w:val="Compact"/>
-        <w:numPr>
-          <w:ilvl w:val="0"/>
-          <w:numId w:val="1007"/>
-        </w:numPr>
-      </w:pPr>
-      <w:r>
-        <w:t xml:space="preserve">validate all input</w:t>
-      </w:r>
-    </w:p>
-    <w:p>
-      <w:pPr>
-        <w:pStyle w:val="Compact"/>
-        <w:numPr>
-          <w:ilvl w:val="0"/>
-          <w:numId w:val="1007"/>
-        </w:numPr>
-      </w:pPr>
-      <w:r>
-        <w:t xml:space="preserve">reject invalid requests explicitly</w:t>
-      </w:r>
-    </w:p>
-    <w:p>
-      <w:pPr>
-        <w:pStyle w:val="Compact"/>
-        <w:numPr>
-          <w:ilvl w:val="0"/>
-          <w:numId w:val="1007"/>
-        </w:numPr>
-      </w:pPr>
-      <w:r>
-        <w:t xml:space="preserve">never expose sensitive information</w:t>
-      </w:r>
-    </w:p>
-    <w:p>
-      <w:pPr>
-        <w:pStyle w:val="Compact"/>
-        <w:numPr>
-          <w:ilvl w:val="0"/>
-          <w:numId w:val="1007"/>
-        </w:numPr>
-      </w:pPr>
-      <w:r>
-        <w:t xml:space="preserve">use least-privilege principles</w:t>
-      </w:r>
-    </w:p>
-    <w:p>
-      <w:pPr>
-        <w:pStyle w:val="FirstParagraph"/>
-      </w:pPr>
-      <w:r>
-        <w:t xml:space="preserve">Security requirements apply to internal and external APIs.</w:t>
+        <w:t xml:space="preserve">Return Values</w:t>
+      </w:r>
+    </w:p>
+    <w:p>
+      <w:pPr>
+        <w:pStyle w:val="FirstParagraph"/>
+      </w:pPr>
+      <w:r>
+        <w:t xml:space="preserve">Return values shall communicate meaningful operation results.</w:t>
+      </w:r>
+    </w:p>
+    <w:p>
+      <w:pPr>
+        <w:pStyle w:val="BodyText"/>
+      </w:pPr>
+      <w:r>
+        <w:t xml:space="preserve">Prefer:</w:t>
+      </w:r>
+    </w:p>
+    <w:p>
+      <w:pPr>
+        <w:pStyle w:val="SourceCode"/>
+      </w:pPr>
+      <w:r>
+        <w:rPr>
+          <w:rStyle w:val="VerbatimChar"/>
+        </w:rPr>
+        <w:t xml:space="preserve">OrderId</w:t>
+      </w:r>
+      <w:r>
+        <w:br/>
+      </w:r>
+      <w:r>
+        <w:rPr>
+          <w:rStyle w:val="VerbatimChar"/>
+        </w:rPr>
+        <w:t xml:space="preserve">Order</w:t>
+      </w:r>
+      <w:r>
+        <w:br/>
+      </w:r>
+      <w:r>
+        <w:rPr>
+          <w:rStyle w:val="VerbatimChar"/>
+        </w:rPr>
+        <w:t xml:space="preserve">BrokerOrderSubmission</w:t>
+      </w:r>
+      <w:r>
+        <w:br/>
+      </w:r>
+      <w:r>
+        <w:rPr>
+          <w:rStyle w:val="VerbatimChar"/>
+        </w:rPr>
+        <w:t xml:space="preserve">QuoteSubscription</w:t>
+      </w:r>
+      <w:r>
+        <w:br/>
+      </w:r>
+      <w:r>
+        <w:rPr>
+          <w:rStyle w:val="VerbatimChar"/>
+        </w:rPr>
+        <w:t xml:space="preserve">ReconciliationResult</w:t>
+      </w:r>
+    </w:p>
+    <w:p>
+      <w:pPr>
+        <w:pStyle w:val="FirstParagraph"/>
+      </w:pPr>
+      <w:r>
+        <w:t xml:space="preserve">Avoid ambiguous primitive results such as:</w:t>
+      </w:r>
+    </w:p>
+    <w:p>
+      <w:pPr>
+        <w:pStyle w:val="SourceCode"/>
+      </w:pPr>
+      <w:r>
+        <w:rPr>
+          <w:rStyle w:val="VerbatimChar"/>
+        </w:rPr>
+        <w:t xml:space="preserve">True</w:t>
+      </w:r>
+      <w:r>
+        <w:br/>
+      </w:r>
+      <w:r>
+        <w:rPr>
+          <w:rStyle w:val="VerbatimChar"/>
+        </w:rPr>
+        <w:t xml:space="preserve">False</w:t>
+      </w:r>
+      <w:r>
+        <w:br/>
+      </w:r>
+      <w:r>
+        <w:rPr>
+          <w:rStyle w:val="VerbatimChar"/>
+        </w:rPr>
+        <w:t xml:space="preserve">None</w:t>
+      </w:r>
+    </w:p>
+    <w:p>
+      <w:pPr>
+        <w:pStyle w:val="FirstParagraph"/>
+      </w:pPr>
+      <w:r>
+        <w:t xml:space="preserve">when richer operation state is required.</w:t>
+      </w:r>
+    </w:p>
+    <w:p>
+      <w:pPr>
+        <w:pStyle w:val="BodyText"/>
+      </w:pPr>
+      <w:r>
+        <w:t xml:space="preserve">A successful method return shall not imply external acknowledgement unless the returned type explicitly represents acknowledgement.</w:t>
       </w:r>
     </w:p>
     <w:p>
@@ -924,93 +1933,177 @@
       </w:r>
     </w:p>
     <w:bookmarkEnd w:id="21"/>
-    <w:bookmarkStart w:id="22" w:name="api-review-checklist"/>
+    <w:bookmarkStart w:id="22" w:name="domain-types"/>
     <w:p>
       <w:pPr>
         <w:pStyle w:val="Heading1"/>
       </w:pPr>
       <w:r>
-        <w:t xml:space="preserve">API Review Checklist</w:t>
-      </w:r>
-    </w:p>
-    <w:p>
-      <w:pPr>
-        <w:pStyle w:val="FirstParagraph"/>
-      </w:pPr>
-      <w:r>
-        <w:t xml:space="preserve">Before introducing or changing an API verify:</w:t>
-      </w:r>
-    </w:p>
-    <w:p>
-      <w:pPr>
-        <w:pStyle w:val="Compact"/>
-        <w:numPr>
-          <w:ilvl w:val="0"/>
-          <w:numId w:val="1008"/>
-        </w:numPr>
-      </w:pPr>
-      <w:r>
-        <w:t xml:space="preserve">interface remains minimal</w:t>
-      </w:r>
-    </w:p>
-    <w:p>
-      <w:pPr>
-        <w:pStyle w:val="Compact"/>
-        <w:numPr>
-          <w:ilvl w:val="0"/>
-          <w:numId w:val="1008"/>
-        </w:numPr>
-      </w:pPr>
-      <w:r>
-        <w:t xml:space="preserve">naming is consistent</w:t>
-      </w:r>
-    </w:p>
-    <w:p>
-      <w:pPr>
-        <w:pStyle w:val="Compact"/>
-        <w:numPr>
-          <w:ilvl w:val="0"/>
-          <w:numId w:val="1008"/>
-        </w:numPr>
-      </w:pPr>
-      <w:r>
-        <w:t xml:space="preserve">backward compatibility considered</w:t>
-      </w:r>
-    </w:p>
-    <w:p>
-      <w:pPr>
-        <w:pStyle w:val="Compact"/>
-        <w:numPr>
-          <w:ilvl w:val="0"/>
-          <w:numId w:val="1008"/>
-        </w:numPr>
-      </w:pPr>
-      <w:r>
-        <w:t xml:space="preserve">documentation updated</w:t>
-      </w:r>
-    </w:p>
-    <w:p>
-      <w:pPr>
-        <w:pStyle w:val="Compact"/>
-        <w:numPr>
-          <w:ilvl w:val="0"/>
-          <w:numId w:val="1008"/>
-        </w:numPr>
-      </w:pPr>
-      <w:r>
-        <w:t xml:space="preserve">automated tests added</w:t>
-      </w:r>
-    </w:p>
-    <w:p>
-      <w:pPr>
-        <w:pStyle w:val="Compact"/>
-        <w:numPr>
-          <w:ilvl w:val="0"/>
-          <w:numId w:val="1008"/>
-        </w:numPr>
-      </w:pPr>
-      <w:r>
-        <w:t xml:space="preserve">architecture preserved</w:t>
+        <w:t xml:space="preserve">Domain Types</w:t>
+      </w:r>
+    </w:p>
+    <w:p>
+      <w:pPr>
+        <w:pStyle w:val="FirstParagraph"/>
+      </w:pPr>
+      <w:r>
+        <w:t xml:space="preserve">Domain interfaces shall use Domain types.</w:t>
+      </w:r>
+    </w:p>
+    <w:p>
+      <w:pPr>
+        <w:pStyle w:val="BodyText"/>
+      </w:pPr>
+      <w:r>
+        <w:t xml:space="preserve">Examples:</w:t>
+      </w:r>
+    </w:p>
+    <w:p>
+      <w:pPr>
+        <w:pStyle w:val="Compact"/>
+        <w:numPr>
+          <w:ilvl w:val="0"/>
+          <w:numId w:val="1012"/>
+        </w:numPr>
+      </w:pPr>
+      <w:r>
+        <w:t xml:space="preserve">InstrumentId</w:t>
+      </w:r>
+    </w:p>
+    <w:p>
+      <w:pPr>
+        <w:pStyle w:val="Compact"/>
+        <w:numPr>
+          <w:ilvl w:val="0"/>
+          <w:numId w:val="1012"/>
+        </w:numPr>
+      </w:pPr>
+      <w:r>
+        <w:t xml:space="preserve">OrderId</w:t>
+      </w:r>
+    </w:p>
+    <w:p>
+      <w:pPr>
+        <w:pStyle w:val="Compact"/>
+        <w:numPr>
+          <w:ilvl w:val="0"/>
+          <w:numId w:val="1012"/>
+        </w:numPr>
+      </w:pPr>
+      <w:r>
+        <w:t xml:space="preserve">PositionId</w:t>
+      </w:r>
+    </w:p>
+    <w:p>
+      <w:pPr>
+        <w:pStyle w:val="Compact"/>
+        <w:numPr>
+          <w:ilvl w:val="0"/>
+          <w:numId w:val="1012"/>
+        </w:numPr>
+      </w:pPr>
+      <w:r>
+        <w:t xml:space="preserve">Money</w:t>
+      </w:r>
+    </w:p>
+    <w:p>
+      <w:pPr>
+        <w:pStyle w:val="Compact"/>
+        <w:numPr>
+          <w:ilvl w:val="0"/>
+          <w:numId w:val="1012"/>
+        </w:numPr>
+      </w:pPr>
+      <w:r>
+        <w:t xml:space="preserve">Price</w:t>
+      </w:r>
+    </w:p>
+    <w:p>
+      <w:pPr>
+        <w:pStyle w:val="Compact"/>
+        <w:numPr>
+          <w:ilvl w:val="0"/>
+          <w:numId w:val="1012"/>
+        </w:numPr>
+      </w:pPr>
+      <w:r>
+        <w:t xml:space="preserve">Quantity</w:t>
+      </w:r>
+    </w:p>
+    <w:p>
+      <w:pPr>
+        <w:pStyle w:val="FirstParagraph"/>
+      </w:pPr>
+      <w:r>
+        <w:t xml:space="preserve">Domain types shall not contain:</w:t>
+      </w:r>
+    </w:p>
+    <w:p>
+      <w:pPr>
+        <w:pStyle w:val="Compact"/>
+        <w:numPr>
+          <w:ilvl w:val="0"/>
+          <w:numId w:val="1013"/>
+        </w:numPr>
+      </w:pPr>
+      <w:r>
+        <w:t xml:space="preserve">SQLAlchemy models</w:t>
+      </w:r>
+    </w:p>
+    <w:p>
+      <w:pPr>
+        <w:pStyle w:val="Compact"/>
+        <w:numPr>
+          <w:ilvl w:val="0"/>
+          <w:numId w:val="1013"/>
+        </w:numPr>
+      </w:pPr>
+      <w:r>
+        <w:t xml:space="preserve">broker models</w:t>
+      </w:r>
+    </w:p>
+    <w:p>
+      <w:pPr>
+        <w:pStyle w:val="Compact"/>
+        <w:numPr>
+          <w:ilvl w:val="0"/>
+          <w:numId w:val="1013"/>
+        </w:numPr>
+      </w:pPr>
+      <w:r>
+        <w:t xml:space="preserve">provider payloads</w:t>
+      </w:r>
+    </w:p>
+    <w:p>
+      <w:pPr>
+        <w:pStyle w:val="Compact"/>
+        <w:numPr>
+          <w:ilvl w:val="0"/>
+          <w:numId w:val="1013"/>
+        </w:numPr>
+      </w:pPr>
+      <w:r>
+        <w:t xml:space="preserve">PySide6 types</w:t>
+      </w:r>
+    </w:p>
+    <w:p>
+      <w:pPr>
+        <w:pStyle w:val="Compact"/>
+        <w:numPr>
+          <w:ilvl w:val="0"/>
+          <w:numId w:val="1013"/>
+        </w:numPr>
+      </w:pPr>
+      <w:r>
+        <w:t xml:space="preserve">transport schemas</w:t>
+      </w:r>
+    </w:p>
+    <w:p>
+      <w:pPr>
+        <w:pStyle w:val="FirstParagraph"/>
+      </w:pPr>
+      <w:r>
+        <w:t xml:space="preserve">Domain APIs shall remain technology-independent.</w:t>
       </w:r>
     </w:p>
     <w:p>
@@ -1021,77 +2114,167 @@
       </w:r>
     </w:p>
     <w:bookmarkEnd w:id="22"/>
-    <w:bookmarkStart w:id="23" w:name="future-api-evolution"/>
+    <w:bookmarkStart w:id="23" w:name="application-dtos"/>
     <w:p>
       <w:pPr>
         <w:pStyle w:val="Heading1"/>
       </w:pPr>
       <w:r>
-        <w:t xml:space="preserve">Future API Evolution</w:t>
-      </w:r>
-    </w:p>
-    <w:p>
-      <w:pPr>
-        <w:pStyle w:val="FirstParagraph"/>
-      </w:pPr>
-      <w:r>
-        <w:t xml:space="preserve">Future APIs should remain consistent across:</w:t>
-      </w:r>
-    </w:p>
-    <w:p>
-      <w:pPr>
-        <w:pStyle w:val="Compact"/>
-        <w:numPr>
-          <w:ilvl w:val="0"/>
-          <w:numId w:val="1009"/>
-        </w:numPr>
-      </w:pPr>
-      <w:r>
-        <w:t xml:space="preserve">Python interfaces</w:t>
-      </w:r>
-    </w:p>
-    <w:p>
-      <w:pPr>
-        <w:pStyle w:val="Compact"/>
-        <w:numPr>
-          <w:ilvl w:val="0"/>
-          <w:numId w:val="1009"/>
-        </w:numPr>
-      </w:pPr>
-      <w:r>
-        <w:t xml:space="preserve">Plugin interfaces</w:t>
-      </w:r>
-    </w:p>
-    <w:p>
-      <w:pPr>
-        <w:pStyle w:val="Compact"/>
-        <w:numPr>
-          <w:ilvl w:val="0"/>
-          <w:numId w:val="1009"/>
-        </w:numPr>
-      </w:pPr>
-      <w:r>
-        <w:t xml:space="preserve">REST APIs</w:t>
-      </w:r>
-    </w:p>
-    <w:p>
-      <w:pPr>
-        <w:pStyle w:val="Compact"/>
-        <w:numPr>
-          <w:ilvl w:val="0"/>
-          <w:numId w:val="1009"/>
-        </w:numPr>
-      </w:pPr>
-      <w:r>
-        <w:t xml:space="preserve">WebSocket APIs</w:t>
-      </w:r>
-    </w:p>
-    <w:p>
-      <w:pPr>
-        <w:pStyle w:val="FirstParagraph"/>
-      </w:pPr>
-      <w:r>
-        <w:t xml:space="preserve">Reuse existing domain models and avoid duplicate contracts.</w:t>
+        <w:t xml:space="preserve">Application DTOs</w:t>
+      </w:r>
+    </w:p>
+    <w:p>
+      <w:pPr>
+        <w:pStyle w:val="FirstParagraph"/>
+      </w:pPr>
+      <w:r>
+        <w:t xml:space="preserve">Application DTOs may be used to transfer structured data across application boundaries.</w:t>
+      </w:r>
+    </w:p>
+    <w:p>
+      <w:pPr>
+        <w:pStyle w:val="BodyText"/>
+      </w:pPr>
+      <w:r>
+        <w:t xml:space="preserve">DTOs shall:</w:t>
+      </w:r>
+    </w:p>
+    <w:p>
+      <w:pPr>
+        <w:pStyle w:val="Compact"/>
+        <w:numPr>
+          <w:ilvl w:val="0"/>
+          <w:numId w:val="1014"/>
+        </w:numPr>
+      </w:pPr>
+      <w:r>
+        <w:t xml:space="preserve">have explicit fields</w:t>
+      </w:r>
+    </w:p>
+    <w:p>
+      <w:pPr>
+        <w:pStyle w:val="Compact"/>
+        <w:numPr>
+          <w:ilvl w:val="0"/>
+          <w:numId w:val="1014"/>
+        </w:numPr>
+      </w:pPr>
+      <w:r>
+        <w:t xml:space="preserve">be strongly typed</w:t>
+      </w:r>
+    </w:p>
+    <w:p>
+      <w:pPr>
+        <w:pStyle w:val="Compact"/>
+        <w:numPr>
+          <w:ilvl w:val="0"/>
+          <w:numId w:val="1014"/>
+        </w:numPr>
+      </w:pPr>
+      <w:r>
+        <w:t xml:space="preserve">remain free of provider-specific transport behaviour</w:t>
+      </w:r>
+    </w:p>
+    <w:p>
+      <w:pPr>
+        <w:pStyle w:val="Compact"/>
+        <w:numPr>
+          <w:ilvl w:val="0"/>
+          <w:numId w:val="1014"/>
+        </w:numPr>
+      </w:pPr>
+      <w:r>
+        <w:t xml:space="preserve">represent application requirements</w:t>
+      </w:r>
+    </w:p>
+    <w:p>
+      <w:pPr>
+        <w:pStyle w:val="FirstParagraph"/>
+      </w:pPr>
+      <w:r>
+        <w:t xml:space="preserve">Example:</w:t>
+      </w:r>
+    </w:p>
+    <w:p>
+      <w:pPr>
+        <w:pStyle w:val="SourceCode"/>
+      </w:pPr>
+      <w:r>
+        <w:rPr>
+          <w:rStyle w:val="VerbatimChar"/>
+        </w:rPr>
+        <w:t xml:space="preserve">@dataclass(frozen=True)</w:t>
+      </w:r>
+      <w:r>
+        <w:br/>
+      </w:r>
+      <w:r>
+        <w:rPr>
+          <w:rStyle w:val="VerbatimChar"/>
+        </w:rPr>
+        <w:t xml:space="preserve">class SubmitOrderRequest:</w:t>
+      </w:r>
+      <w:r>
+        <w:br/>
+      </w:r>
+      <w:r>
+        <w:rPr>
+          <w:rStyle w:val="VerbatimChar"/>
+        </w:rPr>
+        <w:t xml:space="preserve">    order_id: OrderId</w:t>
+      </w:r>
+      <w:r>
+        <w:br/>
+      </w:r>
+      <w:r>
+        <w:rPr>
+          <w:rStyle w:val="VerbatimChar"/>
+        </w:rPr>
+        <w:t xml:space="preserve">    instrument_id: InstrumentId</w:t>
+      </w:r>
+      <w:r>
+        <w:br/>
+      </w:r>
+      <w:r>
+        <w:rPr>
+          <w:rStyle w:val="VerbatimChar"/>
+        </w:rPr>
+        <w:t xml:space="preserve">    action: OrderAction</w:t>
+      </w:r>
+      <w:r>
+        <w:br/>
+      </w:r>
+      <w:r>
+        <w:rPr>
+          <w:rStyle w:val="VerbatimChar"/>
+        </w:rPr>
+        <w:t xml:space="preserve">    quantity: Quantity</w:t>
+      </w:r>
+      <w:r>
+        <w:br/>
+      </w:r>
+      <w:r>
+        <w:rPr>
+          <w:rStyle w:val="VerbatimChar"/>
+        </w:rPr>
+        <w:t xml:space="preserve">    order_type: OrderType</w:t>
+      </w:r>
+      <w:r>
+        <w:br/>
+      </w:r>
+      <w:r>
+        <w:rPr>
+          <w:rStyle w:val="VerbatimChar"/>
+        </w:rPr>
+        <w:t xml:space="preserve">    limit_price: Price | None</w:t>
+      </w:r>
+    </w:p>
+    <w:p>
+      <w:pPr>
+        <w:pStyle w:val="FirstParagraph"/>
+      </w:pPr>
+      <w:r>
+        <w:t xml:space="preserve">DTOs are not automatically Domain Entities.</w:t>
       </w:r>
     </w:p>
     <w:p>
@@ -1102,12 +2285,3635 @@
       </w:r>
     </w:p>
     <w:bookmarkEnd w:id="23"/>
-    <w:bookmarkStart w:id="24" w:name="related-documents"/>
+    <w:bookmarkStart w:id="24" w:name="provider-models"/>
     <w:p>
       <w:pPr>
         <w:pStyle w:val="Heading1"/>
       </w:pPr>
       <w:r>
+        <w:t xml:space="preserve">Provider Models</w:t>
+      </w:r>
+    </w:p>
+    <w:p>
+      <w:pPr>
+        <w:pStyle w:val="FirstParagraph"/>
+      </w:pPr>
+      <w:r>
+        <w:t xml:space="preserve">Provider-specific models belong to Infrastructure.</w:t>
+      </w:r>
+    </w:p>
+    <w:p>
+      <w:pPr>
+        <w:pStyle w:val="BodyText"/>
+      </w:pPr>
+      <w:r>
+        <w:t xml:space="preserve">Examples:</w:t>
+      </w:r>
+    </w:p>
+    <w:p>
+      <w:pPr>
+        <w:pStyle w:val="SourceCode"/>
+      </w:pPr>
+      <w:r>
+        <w:rPr>
+          <w:rStyle w:val="VerbatimChar"/>
+        </w:rPr>
+        <w:t xml:space="preserve">IbContract</w:t>
+      </w:r>
+      <w:r>
+        <w:br/>
+      </w:r>
+      <w:r>
+        <w:rPr>
+          <w:rStyle w:val="VerbatimChar"/>
+        </w:rPr>
+        <w:t xml:space="preserve">IbOrder</w:t>
+      </w:r>
+      <w:r>
+        <w:br/>
+      </w:r>
+      <w:r>
+        <w:rPr>
+          <w:rStyle w:val="VerbatimChar"/>
+        </w:rPr>
+        <w:t xml:space="preserve">ProviderQuoteMessage</w:t>
+      </w:r>
+    </w:p>
+    <w:p>
+      <w:pPr>
+        <w:pStyle w:val="FirstParagraph"/>
+      </w:pPr>
+      <w:r>
+        <w:t xml:space="preserve">Provider models shall not cross into Domain APIs.</w:t>
+      </w:r>
+    </w:p>
+    <w:p>
+      <w:pPr>
+        <w:pStyle w:val="BodyText"/>
+      </w:pPr>
+      <w:r>
+        <w:t xml:space="preserve">Adapters shall translate provider models into application-oriented or domain-oriented structures.</w:t>
+      </w:r>
+    </w:p>
+    <w:p>
+      <w:pPr>
+        <w:pStyle w:val="BodyText"/>
+      </w:pPr>
+      <w:r>
+        <w:t xml:space="preserve">Avoid leaking vendor identifiers into business interfaces unless the integration workflow explicitly requires them.</w:t>
+      </w:r>
+    </w:p>
+    <w:p>
+      <w:r>
+        <w:pict>
+          <v:rect style="width:0;height:1.5pt" o:hralign="center" o:hrstd="t" o:hr="t"/>
+        </w:pict>
+      </w:r>
+    </w:p>
+    <w:bookmarkEnd w:id="24"/>
+    <w:bookmarkStart w:id="25" w:name="persistence-models"/>
+    <w:p>
+      <w:pPr>
+        <w:pStyle w:val="Heading1"/>
+      </w:pPr>
+      <w:r>
+        <w:t xml:space="preserve">Persistence Models</w:t>
+      </w:r>
+    </w:p>
+    <w:p>
+      <w:pPr>
+        <w:pStyle w:val="FirstParagraph"/>
+      </w:pPr>
+      <w:r>
+        <w:t xml:space="preserve">Persistence models belong to Infrastructure.</w:t>
+      </w:r>
+    </w:p>
+    <w:p>
+      <w:pPr>
+        <w:pStyle w:val="BodyText"/>
+      </w:pPr>
+      <w:r>
+        <w:t xml:space="preserve">Examples:</w:t>
+      </w:r>
+    </w:p>
+    <w:p>
+      <w:pPr>
+        <w:pStyle w:val="SourceCode"/>
+      </w:pPr>
+      <w:r>
+        <w:rPr>
+          <w:rStyle w:val="VerbatimChar"/>
+        </w:rPr>
+        <w:t xml:space="preserve">OrderRecord</w:t>
+      </w:r>
+      <w:r>
+        <w:br/>
+      </w:r>
+      <w:r>
+        <w:rPr>
+          <w:rStyle w:val="VerbatimChar"/>
+        </w:rPr>
+        <w:t xml:space="preserve">PositionRecord</w:t>
+      </w:r>
+      <w:r>
+        <w:br/>
+      </w:r>
+      <w:r>
+        <w:rPr>
+          <w:rStyle w:val="VerbatimChar"/>
+        </w:rPr>
+        <w:t xml:space="preserve">SqlAlchemyOrderModel</w:t>
+      </w:r>
+    </w:p>
+    <w:p>
+      <w:pPr>
+        <w:pStyle w:val="FirstParagraph"/>
+      </w:pPr>
+      <w:r>
+        <w:t xml:space="preserve">Repository interfaces shall not expose SQLAlchemy models.</w:t>
+      </w:r>
+    </w:p>
+    <w:p>
+      <w:pPr>
+        <w:pStyle w:val="BodyText"/>
+      </w:pPr>
+      <w:r>
+        <w:t xml:space="preserve">Prefer:</w:t>
+      </w:r>
+    </w:p>
+    <w:p>
+      <w:pPr>
+        <w:pStyle w:val="SourceCode"/>
+      </w:pPr>
+      <w:r>
+        <w:rPr>
+          <w:rStyle w:val="VerbatimChar"/>
+        </w:rPr>
+        <w:t xml:space="preserve">def get(self, order_id: OrderId) -&gt; Order | None:</w:t>
+      </w:r>
+      <w:r>
+        <w:br/>
+      </w:r>
+      <w:r>
+        <w:rPr>
+          <w:rStyle w:val="VerbatimChar"/>
+        </w:rPr>
+        <w:t xml:space="preserve">    ...</w:t>
+      </w:r>
+    </w:p>
+    <w:p>
+      <w:pPr>
+        <w:pStyle w:val="FirstParagraph"/>
+      </w:pPr>
+      <w:r>
+        <w:t xml:space="preserve">Avoid:</w:t>
+      </w:r>
+    </w:p>
+    <w:p>
+      <w:pPr>
+        <w:pStyle w:val="SourceCode"/>
+      </w:pPr>
+      <w:r>
+        <w:rPr>
+          <w:rStyle w:val="VerbatimChar"/>
+        </w:rPr>
+        <w:t xml:space="preserve">def get(self, order_id: str) -&gt; SqlAlchemyOrderModel | None:</w:t>
+      </w:r>
+      <w:r>
+        <w:br/>
+      </w:r>
+      <w:r>
+        <w:rPr>
+          <w:rStyle w:val="VerbatimChar"/>
+        </w:rPr>
+        <w:t xml:space="preserve">    ...</w:t>
+      </w:r>
+    </w:p>
+    <w:p>
+      <w:r>
+        <w:pict>
+          <v:rect style="width:0;height:1.5pt" o:hralign="center" o:hrstd="t" o:hr="t"/>
+        </w:pict>
+      </w:r>
+    </w:p>
+    <w:bookmarkEnd w:id="25"/>
+    <w:bookmarkStart w:id="26" w:name="async-interfaces"/>
+    <w:p>
+      <w:pPr>
+        <w:pStyle w:val="Heading1"/>
+      </w:pPr>
+      <w:r>
+        <w:t xml:space="preserve">Async Interfaces</w:t>
+      </w:r>
+    </w:p>
+    <w:p>
+      <w:pPr>
+        <w:pStyle w:val="FirstParagraph"/>
+      </w:pPr>
+      <w:r>
+        <w:t xml:space="preserve">Interfaces shall be asynchronous when the underlying operation is inherently asynchronous or externally coordinated.</w:t>
+      </w:r>
+    </w:p>
+    <w:p>
+      <w:pPr>
+        <w:pStyle w:val="BodyText"/>
+      </w:pPr>
+      <w:r>
+        <w:t xml:space="preserve">Typical asynchronous operations include:</w:t>
+      </w:r>
+    </w:p>
+    <w:p>
+      <w:pPr>
+        <w:pStyle w:val="Compact"/>
+        <w:numPr>
+          <w:ilvl w:val="0"/>
+          <w:numId w:val="1015"/>
+        </w:numPr>
+      </w:pPr>
+      <w:r>
+        <w:t xml:space="preserve">broker communication</w:t>
+      </w:r>
+    </w:p>
+    <w:p>
+      <w:pPr>
+        <w:pStyle w:val="Compact"/>
+        <w:numPr>
+          <w:ilvl w:val="0"/>
+          <w:numId w:val="1015"/>
+        </w:numPr>
+      </w:pPr>
+      <w:r>
+        <w:t xml:space="preserve">market data subscriptions</w:t>
+      </w:r>
+    </w:p>
+    <w:p>
+      <w:pPr>
+        <w:pStyle w:val="Compact"/>
+        <w:numPr>
+          <w:ilvl w:val="0"/>
+          <w:numId w:val="1015"/>
+        </w:numPr>
+      </w:pPr>
+      <w:r>
+        <w:t xml:space="preserve">external API calls</w:t>
+      </w:r>
+    </w:p>
+    <w:p>
+      <w:pPr>
+        <w:pStyle w:val="Compact"/>
+        <w:numPr>
+          <w:ilvl w:val="0"/>
+          <w:numId w:val="1015"/>
+        </w:numPr>
+      </w:pPr>
+      <w:r>
+        <w:t xml:space="preserve">asynchronous messaging</w:t>
+      </w:r>
+    </w:p>
+    <w:p>
+      <w:pPr>
+        <w:pStyle w:val="Compact"/>
+        <w:numPr>
+          <w:ilvl w:val="0"/>
+          <w:numId w:val="1015"/>
+        </w:numPr>
+      </w:pPr>
+      <w:r>
+        <w:t xml:space="preserve">long-running runtime operations</w:t>
+      </w:r>
+    </w:p>
+    <w:p>
+      <w:pPr>
+        <w:pStyle w:val="FirstParagraph"/>
+      </w:pPr>
+      <w:r>
+        <w:t xml:space="preserve">Example:</w:t>
+      </w:r>
+    </w:p>
+    <w:p>
+      <w:pPr>
+        <w:pStyle w:val="SourceCode"/>
+      </w:pPr>
+      <w:r>
+        <w:rPr>
+          <w:rStyle w:val="VerbatimChar"/>
+        </w:rPr>
+        <w:t xml:space="preserve">async def submit_order(</w:t>
+      </w:r>
+      <w:r>
+        <w:br/>
+      </w:r>
+      <w:r>
+        <w:rPr>
+          <w:rStyle w:val="VerbatimChar"/>
+        </w:rPr>
+        <w:t xml:space="preserve">    request: SubmitOrderRequest,</w:t>
+      </w:r>
+      <w:r>
+        <w:br/>
+      </w:r>
+      <w:r>
+        <w:rPr>
+          <w:rStyle w:val="VerbatimChar"/>
+        </w:rPr>
+        <w:t xml:space="preserve">) -&gt; BrokerOrderSubmission:</w:t>
+      </w:r>
+      <w:r>
+        <w:br/>
+      </w:r>
+      <w:r>
+        <w:rPr>
+          <w:rStyle w:val="VerbatimChar"/>
+        </w:rPr>
+        <w:t xml:space="preserve">    ...</w:t>
+      </w:r>
+    </w:p>
+    <w:p>
+      <w:pPr>
+        <w:pStyle w:val="FirstParagraph"/>
+      </w:pPr>
+      <w:r>
+        <w:t xml:space="preserve">Do not mark interfaces asynchronous without an actual asynchronous boundary.</w:t>
+      </w:r>
+    </w:p>
+    <w:p>
+      <w:pPr>
+        <w:pStyle w:val="BodyText"/>
+      </w:pPr>
+      <w:r>
+        <w:t xml:space="preserve">Async behaviour shall remain explicit to callers.</w:t>
+      </w:r>
+    </w:p>
+    <w:p>
+      <w:r>
+        <w:pict>
+          <v:rect style="width:0;height:1.5pt" o:hralign="center" o:hrstd="t" o:hr="t"/>
+        </w:pict>
+      </w:r>
+    </w:p>
+    <w:bookmarkEnd w:id="26"/>
+    <w:bookmarkStart w:id="27" w:name="cancellation"/>
+    <w:p>
+      <w:pPr>
+        <w:pStyle w:val="Heading1"/>
+      </w:pPr>
+      <w:r>
+        <w:t xml:space="preserve">Cancellation</w:t>
+      </w:r>
+    </w:p>
+    <w:p>
+      <w:pPr>
+        <w:pStyle w:val="FirstParagraph"/>
+      </w:pPr>
+      <w:r>
+        <w:t xml:space="preserve">Long-running asynchronous interfaces shall support controlled cancellation where technically appropriate.</w:t>
+      </w:r>
+    </w:p>
+    <w:p>
+      <w:pPr>
+        <w:pStyle w:val="BodyText"/>
+      </w:pPr>
+      <w:r>
+        <w:t xml:space="preserve">Cancellation shall:</w:t>
+      </w:r>
+    </w:p>
+    <w:p>
+      <w:pPr>
+        <w:pStyle w:val="Compact"/>
+        <w:numPr>
+          <w:ilvl w:val="0"/>
+          <w:numId w:val="1016"/>
+        </w:numPr>
+      </w:pPr>
+      <w:r>
+        <w:t xml:space="preserve">release owned resources</w:t>
+      </w:r>
+    </w:p>
+    <w:p>
+      <w:pPr>
+        <w:pStyle w:val="Compact"/>
+        <w:numPr>
+          <w:ilvl w:val="0"/>
+          <w:numId w:val="1016"/>
+        </w:numPr>
+      </w:pPr>
+      <w:r>
+        <w:t xml:space="preserve">preserve valid local state</w:t>
+      </w:r>
+    </w:p>
+    <w:p>
+      <w:pPr>
+        <w:pStyle w:val="Compact"/>
+        <w:numPr>
+          <w:ilvl w:val="0"/>
+          <w:numId w:val="1016"/>
+        </w:numPr>
+      </w:pPr>
+      <w:r>
+        <w:t xml:space="preserve">avoid uncontrolled external side effects</w:t>
+      </w:r>
+    </w:p>
+    <w:p>
+      <w:pPr>
+        <w:pStyle w:val="Compact"/>
+        <w:numPr>
+          <w:ilvl w:val="0"/>
+          <w:numId w:val="1016"/>
+        </w:numPr>
+      </w:pPr>
+      <w:r>
+        <w:t xml:space="preserve">remain distinguishable from external rejection</w:t>
+      </w:r>
+    </w:p>
+    <w:p>
+      <w:pPr>
+        <w:pStyle w:val="FirstParagraph"/>
+      </w:pPr>
+      <w:r>
+        <w:t xml:space="preserve">Cancellation behaviour shall be tested for business-critical operations.</w:t>
+      </w:r>
+    </w:p>
+    <w:p>
+      <w:r>
+        <w:pict>
+          <v:rect style="width:0;height:1.5pt" o:hralign="center" o:hrstd="t" o:hr="t"/>
+        </w:pict>
+      </w:r>
+    </w:p>
+    <w:bookmarkEnd w:id="27"/>
+    <w:bookmarkStart w:id="28" w:name="timeout-behaviour"/>
+    <w:p>
+      <w:pPr>
+        <w:pStyle w:val="Heading1"/>
+      </w:pPr>
+      <w:r>
+        <w:t xml:space="preserve">Timeout Behaviour</w:t>
+      </w:r>
+    </w:p>
+    <w:p>
+      <w:pPr>
+        <w:pStyle w:val="FirstParagraph"/>
+      </w:pPr>
+      <w:r>
+        <w:t xml:space="preserve">External operations shall have defined timeout behaviour where technically appropriate.</w:t>
+      </w:r>
+    </w:p>
+    <w:p>
+      <w:pPr>
+        <w:pStyle w:val="BodyText"/>
+      </w:pPr>
+      <w:r>
+        <w:t xml:space="preserve">Examples:</w:t>
+      </w:r>
+    </w:p>
+    <w:p>
+      <w:pPr>
+        <w:pStyle w:val="Compact"/>
+        <w:numPr>
+          <w:ilvl w:val="0"/>
+          <w:numId w:val="1017"/>
+        </w:numPr>
+      </w:pPr>
+      <w:r>
+        <w:t xml:space="preserve">broker requests</w:t>
+      </w:r>
+    </w:p>
+    <w:p>
+      <w:pPr>
+        <w:pStyle w:val="Compact"/>
+        <w:numPr>
+          <w:ilvl w:val="0"/>
+          <w:numId w:val="1017"/>
+        </w:numPr>
+      </w:pPr>
+      <w:r>
+        <w:t xml:space="preserve">market data requests</w:t>
+      </w:r>
+    </w:p>
+    <w:p>
+      <w:pPr>
+        <w:pStyle w:val="Compact"/>
+        <w:numPr>
+          <w:ilvl w:val="0"/>
+          <w:numId w:val="1017"/>
+        </w:numPr>
+      </w:pPr>
+      <w:r>
+        <w:t xml:space="preserve">external APIs</w:t>
+      </w:r>
+    </w:p>
+    <w:p>
+      <w:pPr>
+        <w:pStyle w:val="FirstParagraph"/>
+      </w:pPr>
+      <w:r>
+        <w:t xml:space="preserve">Timeouts shall remain distinguishable from:</w:t>
+      </w:r>
+    </w:p>
+    <w:p>
+      <w:pPr>
+        <w:pStyle w:val="Compact"/>
+        <w:numPr>
+          <w:ilvl w:val="0"/>
+          <w:numId w:val="1018"/>
+        </w:numPr>
+      </w:pPr>
+      <w:r>
+        <w:t xml:space="preserve">explicit rejection</w:t>
+      </w:r>
+    </w:p>
+    <w:p>
+      <w:pPr>
+        <w:pStyle w:val="Compact"/>
+        <w:numPr>
+          <w:ilvl w:val="0"/>
+          <w:numId w:val="1018"/>
+        </w:numPr>
+      </w:pPr>
+      <w:r>
+        <w:t xml:space="preserve">invalid input</w:t>
+      </w:r>
+    </w:p>
+    <w:p>
+      <w:pPr>
+        <w:pStyle w:val="Compact"/>
+        <w:numPr>
+          <w:ilvl w:val="0"/>
+          <w:numId w:val="1018"/>
+        </w:numPr>
+      </w:pPr>
+      <w:r>
+        <w:t xml:space="preserve">disconnected state</w:t>
+      </w:r>
+    </w:p>
+    <w:p>
+      <w:pPr>
+        <w:pStyle w:val="Compact"/>
+        <w:numPr>
+          <w:ilvl w:val="0"/>
+          <w:numId w:val="1018"/>
+        </w:numPr>
+      </w:pPr>
+      <w:r>
+        <w:t xml:space="preserve">unavailable capability</w:t>
+      </w:r>
+    </w:p>
+    <w:p>
+      <w:pPr>
+        <w:pStyle w:val="FirstParagraph"/>
+      </w:pPr>
+      <w:r>
+        <w:t xml:space="preserve">Timeout behaviour shall be documented for critical interfaces.</w:t>
+      </w:r>
+    </w:p>
+    <w:p>
+      <w:r>
+        <w:pict>
+          <v:rect style="width:0;height:1.5pt" o:hralign="center" o:hrstd="t" o:hr="t"/>
+        </w:pict>
+      </w:r>
+    </w:p>
+    <w:bookmarkEnd w:id="28"/>
+    <w:bookmarkStart w:id="29" w:name="exceptions"/>
+    <w:p>
+      <w:pPr>
+        <w:pStyle w:val="Heading1"/>
+      </w:pPr>
+      <w:r>
+        <w:t xml:space="preserve">Exceptions</w:t>
+      </w:r>
+    </w:p>
+    <w:p>
+      <w:pPr>
+        <w:pStyle w:val="FirstParagraph"/>
+      </w:pPr>
+      <w:r>
+        <w:t xml:space="preserve">APIs shall fail explicitly.</w:t>
+      </w:r>
+    </w:p>
+    <w:p>
+      <w:pPr>
+        <w:pStyle w:val="BodyText"/>
+      </w:pPr>
+      <w:r>
+        <w:t xml:space="preserve">Expected failures shall use meaningful exception types or explicit result states.</w:t>
+      </w:r>
+    </w:p>
+    <w:p>
+      <w:pPr>
+        <w:pStyle w:val="BodyText"/>
+      </w:pPr>
+      <w:r>
+        <w:t xml:space="preserve">Examples:</w:t>
+      </w:r>
+    </w:p>
+    <w:p>
+      <w:pPr>
+        <w:pStyle w:val="SourceCode"/>
+      </w:pPr>
+      <w:r>
+        <w:rPr>
+          <w:rStyle w:val="VerbatimChar"/>
+        </w:rPr>
+        <w:t xml:space="preserve">BrokerDisconnectedError</w:t>
+      </w:r>
+      <w:r>
+        <w:br/>
+      </w:r>
+      <w:r>
+        <w:rPr>
+          <w:rStyle w:val="VerbatimChar"/>
+        </w:rPr>
+        <w:t xml:space="preserve">BrokerOrderRejectedError</w:t>
+      </w:r>
+      <w:r>
+        <w:br/>
+      </w:r>
+      <w:r>
+        <w:rPr>
+          <w:rStyle w:val="VerbatimChar"/>
+        </w:rPr>
+        <w:t xml:space="preserve">MarketDataUnavailableError</w:t>
+      </w:r>
+      <w:r>
+        <w:br/>
+      </w:r>
+      <w:r>
+        <w:rPr>
+          <w:rStyle w:val="VerbatimChar"/>
+        </w:rPr>
+        <w:t xml:space="preserve">RepositoryError</w:t>
+      </w:r>
+    </w:p>
+    <w:p>
+      <w:pPr>
+        <w:pStyle w:val="FirstParagraph"/>
+      </w:pPr>
+      <w:r>
+        <w:t xml:space="preserve">Domain rule violations shall use Domain Exceptions.</w:t>
+      </w:r>
+    </w:p>
+    <w:p>
+      <w:pPr>
+        <w:pStyle w:val="BodyText"/>
+      </w:pPr>
+      <w:r>
+        <w:t xml:space="preserve">Infrastructure failures shall not be disguised as Domain Exceptions.</w:t>
+      </w:r>
+    </w:p>
+    <w:p>
+      <w:pPr>
+        <w:pStyle w:val="BodyText"/>
+      </w:pPr>
+      <w:r>
+        <w:t xml:space="preserve">Avoid silently returning empty data after technical failure.</w:t>
+      </w:r>
+    </w:p>
+    <w:p>
+      <w:r>
+        <w:pict>
+          <v:rect style="width:0;height:1.5pt" o:hralign="center" o:hrstd="t" o:hr="t"/>
+        </w:pict>
+      </w:r>
+    </w:p>
+    <w:bookmarkEnd w:id="29"/>
+    <w:bookmarkStart w:id="30" w:name="error-translation"/>
+    <w:p>
+      <w:pPr>
+        <w:pStyle w:val="Heading1"/>
+      </w:pPr>
+      <w:r>
+        <w:t xml:space="preserve">Error Translation</w:t>
+      </w:r>
+    </w:p>
+    <w:p>
+      <w:pPr>
+        <w:pStyle w:val="FirstParagraph"/>
+      </w:pPr>
+      <w:r>
+        <w:t xml:space="preserve">Adapters shall translate provider-specific errors at the integration boundary.</w:t>
+      </w:r>
+    </w:p>
+    <w:p>
+      <w:pPr>
+        <w:pStyle w:val="BodyText"/>
+      </w:pPr>
+      <w:r>
+        <w:t xml:space="preserve">Example:</w:t>
+      </w:r>
+    </w:p>
+    <w:p>
+      <w:pPr>
+        <w:pStyle w:val="SourceCode"/>
+      </w:pPr>
+      <w:r>
+        <w:rPr>
+          <w:rStyle w:val="VerbatimChar"/>
+        </w:rPr>
+        <w:t xml:space="preserve">IB API Error</w:t>
+      </w:r>
+      <w:r>
+        <w:br/>
+      </w:r>
+      <w:r>
+        <w:rPr>
+          <w:rStyle w:val="VerbatimChar"/>
+        </w:rPr>
+        <w:t xml:space="preserve">    ↓</w:t>
+      </w:r>
+      <w:r>
+        <w:br/>
+      </w:r>
+      <w:r>
+        <w:rPr>
+          <w:rStyle w:val="VerbatimChar"/>
+        </w:rPr>
+        <w:t xml:space="preserve">InteractiveBrokersAdapter</w:t>
+      </w:r>
+      <w:r>
+        <w:br/>
+      </w:r>
+      <w:r>
+        <w:rPr>
+          <w:rStyle w:val="VerbatimChar"/>
+        </w:rPr>
+        <w:t xml:space="preserve">    ↓</w:t>
+      </w:r>
+      <w:r>
+        <w:br/>
+      </w:r>
+      <w:r>
+        <w:rPr>
+          <w:rStyle w:val="VerbatimChar"/>
+        </w:rPr>
+        <w:t xml:space="preserve">BrokerOrderRejectedError</w:t>
+      </w:r>
+    </w:p>
+    <w:p>
+      <w:pPr>
+        <w:pStyle w:val="FirstParagraph"/>
+      </w:pPr>
+      <w:r>
+        <w:t xml:space="preserve">Provider error context may be preserved for logging and diagnostics.</w:t>
+      </w:r>
+    </w:p>
+    <w:p>
+      <w:pPr>
+        <w:pStyle w:val="BodyText"/>
+      </w:pPr>
+      <w:r>
+        <w:t xml:space="preserve">Provider-specific error types shall not leak through application-facing ports unless explicitly required.</w:t>
+      </w:r>
+    </w:p>
+    <w:p>
+      <w:r>
+        <w:pict>
+          <v:rect style="width:0;height:1.5pt" o:hralign="center" o:hrstd="t" o:hr="t"/>
+        </w:pict>
+      </w:r>
+    </w:p>
+    <w:bookmarkEnd w:id="30"/>
+    <w:bookmarkStart w:id="31" w:name="order-submission-interfaces"/>
+    <w:p>
+      <w:pPr>
+        <w:pStyle w:val="Heading1"/>
+      </w:pPr>
+      <w:r>
+        <w:t xml:space="preserve">Order Submission Interfaces</w:t>
+      </w:r>
+    </w:p>
+    <w:p>
+      <w:pPr>
+        <w:pStyle w:val="FirstParagraph"/>
+      </w:pPr>
+      <w:r>
+        <w:t xml:space="preserve">Order submission is business-critical.</w:t>
+      </w:r>
+    </w:p>
+    <w:p>
+      <w:pPr>
+        <w:pStyle w:val="BodyText"/>
+      </w:pPr>
+      <w:r>
+        <w:t xml:space="preserve">An order submission interface shall clearly distinguish:</w:t>
+      </w:r>
+    </w:p>
+    <w:p>
+      <w:pPr>
+        <w:pStyle w:val="Compact"/>
+        <w:numPr>
+          <w:ilvl w:val="0"/>
+          <w:numId w:val="1019"/>
+        </w:numPr>
+      </w:pPr>
+      <w:r>
+        <w:t xml:space="preserve">request accepted locally</w:t>
+      </w:r>
+    </w:p>
+    <w:p>
+      <w:pPr>
+        <w:pStyle w:val="Compact"/>
+        <w:numPr>
+          <w:ilvl w:val="0"/>
+          <w:numId w:val="1019"/>
+        </w:numPr>
+      </w:pPr>
+      <w:r>
+        <w:t xml:space="preserve">request transmitted</w:t>
+      </w:r>
+    </w:p>
+    <w:p>
+      <w:pPr>
+        <w:pStyle w:val="Compact"/>
+        <w:numPr>
+          <w:ilvl w:val="0"/>
+          <w:numId w:val="1019"/>
+        </w:numPr>
+      </w:pPr>
+      <w:r>
+        <w:t xml:space="preserve">broker acknowledgement</w:t>
+      </w:r>
+    </w:p>
+    <w:p>
+      <w:pPr>
+        <w:pStyle w:val="Compact"/>
+        <w:numPr>
+          <w:ilvl w:val="0"/>
+          <w:numId w:val="1019"/>
+        </w:numPr>
+      </w:pPr>
+      <w:r>
+        <w:t xml:space="preserve">broker rejection</w:t>
+      </w:r>
+    </w:p>
+    <w:p>
+      <w:pPr>
+        <w:pStyle w:val="Compact"/>
+        <w:numPr>
+          <w:ilvl w:val="0"/>
+          <w:numId w:val="1019"/>
+        </w:numPr>
+      </w:pPr>
+      <w:r>
+        <w:t xml:space="preserve">execution state</w:t>
+      </w:r>
+    </w:p>
+    <w:p>
+      <w:pPr>
+        <w:pStyle w:val="FirstParagraph"/>
+      </w:pPr>
+      <w:r>
+        <w:t xml:space="preserve">A successful API call shall not automatically mean that the broker acknowledged the order.</w:t>
+      </w:r>
+    </w:p>
+    <w:p>
+      <w:pPr>
+        <w:pStyle w:val="BodyText"/>
+      </w:pPr>
+      <w:r>
+        <w:t xml:space="preserve">Return types and state models shall preserve this distinction.</w:t>
+      </w:r>
+    </w:p>
+    <w:p>
+      <w:r>
+        <w:pict>
+          <v:rect style="width:0;height:1.5pt" o:hralign="center" o:hrstd="t" o:hr="t"/>
+        </w:pict>
+      </w:r>
+    </w:p>
+    <w:bookmarkEnd w:id="31"/>
+    <w:bookmarkStart w:id="32" w:name="duplicate-submission-risk"/>
+    <w:p>
+      <w:pPr>
+        <w:pStyle w:val="Heading1"/>
+      </w:pPr>
+      <w:r>
+        <w:t xml:space="preserve">Duplicate Submission Risk</w:t>
+      </w:r>
+    </w:p>
+    <w:p>
+      <w:pPr>
+        <w:pStyle w:val="FirstParagraph"/>
+      </w:pPr>
+      <w:r>
+        <w:t xml:space="preserve">Order APIs shall consider duplicate execution risk.</w:t>
+      </w:r>
+    </w:p>
+    <w:p>
+      <w:pPr>
+        <w:pStyle w:val="BodyText"/>
+      </w:pPr>
+      <w:r>
+        <w:t xml:space="preserve">Order submission interfaces should support an explicit application-controlled submission identity where required.</w:t>
+      </w:r>
+    </w:p>
+    <w:p>
+      <w:pPr>
+        <w:pStyle w:val="BodyText"/>
+      </w:pPr>
+      <w:r>
+        <w:t xml:space="preserve">Example:</w:t>
+      </w:r>
+    </w:p>
+    <w:p>
+      <w:pPr>
+        <w:pStyle w:val="SourceCode"/>
+      </w:pPr>
+      <w:r>
+        <w:rPr>
+          <w:rStyle w:val="VerbatimChar"/>
+        </w:rPr>
+        <w:t xml:space="preserve">@dataclass(frozen=True)</w:t>
+      </w:r>
+      <w:r>
+        <w:br/>
+      </w:r>
+      <w:r>
+        <w:rPr>
+          <w:rStyle w:val="VerbatimChar"/>
+        </w:rPr>
+        <w:t xml:space="preserve">class SubmitOrderRequest:</w:t>
+      </w:r>
+      <w:r>
+        <w:br/>
+      </w:r>
+      <w:r>
+        <w:rPr>
+          <w:rStyle w:val="VerbatimChar"/>
+        </w:rPr>
+        <w:t xml:space="preserve">    order_id: OrderId</w:t>
+      </w:r>
+      <w:r>
+        <w:br/>
+      </w:r>
+      <w:r>
+        <w:rPr>
+          <w:rStyle w:val="VerbatimChar"/>
+        </w:rPr>
+        <w:t xml:space="preserve">    submission_key: OrderSubmissionKey</w:t>
+      </w:r>
+      <w:r>
+        <w:br/>
+      </w:r>
+      <w:r>
+        <w:rPr>
+          <w:rStyle w:val="VerbatimChar"/>
+        </w:rPr>
+        <w:t xml:space="preserve">    ...</w:t>
+      </w:r>
+    </w:p>
+    <w:p>
+      <w:pPr>
+        <w:pStyle w:val="FirstParagraph"/>
+      </w:pPr>
+      <w:r>
+        <w:t xml:space="preserve">The application workflow owns duplicate-prevention rules.</w:t>
+      </w:r>
+    </w:p>
+    <w:p>
+      <w:pPr>
+        <w:pStyle w:val="BodyText"/>
+      </w:pPr>
+      <w:r>
+        <w:t xml:space="preserve">Infrastructure may preserve and transport submission identifiers where technically possible.</w:t>
+      </w:r>
+    </w:p>
+    <w:p>
+      <w:pPr>
+        <w:pStyle w:val="BodyText"/>
+      </w:pPr>
+      <w:r>
+        <w:t xml:space="preserve">Adapters shall not blindly retry order submission.</w:t>
+      </w:r>
+    </w:p>
+    <w:p>
+      <w:r>
+        <w:pict>
+          <v:rect style="width:0;height:1.5pt" o:hralign="center" o:hrstd="t" o:hr="t"/>
+        </w:pict>
+      </w:r>
+    </w:p>
+    <w:bookmarkEnd w:id="32"/>
+    <w:bookmarkStart w:id="33" w:name="idempotency"/>
+    <w:p>
+      <w:pPr>
+        <w:pStyle w:val="Heading1"/>
+      </w:pPr>
+      <w:r>
+        <w:t xml:space="preserve">Idempotency</w:t>
+      </w:r>
+    </w:p>
+    <w:p>
+      <w:pPr>
+        <w:pStyle w:val="FirstParagraph"/>
+      </w:pPr>
+      <w:r>
+        <w:t xml:space="preserve">Idempotency requirements shall be evaluated per operation.</w:t>
+      </w:r>
+    </w:p>
+    <w:p>
+      <w:pPr>
+        <w:pStyle w:val="BodyText"/>
+      </w:pPr>
+      <w:r>
+        <w:t xml:space="preserve">Typical candidates:</w:t>
+      </w:r>
+    </w:p>
+    <w:p>
+      <w:pPr>
+        <w:pStyle w:val="Compact"/>
+        <w:numPr>
+          <w:ilvl w:val="0"/>
+          <w:numId w:val="1020"/>
+        </w:numPr>
+      </w:pPr>
+      <w:r>
+        <w:t xml:space="preserve">read operations</w:t>
+      </w:r>
+    </w:p>
+    <w:p>
+      <w:pPr>
+        <w:pStyle w:val="Compact"/>
+        <w:numPr>
+          <w:ilvl w:val="0"/>
+          <w:numId w:val="1020"/>
+        </w:numPr>
+      </w:pPr>
+      <w:r>
+        <w:t xml:space="preserve">persistence updates with explicit identity</w:t>
+      </w:r>
+    </w:p>
+    <w:p>
+      <w:pPr>
+        <w:pStyle w:val="Compact"/>
+        <w:numPr>
+          <w:ilvl w:val="0"/>
+          <w:numId w:val="1020"/>
+        </w:numPr>
+      </w:pPr>
+      <w:r>
+        <w:t xml:space="preserve">subscription cancellation</w:t>
+      </w:r>
+    </w:p>
+    <w:p>
+      <w:pPr>
+        <w:pStyle w:val="Compact"/>
+        <w:numPr>
+          <w:ilvl w:val="0"/>
+          <w:numId w:val="1020"/>
+        </w:numPr>
+      </w:pPr>
+      <w:r>
+        <w:t xml:space="preserve">reconciliation reads</w:t>
+      </w:r>
+    </w:p>
+    <w:p>
+      <w:pPr>
+        <w:pStyle w:val="FirstParagraph"/>
+      </w:pPr>
+      <w:r>
+        <w:t xml:space="preserve">Order submission shall not be assumed idempotent.</w:t>
+      </w:r>
+    </w:p>
+    <w:p>
+      <w:pPr>
+        <w:pStyle w:val="BodyText"/>
+      </w:pPr>
+      <w:r>
+        <w:t xml:space="preserve">An API shall document idempotency expectations where repeated execution may create external side effects.</w:t>
+      </w:r>
+    </w:p>
+    <w:p>
+      <w:r>
+        <w:pict>
+          <v:rect style="width:0;height:1.5pt" o:hralign="center" o:hrstd="t" o:hr="t"/>
+        </w:pict>
+      </w:r>
+    </w:p>
+    <w:bookmarkEnd w:id="33"/>
+    <w:bookmarkStart w:id="34" w:name="retry-behaviour"/>
+    <w:p>
+      <w:pPr>
+        <w:pStyle w:val="Heading1"/>
+      </w:pPr>
+      <w:r>
+        <w:t xml:space="preserve">Retry Behaviour</w:t>
+      </w:r>
+    </w:p>
+    <w:p>
+      <w:pPr>
+        <w:pStyle w:val="FirstParagraph"/>
+      </w:pPr>
+      <w:r>
+        <w:t xml:space="preserve">Retry behaviour shall not be hidden inside APIs without explicit design.</w:t>
+      </w:r>
+    </w:p>
+    <w:p>
+      <w:pPr>
+        <w:pStyle w:val="BodyText"/>
+      </w:pPr>
+      <w:r>
+        <w:t xml:space="preserve">Retries shall consider:</w:t>
+      </w:r>
+    </w:p>
+    <w:p>
+      <w:pPr>
+        <w:pStyle w:val="Compact"/>
+        <w:numPr>
+          <w:ilvl w:val="0"/>
+          <w:numId w:val="1021"/>
+        </w:numPr>
+      </w:pPr>
+      <w:r>
+        <w:t xml:space="preserve">idempotency</w:t>
+      </w:r>
+    </w:p>
+    <w:p>
+      <w:pPr>
+        <w:pStyle w:val="Compact"/>
+        <w:numPr>
+          <w:ilvl w:val="0"/>
+          <w:numId w:val="1021"/>
+        </w:numPr>
+      </w:pPr>
+      <w:r>
+        <w:t xml:space="preserve">external side effects</w:t>
+      </w:r>
+    </w:p>
+    <w:p>
+      <w:pPr>
+        <w:pStyle w:val="Compact"/>
+        <w:numPr>
+          <w:ilvl w:val="0"/>
+          <w:numId w:val="1021"/>
+        </w:numPr>
+      </w:pPr>
+      <w:r>
+        <w:t xml:space="preserve">duplicate execution risk</w:t>
+      </w:r>
+    </w:p>
+    <w:p>
+      <w:pPr>
+        <w:pStyle w:val="Compact"/>
+        <w:numPr>
+          <w:ilvl w:val="0"/>
+          <w:numId w:val="1021"/>
+        </w:numPr>
+      </w:pPr>
+      <w:r>
+        <w:t xml:space="preserve">provider behaviour</w:t>
+      </w:r>
+    </w:p>
+    <w:p>
+      <w:pPr>
+        <w:pStyle w:val="Compact"/>
+        <w:numPr>
+          <w:ilvl w:val="0"/>
+          <w:numId w:val="1021"/>
+        </w:numPr>
+      </w:pPr>
+      <w:r>
+        <w:t xml:space="preserve">workflow ownership</w:t>
+      </w:r>
+    </w:p>
+    <w:p>
+      <w:pPr>
+        <w:pStyle w:val="FirstParagraph"/>
+      </w:pPr>
+      <w:r>
+        <w:t xml:space="preserve">Automatic retry may be appropriate for selected read operations.</w:t>
+      </w:r>
+    </w:p>
+    <w:p>
+      <w:pPr>
+        <w:pStyle w:val="BodyText"/>
+      </w:pPr>
+      <w:r>
+        <w:t xml:space="preserve">Automatic order submission retry is prohibited unless explicitly defined and approved by the order workflow.</w:t>
+      </w:r>
+    </w:p>
+    <w:p>
+      <w:pPr>
+        <w:pStyle w:val="BodyText"/>
+      </w:pPr>
+      <w:r>
+        <w:t xml:space="preserve">Retry attempts shall be observable.</w:t>
+      </w:r>
+    </w:p>
+    <w:p>
+      <w:r>
+        <w:pict>
+          <v:rect style="width:0;height:1.5pt" o:hralign="center" o:hrstd="t" o:hr="t"/>
+        </w:pict>
+      </w:r>
+    </w:p>
+    <w:bookmarkEnd w:id="34"/>
+    <w:bookmarkStart w:id="35" w:name="broker-interfaces"/>
+    <w:p>
+      <w:pPr>
+        <w:pStyle w:val="Heading1"/>
+      </w:pPr>
+      <w:r>
+        <w:t xml:space="preserve">Broker Interfaces</w:t>
+      </w:r>
+    </w:p>
+    <w:p>
+      <w:pPr>
+        <w:pStyle w:val="FirstParagraph"/>
+      </w:pPr>
+      <w:r>
+        <w:t xml:space="preserve">Broker interfaces may expose capabilities for:</w:t>
+      </w:r>
+    </w:p>
+    <w:p>
+      <w:pPr>
+        <w:pStyle w:val="Compact"/>
+        <w:numPr>
+          <w:ilvl w:val="0"/>
+          <w:numId w:val="1022"/>
+        </w:numPr>
+      </w:pPr>
+      <w:r>
+        <w:t xml:space="preserve">connection</w:t>
+      </w:r>
+    </w:p>
+    <w:p>
+      <w:pPr>
+        <w:pStyle w:val="Compact"/>
+        <w:numPr>
+          <w:ilvl w:val="0"/>
+          <w:numId w:val="1022"/>
+        </w:numPr>
+      </w:pPr>
+      <w:r>
+        <w:t xml:space="preserve">account information</w:t>
+      </w:r>
+    </w:p>
+    <w:p>
+      <w:pPr>
+        <w:pStyle w:val="Compact"/>
+        <w:numPr>
+          <w:ilvl w:val="0"/>
+          <w:numId w:val="1022"/>
+        </w:numPr>
+      </w:pPr>
+      <w:r>
+        <w:t xml:space="preserve">portfolio information</w:t>
+      </w:r>
+    </w:p>
+    <w:p>
+      <w:pPr>
+        <w:pStyle w:val="Compact"/>
+        <w:numPr>
+          <w:ilvl w:val="0"/>
+          <w:numId w:val="1022"/>
+        </w:numPr>
+      </w:pPr>
+      <w:r>
+        <w:t xml:space="preserve">positions</w:t>
+      </w:r>
+    </w:p>
+    <w:p>
+      <w:pPr>
+        <w:pStyle w:val="Compact"/>
+        <w:numPr>
+          <w:ilvl w:val="0"/>
+          <w:numId w:val="1022"/>
+        </w:numPr>
+      </w:pPr>
+      <w:r>
+        <w:t xml:space="preserve">order submission</w:t>
+      </w:r>
+    </w:p>
+    <w:p>
+      <w:pPr>
+        <w:pStyle w:val="Compact"/>
+        <w:numPr>
+          <w:ilvl w:val="0"/>
+          <w:numId w:val="1022"/>
+        </w:numPr>
+      </w:pPr>
+      <w:r>
+        <w:t xml:space="preserve">order cancellation</w:t>
+      </w:r>
+    </w:p>
+    <w:p>
+      <w:pPr>
+        <w:pStyle w:val="Compact"/>
+        <w:numPr>
+          <w:ilvl w:val="0"/>
+          <w:numId w:val="1022"/>
+        </w:numPr>
+      </w:pPr>
+      <w:r>
+        <w:t xml:space="preserve">order state</w:t>
+      </w:r>
+    </w:p>
+    <w:p>
+      <w:pPr>
+        <w:pStyle w:val="Compact"/>
+        <w:numPr>
+          <w:ilvl w:val="0"/>
+          <w:numId w:val="1022"/>
+        </w:numPr>
+      </w:pPr>
+      <w:r>
+        <w:t xml:space="preserve">executions</w:t>
+      </w:r>
+    </w:p>
+    <w:p>
+      <w:pPr>
+        <w:pStyle w:val="FirstParagraph"/>
+      </w:pPr>
+      <w:r>
+        <w:t xml:space="preserve">Broker interfaces shall expose operational state explicitly.</w:t>
+      </w:r>
+    </w:p>
+    <w:p>
+      <w:pPr>
+        <w:pStyle w:val="BodyText"/>
+      </w:pPr>
+      <w:r>
+        <w:t xml:space="preserve">Example:</w:t>
+      </w:r>
+    </w:p>
+    <w:p>
+      <w:pPr>
+        <w:pStyle w:val="SourceCode"/>
+      </w:pPr>
+      <w:r>
+        <w:rPr>
+          <w:rStyle w:val="VerbatimChar"/>
+        </w:rPr>
+        <w:t xml:space="preserve">async def get_connection_state(</w:t>
+      </w:r>
+      <w:r>
+        <w:br/>
+      </w:r>
+      <w:r>
+        <w:rPr>
+          <w:rStyle w:val="VerbatimChar"/>
+        </w:rPr>
+        <w:t xml:space="preserve">    self,</w:t>
+      </w:r>
+      <w:r>
+        <w:br/>
+      </w:r>
+      <w:r>
+        <w:rPr>
+          <w:rStyle w:val="VerbatimChar"/>
+        </w:rPr>
+        <w:t xml:space="preserve">) -&gt; BrokerConnectionState:</w:t>
+      </w:r>
+      <w:r>
+        <w:br/>
+      </w:r>
+      <w:r>
+        <w:rPr>
+          <w:rStyle w:val="VerbatimChar"/>
+        </w:rPr>
+        <w:t xml:space="preserve">    ...</w:t>
+      </w:r>
+    </w:p>
+    <w:p>
+      <w:pPr>
+        <w:pStyle w:val="FirstParagraph"/>
+      </w:pPr>
+      <w:r>
+        <w:t xml:space="preserve">The application shall not infer broker connectivity from unrelated successful operations.</w:t>
+      </w:r>
+    </w:p>
+    <w:p>
+      <w:r>
+        <w:pict>
+          <v:rect style="width:0;height:1.5pt" o:hralign="center" o:hrstd="t" o:hr="t"/>
+        </w:pict>
+      </w:r>
+    </w:p>
+    <w:bookmarkEnd w:id="35"/>
+    <w:bookmarkStart w:id="36" w:name="market-data-interfaces"/>
+    <w:p>
+      <w:pPr>
+        <w:pStyle w:val="Heading1"/>
+      </w:pPr>
+      <w:r>
+        <w:t xml:space="preserve">Market Data Interfaces</w:t>
+      </w:r>
+    </w:p>
+    <w:p>
+      <w:pPr>
+        <w:pStyle w:val="FirstParagraph"/>
+      </w:pPr>
+      <w:r>
+        <w:t xml:space="preserve">Market data interfaces may expose:</w:t>
+      </w:r>
+    </w:p>
+    <w:p>
+      <w:pPr>
+        <w:pStyle w:val="Compact"/>
+        <w:numPr>
+          <w:ilvl w:val="0"/>
+          <w:numId w:val="1023"/>
+        </w:numPr>
+      </w:pPr>
+      <w:r>
+        <w:t xml:space="preserve">instrument lookup</w:t>
+      </w:r>
+    </w:p>
+    <w:p>
+      <w:pPr>
+        <w:pStyle w:val="Compact"/>
+        <w:numPr>
+          <w:ilvl w:val="0"/>
+          <w:numId w:val="1023"/>
+        </w:numPr>
+      </w:pPr>
+      <w:r>
+        <w:t xml:space="preserve">quote retrieval</w:t>
+      </w:r>
+    </w:p>
+    <w:p>
+      <w:pPr>
+        <w:pStyle w:val="Compact"/>
+        <w:numPr>
+          <w:ilvl w:val="0"/>
+          <w:numId w:val="1023"/>
+        </w:numPr>
+      </w:pPr>
+      <w:r>
+        <w:t xml:space="preserve">quote subscription</w:t>
+      </w:r>
+    </w:p>
+    <w:p>
+      <w:pPr>
+        <w:pStyle w:val="Compact"/>
+        <w:numPr>
+          <w:ilvl w:val="0"/>
+          <w:numId w:val="1023"/>
+        </w:numPr>
+      </w:pPr>
+      <w:r>
+        <w:t xml:space="preserve">subscription cancellation</w:t>
+      </w:r>
+    </w:p>
+    <w:p>
+      <w:pPr>
+        <w:pStyle w:val="Compact"/>
+        <w:numPr>
+          <w:ilvl w:val="0"/>
+          <w:numId w:val="1023"/>
+        </w:numPr>
+      </w:pPr>
+      <w:r>
+        <w:t xml:space="preserve">connection state</w:t>
+      </w:r>
+    </w:p>
+    <w:p>
+      <w:pPr>
+        <w:pStyle w:val="FirstParagraph"/>
+      </w:pPr>
+      <w:r>
+        <w:t xml:space="preserve">Example:</w:t>
+      </w:r>
+    </w:p>
+    <w:p>
+      <w:pPr>
+        <w:pStyle w:val="SourceCode"/>
+      </w:pPr>
+      <w:r>
+        <w:rPr>
+          <w:rStyle w:val="VerbatimChar"/>
+        </w:rPr>
+        <w:t xml:space="preserve">async def subscribe_quotes(</w:t>
+      </w:r>
+      <w:r>
+        <w:br/>
+      </w:r>
+      <w:r>
+        <w:rPr>
+          <w:rStyle w:val="VerbatimChar"/>
+        </w:rPr>
+        <w:t xml:space="preserve">    instrument_id: InstrumentId,</w:t>
+      </w:r>
+      <w:r>
+        <w:br/>
+      </w:r>
+      <w:r>
+        <w:rPr>
+          <w:rStyle w:val="VerbatimChar"/>
+        </w:rPr>
+        <w:t xml:space="preserve">) -&gt; QuoteSubscription:</w:t>
+      </w:r>
+      <w:r>
+        <w:br/>
+      </w:r>
+      <w:r>
+        <w:rPr>
+          <w:rStyle w:val="VerbatimChar"/>
+        </w:rPr>
+        <w:t xml:space="preserve">    ...</w:t>
+      </w:r>
+    </w:p>
+    <w:p>
+      <w:pPr>
+        <w:pStyle w:val="FirstParagraph"/>
+      </w:pPr>
+      <w:r>
+        <w:t xml:space="preserve">Market data contracts shall preserve:</w:t>
+      </w:r>
+    </w:p>
+    <w:p>
+      <w:pPr>
+        <w:pStyle w:val="Compact"/>
+        <w:numPr>
+          <w:ilvl w:val="0"/>
+          <w:numId w:val="1024"/>
+        </w:numPr>
+      </w:pPr>
+      <w:r>
+        <w:t xml:space="preserve">source timestamp where available</w:t>
+      </w:r>
+    </w:p>
+    <w:p>
+      <w:pPr>
+        <w:pStyle w:val="Compact"/>
+        <w:numPr>
+          <w:ilvl w:val="0"/>
+          <w:numId w:val="1024"/>
+        </w:numPr>
+      </w:pPr>
+      <w:r>
+        <w:t xml:space="preserve">availability state</w:t>
+      </w:r>
+    </w:p>
+    <w:p>
+      <w:pPr>
+        <w:pStyle w:val="Compact"/>
+        <w:numPr>
+          <w:ilvl w:val="0"/>
+          <w:numId w:val="1024"/>
+        </w:numPr>
+      </w:pPr>
+      <w:r>
+        <w:t xml:space="preserve">subscription state</w:t>
+      </w:r>
+    </w:p>
+    <w:p>
+      <w:pPr>
+        <w:pStyle w:val="FirstParagraph"/>
+      </w:pPr>
+      <w:r>
+        <w:t xml:space="preserve">Cached data shall not silently appear as current provider data.</w:t>
+      </w:r>
+    </w:p>
+    <w:p>
+      <w:r>
+        <w:pict>
+          <v:rect style="width:0;height:1.5pt" o:hralign="center" o:hrstd="t" o:hr="t"/>
+        </w:pict>
+      </w:r>
+    </w:p>
+    <w:bookmarkEnd w:id="36"/>
+    <w:bookmarkStart w:id="37" w:name="subscription-interfaces"/>
+    <w:p>
+      <w:pPr>
+        <w:pStyle w:val="Heading1"/>
+      </w:pPr>
+      <w:r>
+        <w:t xml:space="preserve">Subscription Interfaces</w:t>
+      </w:r>
+    </w:p>
+    <w:p>
+      <w:pPr>
+        <w:pStyle w:val="FirstParagraph"/>
+      </w:pPr>
+      <w:r>
+        <w:t xml:space="preserve">Subscriptions shall have explicit lifecycle semantics.</w:t>
+      </w:r>
+    </w:p>
+    <w:p>
+      <w:pPr>
+        <w:pStyle w:val="BodyText"/>
+      </w:pPr>
+      <w:r>
+        <w:t xml:space="preserve">Example:</w:t>
+      </w:r>
+    </w:p>
+    <w:p>
+      <w:pPr>
+        <w:pStyle w:val="SourceCode"/>
+      </w:pPr>
+      <w:r>
+        <w:rPr>
+          <w:rStyle w:val="VerbatimChar"/>
+        </w:rPr>
+        <w:t xml:space="preserve">subscription = await market_data.subscribe_quotes(</w:t>
+      </w:r>
+      <w:r>
+        <w:br/>
+      </w:r>
+      <w:r>
+        <w:rPr>
+          <w:rStyle w:val="VerbatimChar"/>
+        </w:rPr>
+        <w:t xml:space="preserve">    instrument_id,</w:t>
+      </w:r>
+      <w:r>
+        <w:br/>
+      </w:r>
+      <w:r>
+        <w:rPr>
+          <w:rStyle w:val="VerbatimChar"/>
+        </w:rPr>
+        <w:t xml:space="preserve">)</w:t>
+      </w:r>
+      <w:r>
+        <w:br/>
+      </w:r>
+      <w:r>
+        <w:br/>
+      </w:r>
+      <w:r>
+        <w:rPr>
+          <w:rStyle w:val="VerbatimChar"/>
+        </w:rPr>
+        <w:t xml:space="preserve">await subscription.close()</w:t>
+      </w:r>
+    </w:p>
+    <w:p>
+      <w:pPr>
+        <w:pStyle w:val="FirstParagraph"/>
+      </w:pPr>
+      <w:r>
+        <w:t xml:space="preserve">Subscription interfaces shall define:</w:t>
+      </w:r>
+    </w:p>
+    <w:p>
+      <w:pPr>
+        <w:pStyle w:val="Compact"/>
+        <w:numPr>
+          <w:ilvl w:val="0"/>
+          <w:numId w:val="1025"/>
+        </w:numPr>
+      </w:pPr>
+      <w:r>
+        <w:t xml:space="preserve">ownership</w:t>
+      </w:r>
+    </w:p>
+    <w:p>
+      <w:pPr>
+        <w:pStyle w:val="Compact"/>
+        <w:numPr>
+          <w:ilvl w:val="0"/>
+          <w:numId w:val="1025"/>
+        </w:numPr>
+      </w:pPr>
+      <w:r>
+        <w:t xml:space="preserve">activation state</w:t>
+      </w:r>
+    </w:p>
+    <w:p>
+      <w:pPr>
+        <w:pStyle w:val="Compact"/>
+        <w:numPr>
+          <w:ilvl w:val="0"/>
+          <w:numId w:val="1025"/>
+        </w:numPr>
+      </w:pPr>
+      <w:r>
+        <w:t xml:space="preserve">cancellation</w:t>
+      </w:r>
+    </w:p>
+    <w:p>
+      <w:pPr>
+        <w:pStyle w:val="Compact"/>
+        <w:numPr>
+          <w:ilvl w:val="0"/>
+          <w:numId w:val="1025"/>
+        </w:numPr>
+      </w:pPr>
+      <w:r>
+        <w:t xml:space="preserve">disposal</w:t>
+      </w:r>
+    </w:p>
+    <w:p>
+      <w:pPr>
+        <w:pStyle w:val="Compact"/>
+        <w:numPr>
+          <w:ilvl w:val="0"/>
+          <w:numId w:val="1025"/>
+        </w:numPr>
+      </w:pPr>
+      <w:r>
+        <w:t xml:space="preserve">failure behaviour</w:t>
+      </w:r>
+    </w:p>
+    <w:p>
+      <w:pPr>
+        <w:pStyle w:val="FirstParagraph"/>
+      </w:pPr>
+      <w:r>
+        <w:t xml:space="preserve">Subscriptions shall not depend on garbage collection for critical resource release.</w:t>
+      </w:r>
+    </w:p>
+    <w:p>
+      <w:r>
+        <w:pict>
+          <v:rect style="width:0;height:1.5pt" o:hralign="center" o:hrstd="t" o:hr="t"/>
+        </w:pict>
+      </w:r>
+    </w:p>
+    <w:bookmarkEnd w:id="37"/>
+    <w:bookmarkStart w:id="38" w:name="repository-interfaces"/>
+    <w:p>
+      <w:pPr>
+        <w:pStyle w:val="Heading1"/>
+      </w:pPr>
+      <w:r>
+        <w:t xml:space="preserve">Repository Interfaces</w:t>
+      </w:r>
+    </w:p>
+    <w:p>
+      <w:pPr>
+        <w:pStyle w:val="FirstParagraph"/>
+      </w:pPr>
+      <w:r>
+        <w:t xml:space="preserve">Repository interfaces represent persistence requirements of Domain or Application workflows.</w:t>
+      </w:r>
+    </w:p>
+    <w:p>
+      <w:pPr>
+        <w:pStyle w:val="BodyText"/>
+      </w:pPr>
+      <w:r>
+        <w:t xml:space="preserve">Example:</w:t>
+      </w:r>
+    </w:p>
+    <w:p>
+      <w:pPr>
+        <w:pStyle w:val="SourceCode"/>
+      </w:pPr>
+      <w:r>
+        <w:rPr>
+          <w:rStyle w:val="VerbatimChar"/>
+        </w:rPr>
+        <w:t xml:space="preserve">class OrderRepository(Protocol):</w:t>
+      </w:r>
+      <w:r>
+        <w:br/>
+      </w:r>
+      <w:r>
+        <w:rPr>
+          <w:rStyle w:val="VerbatimChar"/>
+        </w:rPr>
+        <w:t xml:space="preserve">    def get(</w:t>
+      </w:r>
+      <w:r>
+        <w:br/>
+      </w:r>
+      <w:r>
+        <w:rPr>
+          <w:rStyle w:val="VerbatimChar"/>
+        </w:rPr>
+        <w:t xml:space="preserve">        self,</w:t>
+      </w:r>
+      <w:r>
+        <w:br/>
+      </w:r>
+      <w:r>
+        <w:rPr>
+          <w:rStyle w:val="VerbatimChar"/>
+        </w:rPr>
+        <w:t xml:space="preserve">        order_id: OrderId,</w:t>
+      </w:r>
+      <w:r>
+        <w:br/>
+      </w:r>
+      <w:r>
+        <w:rPr>
+          <w:rStyle w:val="VerbatimChar"/>
+        </w:rPr>
+        <w:t xml:space="preserve">    ) -&gt; Order | None:</w:t>
+      </w:r>
+      <w:r>
+        <w:br/>
+      </w:r>
+      <w:r>
+        <w:rPr>
+          <w:rStyle w:val="VerbatimChar"/>
+        </w:rPr>
+        <w:t xml:space="preserve">        ...</w:t>
+      </w:r>
+      <w:r>
+        <w:br/>
+      </w:r>
+      <w:r>
+        <w:br/>
+      </w:r>
+      <w:r>
+        <w:rPr>
+          <w:rStyle w:val="VerbatimChar"/>
+        </w:rPr>
+        <w:t xml:space="preserve">    def save(</w:t>
+      </w:r>
+      <w:r>
+        <w:br/>
+      </w:r>
+      <w:r>
+        <w:rPr>
+          <w:rStyle w:val="VerbatimChar"/>
+        </w:rPr>
+        <w:t xml:space="preserve">        self,</w:t>
+      </w:r>
+      <w:r>
+        <w:br/>
+      </w:r>
+      <w:r>
+        <w:rPr>
+          <w:rStyle w:val="VerbatimChar"/>
+        </w:rPr>
+        <w:t xml:space="preserve">        order: Order,</w:t>
+      </w:r>
+      <w:r>
+        <w:br/>
+      </w:r>
+      <w:r>
+        <w:rPr>
+          <w:rStyle w:val="VerbatimChar"/>
+        </w:rPr>
+        <w:t xml:space="preserve">    ) -&gt; None:</w:t>
+      </w:r>
+      <w:r>
+        <w:br/>
+      </w:r>
+      <w:r>
+        <w:rPr>
+          <w:rStyle w:val="VerbatimChar"/>
+        </w:rPr>
+        <w:t xml:space="preserve">        ...</w:t>
+      </w:r>
+    </w:p>
+    <w:p>
+      <w:pPr>
+        <w:pStyle w:val="FirstParagraph"/>
+      </w:pPr>
+      <w:r>
+        <w:t xml:space="preserve">Repository interfaces shall:</w:t>
+      </w:r>
+    </w:p>
+    <w:p>
+      <w:pPr>
+        <w:pStyle w:val="Compact"/>
+        <w:numPr>
+          <w:ilvl w:val="0"/>
+          <w:numId w:val="1026"/>
+        </w:numPr>
+      </w:pPr>
+      <w:r>
+        <w:t xml:space="preserve">use domain-oriented identities</w:t>
+      </w:r>
+    </w:p>
+    <w:p>
+      <w:pPr>
+        <w:pStyle w:val="Compact"/>
+        <w:numPr>
+          <w:ilvl w:val="0"/>
+          <w:numId w:val="1026"/>
+        </w:numPr>
+      </w:pPr>
+      <w:r>
+        <w:t xml:space="preserve">expose meaningful persistence operations</w:t>
+      </w:r>
+    </w:p>
+    <w:p>
+      <w:pPr>
+        <w:pStyle w:val="Compact"/>
+        <w:numPr>
+          <w:ilvl w:val="0"/>
+          <w:numId w:val="1026"/>
+        </w:numPr>
+      </w:pPr>
+      <w:r>
+        <w:t xml:space="preserve">avoid SQLAlchemy types</w:t>
+      </w:r>
+    </w:p>
+    <w:p>
+      <w:pPr>
+        <w:pStyle w:val="Compact"/>
+        <w:numPr>
+          <w:ilvl w:val="0"/>
+          <w:numId w:val="1026"/>
+        </w:numPr>
+      </w:pPr>
+      <w:r>
+        <w:t xml:space="preserve">avoid database-specific query language</w:t>
+      </w:r>
+    </w:p>
+    <w:p>
+      <w:pPr>
+        <w:pStyle w:val="FirstParagraph"/>
+      </w:pPr>
+      <w:r>
+        <w:t xml:space="preserve">Do not create generic repositories solely to reduce repeated method names.</w:t>
+      </w:r>
+    </w:p>
+    <w:p>
+      <w:r>
+        <w:pict>
+          <v:rect style="width:0;height:1.5pt" o:hralign="center" o:hrstd="t" o:hr="t"/>
+        </w:pict>
+      </w:r>
+    </w:p>
+    <w:bookmarkEnd w:id="38"/>
+    <w:bookmarkStart w:id="39" w:name="query-interfaces"/>
+    <w:p>
+      <w:pPr>
+        <w:pStyle w:val="Heading1"/>
+      </w:pPr>
+      <w:r>
+        <w:t xml:space="preserve">Query Interfaces</w:t>
+      </w:r>
+    </w:p>
+    <w:p>
+      <w:pPr>
+        <w:pStyle w:val="FirstParagraph"/>
+      </w:pPr>
+      <w:r>
+        <w:t xml:space="preserve">Read-oriented interfaces may return application-specific read models.</w:t>
+      </w:r>
+    </w:p>
+    <w:p>
+      <w:pPr>
+        <w:pStyle w:val="BodyText"/>
+      </w:pPr>
+      <w:r>
+        <w:t xml:space="preserve">Example:</w:t>
+      </w:r>
+    </w:p>
+    <w:p>
+      <w:pPr>
+        <w:pStyle w:val="SourceCode"/>
+      </w:pPr>
+      <w:r>
+        <w:rPr>
+          <w:rStyle w:val="VerbatimChar"/>
+        </w:rPr>
+        <w:t xml:space="preserve">@dataclass(frozen=True)</w:t>
+      </w:r>
+      <w:r>
+        <w:br/>
+      </w:r>
+      <w:r>
+        <w:rPr>
+          <w:rStyle w:val="VerbatimChar"/>
+        </w:rPr>
+        <w:t xml:space="preserve">class OpenOrderView:</w:t>
+      </w:r>
+      <w:r>
+        <w:br/>
+      </w:r>
+      <w:r>
+        <w:rPr>
+          <w:rStyle w:val="VerbatimChar"/>
+        </w:rPr>
+        <w:t xml:space="preserve">    order_id: OrderId</w:t>
+      </w:r>
+      <w:r>
+        <w:br/>
+      </w:r>
+      <w:r>
+        <w:rPr>
+          <w:rStyle w:val="VerbatimChar"/>
+        </w:rPr>
+        <w:t xml:space="preserve">    instrument_id: InstrumentId</w:t>
+      </w:r>
+      <w:r>
+        <w:br/>
+      </w:r>
+      <w:r>
+        <w:rPr>
+          <w:rStyle w:val="VerbatimChar"/>
+        </w:rPr>
+        <w:t xml:space="preserve">    status: OrderStatus</w:t>
+      </w:r>
+    </w:p>
+    <w:p>
+      <w:pPr>
+        <w:pStyle w:val="FirstParagraph"/>
+      </w:pPr>
+      <w:r>
+        <w:t xml:space="preserve">Read models shall remain distinct from mutable Domain Entities where their responsibility differs.</w:t>
+      </w:r>
+    </w:p>
+    <w:p>
+      <w:pPr>
+        <w:pStyle w:val="BodyText"/>
+      </w:pPr>
+      <w:r>
+        <w:t xml:space="preserve">Queries shall not silently mutate business state.</w:t>
+      </w:r>
+    </w:p>
+    <w:p>
+      <w:r>
+        <w:pict>
+          <v:rect style="width:0;height:1.5pt" o:hralign="center" o:hrstd="t" o:hr="t"/>
+        </w:pict>
+      </w:r>
+    </w:p>
+    <w:bookmarkEnd w:id="39"/>
+    <w:bookmarkStart w:id="40" w:name="presentation-facing-interfaces"/>
+    <w:p>
+      <w:pPr>
+        <w:pStyle w:val="Heading1"/>
+      </w:pPr>
+      <w:r>
+        <w:t xml:space="preserve">Presentation-Facing Interfaces</w:t>
+      </w:r>
+    </w:p>
+    <w:p>
+      <w:pPr>
+        <w:pStyle w:val="FirstParagraph"/>
+      </w:pPr>
+      <w:r>
+        <w:t xml:space="preserve">Presentation shall interact with Application interfaces.</w:t>
+      </w:r>
+    </w:p>
+    <w:p>
+      <w:pPr>
+        <w:pStyle w:val="BodyText"/>
+      </w:pPr>
+      <w:r>
+        <w:t xml:space="preserve">Presentation-facing APIs shall provide:</w:t>
+      </w:r>
+    </w:p>
+    <w:p>
+      <w:pPr>
+        <w:pStyle w:val="Compact"/>
+        <w:numPr>
+          <w:ilvl w:val="0"/>
+          <w:numId w:val="1027"/>
+        </w:numPr>
+      </w:pPr>
+      <w:r>
+        <w:t xml:space="preserve">explicit operation state</w:t>
+      </w:r>
+    </w:p>
+    <w:p>
+      <w:pPr>
+        <w:pStyle w:val="Compact"/>
+        <w:numPr>
+          <w:ilvl w:val="0"/>
+          <w:numId w:val="1027"/>
+        </w:numPr>
+      </w:pPr>
+      <w:r>
+        <w:t xml:space="preserve">UI-relevant read models</w:t>
+      </w:r>
+    </w:p>
+    <w:p>
+      <w:pPr>
+        <w:pStyle w:val="Compact"/>
+        <w:numPr>
+          <w:ilvl w:val="0"/>
+          <w:numId w:val="1027"/>
+        </w:numPr>
+      </w:pPr>
+      <w:r>
+        <w:t xml:space="preserve">observable loading or failure state where required</w:t>
+      </w:r>
+    </w:p>
+    <w:p>
+      <w:pPr>
+        <w:pStyle w:val="FirstParagraph"/>
+      </w:pPr>
+      <w:r>
+        <w:t xml:space="preserve">Presentation shall not receive:</w:t>
+      </w:r>
+    </w:p>
+    <w:p>
+      <w:pPr>
+        <w:pStyle w:val="Compact"/>
+        <w:numPr>
+          <w:ilvl w:val="0"/>
+          <w:numId w:val="1028"/>
+        </w:numPr>
+      </w:pPr>
+      <w:r>
+        <w:t xml:space="preserve">SQLAlchemy sessions</w:t>
+      </w:r>
+    </w:p>
+    <w:p>
+      <w:pPr>
+        <w:pStyle w:val="Compact"/>
+        <w:numPr>
+          <w:ilvl w:val="0"/>
+          <w:numId w:val="1028"/>
+        </w:numPr>
+      </w:pPr>
+      <w:r>
+        <w:t xml:space="preserve">broker clients</w:t>
+      </w:r>
+    </w:p>
+    <w:p>
+      <w:pPr>
+        <w:pStyle w:val="Compact"/>
+        <w:numPr>
+          <w:ilvl w:val="0"/>
+          <w:numId w:val="1028"/>
+        </w:numPr>
+      </w:pPr>
+      <w:r>
+        <w:t xml:space="preserve">provider payloads</w:t>
+      </w:r>
+    </w:p>
+    <w:p>
+      <w:pPr>
+        <w:pStyle w:val="Compact"/>
+        <w:numPr>
+          <w:ilvl w:val="0"/>
+          <w:numId w:val="1028"/>
+        </w:numPr>
+      </w:pPr>
+      <w:r>
+        <w:t xml:space="preserve">infrastructure connection objects</w:t>
+      </w:r>
+    </w:p>
+    <w:p>
+      <w:pPr>
+        <w:pStyle w:val="FirstParagraph"/>
+      </w:pPr>
+      <w:r>
+        <w:t xml:space="preserve">Widgets shall not call broker adapters directly.</w:t>
+      </w:r>
+    </w:p>
+    <w:p>
+      <w:r>
+        <w:pict>
+          <v:rect style="width:0;height:1.5pt" o:hralign="center" o:hrstd="t" o:hr="t"/>
+        </w:pict>
+      </w:r>
+    </w:p>
+    <w:bookmarkEnd w:id="40"/>
+    <w:bookmarkStart w:id="41" w:name="state-representation"/>
+    <w:p>
+      <w:pPr>
+        <w:pStyle w:val="Heading1"/>
+      </w:pPr>
+      <w:r>
+        <w:t xml:space="preserve">State Representation</w:t>
+      </w:r>
+    </w:p>
+    <w:p>
+      <w:pPr>
+        <w:pStyle w:val="FirstParagraph"/>
+      </w:pPr>
+      <w:r>
+        <w:t xml:space="preserve">Operational state shall use explicit types.</w:t>
+      </w:r>
+    </w:p>
+    <w:p>
+      <w:pPr>
+        <w:pStyle w:val="BodyText"/>
+      </w:pPr>
+      <w:r>
+        <w:t xml:space="preserve">Prefer:</w:t>
+      </w:r>
+    </w:p>
+    <w:p>
+      <w:pPr>
+        <w:pStyle w:val="SourceCode"/>
+      </w:pPr>
+      <w:r>
+        <w:rPr>
+          <w:rStyle w:val="VerbatimChar"/>
+        </w:rPr>
+        <w:t xml:space="preserve">BrokerConnectionState.CONNECTED</w:t>
+      </w:r>
+      <w:r>
+        <w:br/>
+      </w:r>
+      <w:r>
+        <w:rPr>
+          <w:rStyle w:val="VerbatimChar"/>
+        </w:rPr>
+        <w:t xml:space="preserve">MarketDataState.STALE</w:t>
+      </w:r>
+      <w:r>
+        <w:br/>
+      </w:r>
+      <w:r>
+        <w:rPr>
+          <w:rStyle w:val="VerbatimChar"/>
+        </w:rPr>
+        <w:t xml:space="preserve">OrderStatus.ACKNOWLEDGED</w:t>
+      </w:r>
+    </w:p>
+    <w:p>
+      <w:pPr>
+        <w:pStyle w:val="FirstParagraph"/>
+      </w:pPr>
+      <w:r>
+        <w:t xml:space="preserve">Avoid loosely defined string states such as:</w:t>
+      </w:r>
+    </w:p>
+    <w:p>
+      <w:pPr>
+        <w:pStyle w:val="SourceCode"/>
+      </w:pPr>
+      <w:r>
+        <w:rPr>
+          <w:rStyle w:val="VerbatimChar"/>
+        </w:rPr>
+        <w:t xml:space="preserve">"ok"</w:t>
+      </w:r>
+      <w:r>
+        <w:br/>
+      </w:r>
+      <w:r>
+        <w:rPr>
+          <w:rStyle w:val="VerbatimChar"/>
+        </w:rPr>
+        <w:t xml:space="preserve">"active"</w:t>
+      </w:r>
+      <w:r>
+        <w:br/>
+      </w:r>
+      <w:r>
+        <w:rPr>
+          <w:rStyle w:val="VerbatimChar"/>
+        </w:rPr>
+        <w:t xml:space="preserve">"done"</w:t>
+      </w:r>
+    </w:p>
+    <w:p>
+      <w:pPr>
+        <w:pStyle w:val="FirstParagraph"/>
+      </w:pPr>
+      <w:r>
+        <w:t xml:space="preserve">State transitions shall remain deterministic where business-critical.</w:t>
+      </w:r>
+    </w:p>
+    <w:p>
+      <w:r>
+        <w:pict>
+          <v:rect style="width:0;height:1.5pt" o:hralign="center" o:hrstd="t" o:hr="t"/>
+        </w:pict>
+      </w:r>
+    </w:p>
+    <w:bookmarkEnd w:id="41"/>
+    <w:bookmarkStart w:id="42" w:name="timestamps"/>
+    <w:p>
+      <w:pPr>
+        <w:pStyle w:val="Heading1"/>
+      </w:pPr>
+      <w:r>
+        <w:t xml:space="preserve">Timestamps</w:t>
+      </w:r>
+    </w:p>
+    <w:p>
+      <w:pPr>
+        <w:pStyle w:val="FirstParagraph"/>
+      </w:pPr>
+      <w:r>
+        <w:t xml:space="preserve">API contracts containing time-dependent data shall preserve timestamp semantics.</w:t>
+      </w:r>
+    </w:p>
+    <w:p>
+      <w:pPr>
+        <w:pStyle w:val="BodyText"/>
+      </w:pPr>
+      <w:r>
+        <w:t xml:space="preserve">Where relevant distinguish:</w:t>
+      </w:r>
+    </w:p>
+    <w:p>
+      <w:pPr>
+        <w:pStyle w:val="Compact"/>
+        <w:numPr>
+          <w:ilvl w:val="0"/>
+          <w:numId w:val="1029"/>
+        </w:numPr>
+      </w:pPr>
+      <w:r>
+        <w:t xml:space="preserve">market timestamp</w:t>
+      </w:r>
+    </w:p>
+    <w:p>
+      <w:pPr>
+        <w:pStyle w:val="Compact"/>
+        <w:numPr>
+          <w:ilvl w:val="0"/>
+          <w:numId w:val="1029"/>
+        </w:numPr>
+      </w:pPr>
+      <w:r>
+        <w:t xml:space="preserve">broker timestamp</w:t>
+      </w:r>
+    </w:p>
+    <w:p>
+      <w:pPr>
+        <w:pStyle w:val="Compact"/>
+        <w:numPr>
+          <w:ilvl w:val="0"/>
+          <w:numId w:val="1029"/>
+        </w:numPr>
+      </w:pPr>
+      <w:r>
+        <w:t xml:space="preserve">application timestamp</w:t>
+      </w:r>
+    </w:p>
+    <w:p>
+      <w:pPr>
+        <w:pStyle w:val="FirstParagraph"/>
+      </w:pPr>
+      <w:r>
+        <w:t xml:space="preserve">Timezone context shall remain explicit.</w:t>
+      </w:r>
+    </w:p>
+    <w:p>
+      <w:pPr>
+        <w:pStyle w:val="BodyText"/>
+      </w:pPr>
+      <w:r>
+        <w:t xml:space="preserve">Do not expose ambiguous naive timestamps across critical interfaces.</w:t>
+      </w:r>
+    </w:p>
+    <w:p>
+      <w:r>
+        <w:pict>
+          <v:rect style="width:0;height:1.5pt" o:hralign="center" o:hrstd="t" o:hr="t"/>
+        </w:pict>
+      </w:r>
+    </w:p>
+    <w:bookmarkEnd w:id="42"/>
+    <w:bookmarkStart w:id="43" w:name="availability"/>
+    <w:p>
+      <w:pPr>
+        <w:pStyle w:val="Heading1"/>
+      </w:pPr>
+      <w:r>
+        <w:t xml:space="preserve">Availability</w:t>
+      </w:r>
+    </w:p>
+    <w:p>
+      <w:pPr>
+        <w:pStyle w:val="FirstParagraph"/>
+      </w:pPr>
+      <w:r>
+        <w:t xml:space="preserve">Financial and trading data APIs shall preserve unavailable state.</w:t>
+      </w:r>
+    </w:p>
+    <w:p>
+      <w:pPr>
+        <w:pStyle w:val="BodyText"/>
+      </w:pPr>
+      <w:r>
+        <w:t xml:space="preserve">Do not convert missing data silently to:</w:t>
+      </w:r>
+    </w:p>
+    <w:p>
+      <w:pPr>
+        <w:pStyle w:val="SourceCode"/>
+      </w:pPr>
+      <w:r>
+        <w:rPr>
+          <w:rStyle w:val="VerbatimChar"/>
+        </w:rPr>
+        <w:t xml:space="preserve">0</w:t>
+      </w:r>
+      <w:r>
+        <w:br/>
+      </w:r>
+      <w:r>
+        <w:rPr>
+          <w:rStyle w:val="VerbatimChar"/>
+        </w:rPr>
+        <w:t xml:space="preserve">0.0</w:t>
+      </w:r>
+      <w:r>
+        <w:br/>
+      </w:r>
+      <w:r>
+        <w:rPr>
+          <w:rStyle w:val="VerbatimChar"/>
+        </w:rPr>
+        <w:t xml:space="preserve">Decimal("0")</w:t>
+      </w:r>
+    </w:p>
+    <w:p>
+      <w:pPr>
+        <w:pStyle w:val="FirstParagraph"/>
+      </w:pPr>
+      <w:r>
+        <w:t xml:space="preserve">when zero has valid business meaning.</w:t>
+      </w:r>
+    </w:p>
+    <w:p>
+      <w:pPr>
+        <w:pStyle w:val="BodyText"/>
+      </w:pPr>
+      <w:r>
+        <w:t xml:space="preserve">Use explicit optional or availability-aware structures.</w:t>
+      </w:r>
+    </w:p>
+    <w:p>
+      <w:r>
+        <w:pict>
+          <v:rect style="width:0;height:1.5pt" o:hralign="center" o:hrstd="t" o:hr="t"/>
+        </w:pict>
+      </w:r>
+    </w:p>
+    <w:bookmarkEnd w:id="43"/>
+    <w:bookmarkStart w:id="44" w:name="api-documentation"/>
+    <w:p>
+      <w:pPr>
+        <w:pStyle w:val="Heading1"/>
+      </w:pPr>
+      <w:r>
+        <w:t xml:space="preserve">API Documentation</w:t>
+      </w:r>
+    </w:p>
+    <w:p>
+      <w:pPr>
+        <w:pStyle w:val="FirstParagraph"/>
+      </w:pPr>
+      <w:r>
+        <w:t xml:space="preserve">Public or cross-capability APIs shall document:</w:t>
+      </w:r>
+    </w:p>
+    <w:p>
+      <w:pPr>
+        <w:pStyle w:val="Compact"/>
+        <w:numPr>
+          <w:ilvl w:val="0"/>
+          <w:numId w:val="1030"/>
+        </w:numPr>
+      </w:pPr>
+      <w:r>
+        <w:t xml:space="preserve">purpose</w:t>
+      </w:r>
+    </w:p>
+    <w:p>
+      <w:pPr>
+        <w:pStyle w:val="Compact"/>
+        <w:numPr>
+          <w:ilvl w:val="0"/>
+          <w:numId w:val="1030"/>
+        </w:numPr>
+      </w:pPr>
+      <w:r>
+        <w:t xml:space="preserve">consumer</w:t>
+      </w:r>
+    </w:p>
+    <w:p>
+      <w:pPr>
+        <w:pStyle w:val="Compact"/>
+        <w:numPr>
+          <w:ilvl w:val="0"/>
+          <w:numId w:val="1030"/>
+        </w:numPr>
+      </w:pPr>
+      <w:r>
+        <w:t xml:space="preserve">parameters</w:t>
+      </w:r>
+    </w:p>
+    <w:p>
+      <w:pPr>
+        <w:pStyle w:val="Compact"/>
+        <w:numPr>
+          <w:ilvl w:val="0"/>
+          <w:numId w:val="1030"/>
+        </w:numPr>
+      </w:pPr>
+      <w:r>
+        <w:t xml:space="preserve">return value</w:t>
+      </w:r>
+    </w:p>
+    <w:p>
+      <w:pPr>
+        <w:pStyle w:val="Compact"/>
+        <w:numPr>
+          <w:ilvl w:val="0"/>
+          <w:numId w:val="1030"/>
+        </w:numPr>
+      </w:pPr>
+      <w:r>
+        <w:t xml:space="preserve">failure behaviour</w:t>
+      </w:r>
+    </w:p>
+    <w:p>
+      <w:pPr>
+        <w:pStyle w:val="Compact"/>
+        <w:numPr>
+          <w:ilvl w:val="0"/>
+          <w:numId w:val="1030"/>
+        </w:numPr>
+      </w:pPr>
+      <w:r>
+        <w:t xml:space="preserve">async behaviour where relevant</w:t>
+      </w:r>
+    </w:p>
+    <w:p>
+      <w:pPr>
+        <w:pStyle w:val="Compact"/>
+        <w:numPr>
+          <w:ilvl w:val="0"/>
+          <w:numId w:val="1030"/>
+        </w:numPr>
+      </w:pPr>
+      <w:r>
+        <w:t xml:space="preserve">timeout behaviour where relevant</w:t>
+      </w:r>
+    </w:p>
+    <w:p>
+      <w:pPr>
+        <w:pStyle w:val="Compact"/>
+        <w:numPr>
+          <w:ilvl w:val="0"/>
+          <w:numId w:val="1030"/>
+        </w:numPr>
+      </w:pPr>
+      <w:r>
+        <w:t xml:space="preserve">idempotency where relevant</w:t>
+      </w:r>
+    </w:p>
+    <w:p>
+      <w:pPr>
+        <w:pStyle w:val="Compact"/>
+        <w:numPr>
+          <w:ilvl w:val="0"/>
+          <w:numId w:val="1030"/>
+        </w:numPr>
+      </w:pPr>
+      <w:r>
+        <w:t xml:space="preserve">side effects</w:t>
+      </w:r>
+    </w:p>
+    <w:p>
+      <w:pPr>
+        <w:pStyle w:val="FirstParagraph"/>
+      </w:pPr>
+      <w:r>
+        <w:t xml:space="preserve">Usage examples should be provided for non-obvious interfaces.</w:t>
+      </w:r>
+    </w:p>
+    <w:p>
+      <w:pPr>
+        <w:pStyle w:val="BodyText"/>
+      </w:pPr>
+      <w:r>
+        <w:t xml:space="preserve">Internal private methods do not require redundant documentation when behaviour is clear.</w:t>
+      </w:r>
+    </w:p>
+    <w:p>
+      <w:r>
+        <w:pict>
+          <v:rect style="width:0;height:1.5pt" o:hralign="center" o:hrstd="t" o:hr="t"/>
+        </w:pict>
+      </w:r>
+    </w:p>
+    <w:bookmarkEnd w:id="44"/>
+    <w:bookmarkStart w:id="45" w:name="api-versioning"/>
+    <w:p>
+      <w:pPr>
+        <w:pStyle w:val="Heading1"/>
+      </w:pPr>
+      <w:r>
+        <w:t xml:space="preserve">API Versioning</w:t>
+      </w:r>
+    </w:p>
+    <w:p>
+      <w:pPr>
+        <w:pStyle w:val="FirstParagraph"/>
+      </w:pPr>
+      <w:r>
+        <w:t xml:space="preserve">Internal Python interfaces evolve with the application.</w:t>
+      </w:r>
+    </w:p>
+    <w:p>
+      <w:pPr>
+        <w:pStyle w:val="BodyText"/>
+      </w:pPr>
+      <w:r>
+        <w:t xml:space="preserve">Breaking internal changes require:</w:t>
+      </w:r>
+    </w:p>
+    <w:p>
+      <w:pPr>
+        <w:pStyle w:val="Compact"/>
+        <w:numPr>
+          <w:ilvl w:val="0"/>
+          <w:numId w:val="1031"/>
+        </w:numPr>
+      </w:pPr>
+      <w:r>
+        <w:t xml:space="preserve">consumer updates</w:t>
+      </w:r>
+    </w:p>
+    <w:p>
+      <w:pPr>
+        <w:pStyle w:val="Compact"/>
+        <w:numPr>
+          <w:ilvl w:val="0"/>
+          <w:numId w:val="1031"/>
+        </w:numPr>
+      </w:pPr>
+      <w:r>
+        <w:t xml:space="preserve">automated test updates</w:t>
+      </w:r>
+    </w:p>
+    <w:p>
+      <w:pPr>
+        <w:pStyle w:val="Compact"/>
+        <w:numPr>
+          <w:ilvl w:val="0"/>
+          <w:numId w:val="1031"/>
+        </w:numPr>
+      </w:pPr>
+      <w:r>
+        <w:t xml:space="preserve">documentation updates where the contract is documented</w:t>
+      </w:r>
+    </w:p>
+    <w:p>
+      <w:pPr>
+        <w:pStyle w:val="FirstParagraph"/>
+      </w:pPr>
+      <w:r>
+        <w:t xml:space="preserve">Formal API versioning is not required for internal interfaces unless independent consumers exist.</w:t>
+      </w:r>
+    </w:p>
+    <w:p>
+      <w:pPr>
+        <w:pStyle w:val="BodyText"/>
+      </w:pPr>
+      <w:r>
+        <w:t xml:space="preserve">Future external APIs require an explicit versioning strategy before release.</w:t>
+      </w:r>
+    </w:p>
+    <w:p>
+      <w:r>
+        <w:pict>
+          <v:rect style="width:0;height:1.5pt" o:hralign="center" o:hrstd="t" o:hr="t"/>
+        </w:pict>
+      </w:r>
+    </w:p>
+    <w:bookmarkEnd w:id="45"/>
+    <w:bookmarkStart w:id="46" w:name="backward-compatibility"/>
+    <w:p>
+      <w:pPr>
+        <w:pStyle w:val="Heading1"/>
+      </w:pPr>
+      <w:r>
+        <w:t xml:space="preserve">Backward Compatibility</w:t>
+      </w:r>
+    </w:p>
+    <w:p>
+      <w:pPr>
+        <w:pStyle w:val="FirstParagraph"/>
+      </w:pPr>
+      <w:r>
+        <w:t xml:space="preserve">Backward compatibility shall be evaluated based on actual consumers.</w:t>
+      </w:r>
+    </w:p>
+    <w:p>
+      <w:pPr>
+        <w:pStyle w:val="BodyText"/>
+      </w:pPr>
+      <w:r>
+        <w:t xml:space="preserve">Do not preserve obsolete internal interfaces solely for hypothetical future compatibility.</w:t>
+      </w:r>
+    </w:p>
+    <w:p>
+      <w:pPr>
+        <w:pStyle w:val="BodyText"/>
+      </w:pPr>
+      <w:r>
+        <w:t xml:space="preserve">Public or independently consumed interfaces require controlled migration.</w:t>
+      </w:r>
+    </w:p>
+    <w:p>
+      <w:pPr>
+        <w:pStyle w:val="BodyText"/>
+      </w:pPr>
+      <w:r>
+        <w:t xml:space="preserve">Compatibility requirements shall be explicit.</w:t>
+      </w:r>
+    </w:p>
+    <w:p>
+      <w:r>
+        <w:pict>
+          <v:rect style="width:0;height:1.5pt" o:hralign="center" o:hrstd="t" o:hr="t"/>
+        </w:pict>
+      </w:r>
+    </w:p>
+    <w:bookmarkEnd w:id="46"/>
+    <w:bookmarkStart w:id="47" w:name="api-security"/>
+    <w:p>
+      <w:pPr>
+        <w:pStyle w:val="Heading1"/>
+      </w:pPr>
+      <w:r>
+        <w:t xml:space="preserve">API Security</w:t>
+      </w:r>
+    </w:p>
+    <w:p>
+      <w:pPr>
+        <w:pStyle w:val="FirstParagraph"/>
+      </w:pPr>
+      <w:r>
+        <w:t xml:space="preserve">APIs shall:</w:t>
+      </w:r>
+    </w:p>
+    <w:p>
+      <w:pPr>
+        <w:pStyle w:val="Compact"/>
+        <w:numPr>
+          <w:ilvl w:val="0"/>
+          <w:numId w:val="1032"/>
+        </w:numPr>
+      </w:pPr>
+      <w:r>
+        <w:t xml:space="preserve">validate external input</w:t>
+      </w:r>
+    </w:p>
+    <w:p>
+      <w:pPr>
+        <w:pStyle w:val="Compact"/>
+        <w:numPr>
+          <w:ilvl w:val="0"/>
+          <w:numId w:val="1032"/>
+        </w:numPr>
+      </w:pPr>
+      <w:r>
+        <w:t xml:space="preserve">reject invalid requests explicitly</w:t>
+      </w:r>
+    </w:p>
+    <w:p>
+      <w:pPr>
+        <w:pStyle w:val="Compact"/>
+        <w:numPr>
+          <w:ilvl w:val="0"/>
+          <w:numId w:val="1032"/>
+        </w:numPr>
+      </w:pPr>
+      <w:r>
+        <w:t xml:space="preserve">avoid exposing sensitive information</w:t>
+      </w:r>
+    </w:p>
+    <w:p>
+      <w:pPr>
+        <w:pStyle w:val="Compact"/>
+        <w:numPr>
+          <w:ilvl w:val="0"/>
+          <w:numId w:val="1032"/>
+        </w:numPr>
+      </w:pPr>
+      <w:r>
+        <w:t xml:space="preserve">preserve least-privilege principles</w:t>
+      </w:r>
+    </w:p>
+    <w:p>
+      <w:pPr>
+        <w:pStyle w:val="Compact"/>
+        <w:numPr>
+          <w:ilvl w:val="0"/>
+          <w:numId w:val="1032"/>
+        </w:numPr>
+      </w:pPr>
+      <w:r>
+        <w:t xml:space="preserve">avoid logging secrets</w:t>
+      </w:r>
+    </w:p>
+    <w:p>
+      <w:pPr>
+        <w:pStyle w:val="FirstParagraph"/>
+      </w:pPr>
+      <w:r>
+        <w:t xml:space="preserve">Broker credentials shall never be exposed through application-facing API contracts.</w:t>
+      </w:r>
+    </w:p>
+    <w:p>
+      <w:pPr>
+        <w:pStyle w:val="BodyText"/>
+      </w:pPr>
+      <w:r>
+        <w:t xml:space="preserve">Sensitive provider responses shall be normalized before presentation exposure where required.</w:t>
+      </w:r>
+    </w:p>
+    <w:p>
+      <w:r>
+        <w:pict>
+          <v:rect style="width:0;height:1.5pt" o:hralign="center" o:hrstd="t" o:hr="t"/>
+        </w:pict>
+      </w:r>
+    </w:p>
+    <w:bookmarkEnd w:id="47"/>
+    <w:bookmarkStart w:id="48" w:name="testing"/>
+    <w:p>
+      <w:pPr>
+        <w:pStyle w:val="Heading1"/>
+      </w:pPr>
+      <w:r>
+        <w:t xml:space="preserve">Testing</w:t>
+      </w:r>
+    </w:p>
+    <w:p>
+      <w:pPr>
+        <w:pStyle w:val="FirstParagraph"/>
+      </w:pPr>
+      <w:r>
+        <w:t xml:space="preserve">Critical interfaces require automated tests.</w:t>
+      </w:r>
+    </w:p>
+    <w:p>
+      <w:pPr>
+        <w:pStyle w:val="BodyText"/>
+      </w:pPr>
+      <w:r>
+        <w:t xml:space="preserve">Tests shall verify where relevant:</w:t>
+      </w:r>
+    </w:p>
+    <w:p>
+      <w:pPr>
+        <w:pStyle w:val="Compact"/>
+        <w:numPr>
+          <w:ilvl w:val="0"/>
+          <w:numId w:val="1033"/>
+        </w:numPr>
+      </w:pPr>
+      <w:r>
+        <w:t xml:space="preserve">expected behaviour</w:t>
+      </w:r>
+    </w:p>
+    <w:p>
+      <w:pPr>
+        <w:pStyle w:val="Compact"/>
+        <w:numPr>
+          <w:ilvl w:val="0"/>
+          <w:numId w:val="1033"/>
+        </w:numPr>
+      </w:pPr>
+      <w:r>
+        <w:t xml:space="preserve">edge cases</w:t>
+      </w:r>
+    </w:p>
+    <w:p>
+      <w:pPr>
+        <w:pStyle w:val="Compact"/>
+        <w:numPr>
+          <w:ilvl w:val="0"/>
+          <w:numId w:val="1033"/>
+        </w:numPr>
+      </w:pPr>
+      <w:r>
+        <w:t xml:space="preserve">invalid input</w:t>
+      </w:r>
+    </w:p>
+    <w:p>
+      <w:pPr>
+        <w:pStyle w:val="Compact"/>
+        <w:numPr>
+          <w:ilvl w:val="0"/>
+          <w:numId w:val="1033"/>
+        </w:numPr>
+      </w:pPr>
+      <w:r>
+        <w:t xml:space="preserve">failure translation</w:t>
+      </w:r>
+    </w:p>
+    <w:p>
+      <w:pPr>
+        <w:pStyle w:val="Compact"/>
+        <w:numPr>
+          <w:ilvl w:val="0"/>
+          <w:numId w:val="1033"/>
+        </w:numPr>
+      </w:pPr>
+      <w:r>
+        <w:t xml:space="preserve">timeout behaviour</w:t>
+      </w:r>
+    </w:p>
+    <w:p>
+      <w:pPr>
+        <w:pStyle w:val="Compact"/>
+        <w:numPr>
+          <w:ilvl w:val="0"/>
+          <w:numId w:val="1033"/>
+        </w:numPr>
+      </w:pPr>
+      <w:r>
+        <w:t xml:space="preserve">cancellation</w:t>
+      </w:r>
+    </w:p>
+    <w:p>
+      <w:pPr>
+        <w:pStyle w:val="Compact"/>
+        <w:numPr>
+          <w:ilvl w:val="0"/>
+          <w:numId w:val="1033"/>
+        </w:numPr>
+      </w:pPr>
+      <w:r>
+        <w:t xml:space="preserve">state translation</w:t>
+      </w:r>
+    </w:p>
+    <w:p>
+      <w:pPr>
+        <w:pStyle w:val="Compact"/>
+        <w:numPr>
+          <w:ilvl w:val="0"/>
+          <w:numId w:val="1033"/>
+        </w:numPr>
+      </w:pPr>
+      <w:r>
+        <w:t xml:space="preserve">duplicate submission protection</w:t>
+      </w:r>
+    </w:p>
+    <w:p>
+      <w:pPr>
+        <w:pStyle w:val="Compact"/>
+        <w:numPr>
+          <w:ilvl w:val="0"/>
+          <w:numId w:val="1033"/>
+        </w:numPr>
+      </w:pPr>
+      <w:r>
+        <w:t xml:space="preserve">retry behaviour</w:t>
+      </w:r>
+    </w:p>
+    <w:p>
+      <w:pPr>
+        <w:pStyle w:val="Compact"/>
+        <w:numPr>
+          <w:ilvl w:val="0"/>
+          <w:numId w:val="1033"/>
+        </w:numPr>
+      </w:pPr>
+      <w:r>
+        <w:t xml:space="preserve">unavailable data handling</w:t>
+      </w:r>
+    </w:p>
+    <w:p>
+      <w:pPr>
+        <w:pStyle w:val="FirstParagraph"/>
+      </w:pPr>
+      <w:r>
+        <w:t xml:space="preserve">Adapter contract tests should verify provider translation boundaries.</w:t>
+      </w:r>
+    </w:p>
+    <w:p>
+      <w:pPr>
+        <w:pStyle w:val="BodyText"/>
+      </w:pPr>
+      <w:r>
+        <w:t xml:space="preserve">Tests shall not require LIVE trading.</w:t>
+      </w:r>
+    </w:p>
+    <w:p>
+      <w:r>
+        <w:pict>
+          <v:rect style="width:0;height:1.5pt" o:hralign="center" o:hrstd="t" o:hr="t"/>
+        </w:pict>
+      </w:r>
+    </w:p>
+    <w:bookmarkEnd w:id="48"/>
+    <w:bookmarkStart w:id="49" w:name="api-evolution"/>
+    <w:p>
+      <w:pPr>
+        <w:pStyle w:val="Heading1"/>
+      </w:pPr>
+      <w:r>
+        <w:t xml:space="preserve">API Evolution</w:t>
+      </w:r>
+    </w:p>
+    <w:p>
+      <w:pPr>
+        <w:pStyle w:val="FirstParagraph"/>
+      </w:pPr>
+      <w:r>
+        <w:t xml:space="preserve">APIs evolve with concrete product workflows.</w:t>
+      </w:r>
+    </w:p>
+    <w:p>
+      <w:pPr>
+        <w:pStyle w:val="BodyText"/>
+      </w:pPr>
+      <w:r>
+        <w:t xml:space="preserve">Before extending an interface:</w:t>
+      </w:r>
+    </w:p>
+    <w:p>
+      <w:pPr>
+        <w:pStyle w:val="Compact"/>
+        <w:numPr>
+          <w:ilvl w:val="0"/>
+          <w:numId w:val="1034"/>
+        </w:numPr>
+      </w:pPr>
+      <w:r>
+        <w:t xml:space="preserve">Identify the new consumer requirement.</w:t>
+      </w:r>
+    </w:p>
+    <w:p>
+      <w:pPr>
+        <w:pStyle w:val="Compact"/>
+        <w:numPr>
+          <w:ilvl w:val="0"/>
+          <w:numId w:val="1034"/>
+        </w:numPr>
+      </w:pPr>
+      <w:r>
+        <w:t xml:space="preserve">Verify the existing interface responsibility.</w:t>
+      </w:r>
+    </w:p>
+    <w:p>
+      <w:pPr>
+        <w:pStyle w:val="Compact"/>
+        <w:numPr>
+          <w:ilvl w:val="0"/>
+          <w:numId w:val="1034"/>
+        </w:numPr>
+      </w:pPr>
+      <w:r>
+        <w:t xml:space="preserve">Prefer extending the correct capability boundary.</w:t>
+      </w:r>
+    </w:p>
+    <w:p>
+      <w:pPr>
+        <w:pStyle w:val="Compact"/>
+        <w:numPr>
+          <w:ilvl w:val="0"/>
+          <w:numId w:val="1034"/>
+        </w:numPr>
+      </w:pPr>
+      <w:r>
+        <w:t xml:space="preserve">Avoid unrelated operations on existing interfaces.</w:t>
+      </w:r>
+    </w:p>
+    <w:p>
+      <w:pPr>
+        <w:pStyle w:val="Compact"/>
+        <w:numPr>
+          <w:ilvl w:val="0"/>
+          <w:numId w:val="1034"/>
+        </w:numPr>
+      </w:pPr>
+      <w:r>
+        <w:t xml:space="preserve">Evaluate backward compatibility for real consumers.</w:t>
+      </w:r>
+    </w:p>
+    <w:p>
+      <w:pPr>
+        <w:pStyle w:val="Compact"/>
+        <w:numPr>
+          <w:ilvl w:val="0"/>
+          <w:numId w:val="1034"/>
+        </w:numPr>
+      </w:pPr>
+      <w:r>
+        <w:t xml:space="preserve">Update tests.</w:t>
+      </w:r>
+    </w:p>
+    <w:p>
+      <w:pPr>
+        <w:pStyle w:val="Compact"/>
+        <w:numPr>
+          <w:ilvl w:val="0"/>
+          <w:numId w:val="1034"/>
+        </w:numPr>
+      </w:pPr>
+      <w:r>
+        <w:t xml:space="preserve">Update documentation.</w:t>
+      </w:r>
+    </w:p>
+    <w:p>
+      <w:pPr>
+        <w:pStyle w:val="FirstParagraph"/>
+      </w:pPr>
+      <w:r>
+        <w:t xml:space="preserve">Avoid generic APIs created for hypothetical future reuse.</w:t>
+      </w:r>
+    </w:p>
+    <w:p>
+      <w:r>
+        <w:pict>
+          <v:rect style="width:0;height:1.5pt" o:hralign="center" o:hrstd="t" o:hr="t"/>
+        </w:pict>
+      </w:r>
+    </w:p>
+    <w:bookmarkEnd w:id="49"/>
+    <w:bookmarkStart w:id="50" w:name="future-external-apis"/>
+    <w:p>
+      <w:pPr>
+        <w:pStyle w:val="Heading1"/>
+      </w:pPr>
+      <w:r>
+        <w:t xml:space="preserve">Future External APIs</w:t>
+      </w:r>
+    </w:p>
+    <w:p>
+      <w:pPr>
+        <w:pStyle w:val="FirstParagraph"/>
+      </w:pPr>
+      <w:r>
+        <w:t xml:space="preserve">Potential future interfaces may include:</w:t>
+      </w:r>
+    </w:p>
+    <w:p>
+      <w:pPr>
+        <w:pStyle w:val="Compact"/>
+        <w:numPr>
+          <w:ilvl w:val="0"/>
+          <w:numId w:val="1035"/>
+        </w:numPr>
+      </w:pPr>
+      <w:r>
+        <w:t xml:space="preserve">Plugin APIs</w:t>
+      </w:r>
+    </w:p>
+    <w:p>
+      <w:pPr>
+        <w:pStyle w:val="Compact"/>
+        <w:numPr>
+          <w:ilvl w:val="0"/>
+          <w:numId w:val="1035"/>
+        </w:numPr>
+      </w:pPr>
+      <w:r>
+        <w:t xml:space="preserve">REST APIs</w:t>
+      </w:r>
+    </w:p>
+    <w:p>
+      <w:pPr>
+        <w:pStyle w:val="Compact"/>
+        <w:numPr>
+          <w:ilvl w:val="0"/>
+          <w:numId w:val="1035"/>
+        </w:numPr>
+      </w:pPr>
+      <w:r>
+        <w:t xml:space="preserve">WebSocket APIs</w:t>
+      </w:r>
+    </w:p>
+    <w:p>
+      <w:pPr>
+        <w:pStyle w:val="FirstParagraph"/>
+      </w:pPr>
+      <w:r>
+        <w:t xml:space="preserve">These interfaces are not part of the initial Trading Cockpit architecture.</w:t>
+      </w:r>
+    </w:p>
+    <w:p>
+      <w:pPr>
+        <w:pStyle w:val="BodyText"/>
+      </w:pPr>
+      <w:r>
+        <w:t xml:space="preserve">Before introducing an external API define:</w:t>
+      </w:r>
+    </w:p>
+    <w:p>
+      <w:pPr>
+        <w:pStyle w:val="Compact"/>
+        <w:numPr>
+          <w:ilvl w:val="0"/>
+          <w:numId w:val="1036"/>
+        </w:numPr>
+      </w:pPr>
+      <w:r>
+        <w:t xml:space="preserve">product requirement</w:t>
+      </w:r>
+    </w:p>
+    <w:p>
+      <w:pPr>
+        <w:pStyle w:val="Compact"/>
+        <w:numPr>
+          <w:ilvl w:val="0"/>
+          <w:numId w:val="1036"/>
+        </w:numPr>
+      </w:pPr>
+      <w:r>
+        <w:t xml:space="preserve">consumer</w:t>
+      </w:r>
+    </w:p>
+    <w:p>
+      <w:pPr>
+        <w:pStyle w:val="Compact"/>
+        <w:numPr>
+          <w:ilvl w:val="0"/>
+          <w:numId w:val="1036"/>
+        </w:numPr>
+      </w:pPr>
+      <w:r>
+        <w:t xml:space="preserve">authentication</w:t>
+      </w:r>
+    </w:p>
+    <w:p>
+      <w:pPr>
+        <w:pStyle w:val="Compact"/>
+        <w:numPr>
+          <w:ilvl w:val="0"/>
+          <w:numId w:val="1036"/>
+        </w:numPr>
+      </w:pPr>
+      <w:r>
+        <w:t xml:space="preserve">authorization</w:t>
+      </w:r>
+    </w:p>
+    <w:p>
+      <w:pPr>
+        <w:pStyle w:val="Compact"/>
+        <w:numPr>
+          <w:ilvl w:val="0"/>
+          <w:numId w:val="1036"/>
+        </w:numPr>
+      </w:pPr>
+      <w:r>
+        <w:t xml:space="preserve">versioning</w:t>
+      </w:r>
+    </w:p>
+    <w:p>
+      <w:pPr>
+        <w:pStyle w:val="Compact"/>
+        <w:numPr>
+          <w:ilvl w:val="0"/>
+          <w:numId w:val="1036"/>
+        </w:numPr>
+      </w:pPr>
+      <w:r>
+        <w:t xml:space="preserve">compatibility policy</w:t>
+      </w:r>
+    </w:p>
+    <w:p>
+      <w:pPr>
+        <w:pStyle w:val="Compact"/>
+        <w:numPr>
+          <w:ilvl w:val="0"/>
+          <w:numId w:val="1036"/>
+        </w:numPr>
+      </w:pPr>
+      <w:r>
+        <w:t xml:space="preserve">rate limits where relevant</w:t>
+      </w:r>
+    </w:p>
+    <w:p>
+      <w:pPr>
+        <w:pStyle w:val="Compact"/>
+        <w:numPr>
+          <w:ilvl w:val="0"/>
+          <w:numId w:val="1036"/>
+        </w:numPr>
+      </w:pPr>
+      <w:r>
+        <w:t xml:space="preserve">transport error model</w:t>
+      </w:r>
+    </w:p>
+    <w:p>
+      <w:pPr>
+        <w:pStyle w:val="Compact"/>
+        <w:numPr>
+          <w:ilvl w:val="0"/>
+          <w:numId w:val="1036"/>
+        </w:numPr>
+      </w:pPr>
+      <w:r>
+        <w:t xml:space="preserve">security review</w:t>
+      </w:r>
+    </w:p>
+    <w:p>
+      <w:pPr>
+        <w:pStyle w:val="FirstParagraph"/>
+      </w:pPr>
+      <w:r>
+        <w:t xml:space="preserve">External API contracts shall not expose internal implementation models directly.</w:t>
+      </w:r>
+    </w:p>
+    <w:p>
+      <w:r>
+        <w:pict>
+          <v:rect style="width:0;height:1.5pt" o:hralign="center" o:hrstd="t" o:hr="t"/>
+        </w:pict>
+      </w:r>
+    </w:p>
+    <w:bookmarkEnd w:id="50"/>
+    <w:bookmarkStart w:id="51" w:name="api-review-checklist"/>
+    <w:p>
+      <w:pPr>
+        <w:pStyle w:val="Heading1"/>
+      </w:pPr>
+      <w:r>
+        <w:t xml:space="preserve">API Review Checklist</w:t>
+      </w:r>
+    </w:p>
+    <w:p>
+      <w:pPr>
+        <w:pStyle w:val="FirstParagraph"/>
+      </w:pPr>
+      <w:r>
+        <w:t xml:space="preserve">Before introducing or changing an API verify:</w:t>
+      </w:r>
+    </w:p>
+    <w:p>
+      <w:pPr>
+        <w:pStyle w:val="Compact"/>
+        <w:numPr>
+          <w:ilvl w:val="0"/>
+          <w:numId w:val="1037"/>
+        </w:numPr>
+      </w:pPr>
+      <w:r>
+        <w:t xml:space="preserve">product or technical requirement identified</w:t>
+      </w:r>
+    </w:p>
+    <w:p>
+      <w:pPr>
+        <w:pStyle w:val="Compact"/>
+        <w:numPr>
+          <w:ilvl w:val="0"/>
+          <w:numId w:val="1037"/>
+        </w:numPr>
+      </w:pPr>
+      <w:r>
+        <w:t xml:space="preserve">consumer identified</w:t>
+      </w:r>
+    </w:p>
+    <w:p>
+      <w:pPr>
+        <w:pStyle w:val="Compact"/>
+        <w:numPr>
+          <w:ilvl w:val="0"/>
+          <w:numId w:val="1037"/>
+        </w:numPr>
+      </w:pPr>
+      <w:r>
+        <w:t xml:space="preserve">owner identified</w:t>
+      </w:r>
+    </w:p>
+    <w:p>
+      <w:pPr>
+        <w:pStyle w:val="Compact"/>
+        <w:numPr>
+          <w:ilvl w:val="0"/>
+          <w:numId w:val="1037"/>
+        </w:numPr>
+      </w:pPr>
+      <w:r>
+        <w:t xml:space="preserve">capability boundary identified</w:t>
+      </w:r>
+    </w:p>
+    <w:p>
+      <w:pPr>
+        <w:pStyle w:val="Compact"/>
+        <w:numPr>
+          <w:ilvl w:val="0"/>
+          <w:numId w:val="1037"/>
+        </w:numPr>
+      </w:pPr>
+      <w:r>
+        <w:t xml:space="preserve">interface remains minimal</w:t>
+      </w:r>
+    </w:p>
+    <w:p>
+      <w:pPr>
+        <w:pStyle w:val="Compact"/>
+        <w:numPr>
+          <w:ilvl w:val="0"/>
+          <w:numId w:val="1037"/>
+        </w:numPr>
+      </w:pPr>
+      <w:r>
+        <w:t xml:space="preserve">naming is explicit</w:t>
+      </w:r>
+    </w:p>
+    <w:p>
+      <w:pPr>
+        <w:pStyle w:val="Compact"/>
+        <w:numPr>
+          <w:ilvl w:val="0"/>
+          <w:numId w:val="1037"/>
+        </w:numPr>
+      </w:pPr>
+      <w:r>
+        <w:t xml:space="preserve">parameters are strongly typed</w:t>
+      </w:r>
+    </w:p>
+    <w:p>
+      <w:pPr>
+        <w:pStyle w:val="Compact"/>
+        <w:numPr>
+          <w:ilvl w:val="0"/>
+          <w:numId w:val="1037"/>
+        </w:numPr>
+      </w:pPr>
+      <w:r>
+        <w:t xml:space="preserve">return state is meaningful</w:t>
+      </w:r>
+    </w:p>
+    <w:p>
+      <w:pPr>
+        <w:pStyle w:val="Compact"/>
+        <w:numPr>
+          <w:ilvl w:val="0"/>
+          <w:numId w:val="1037"/>
+        </w:numPr>
+      </w:pPr>
+      <w:r>
+        <w:t xml:space="preserve">Domain types remain technology-independent</w:t>
+      </w:r>
+    </w:p>
+    <w:p>
+      <w:pPr>
+        <w:pStyle w:val="Compact"/>
+        <w:numPr>
+          <w:ilvl w:val="0"/>
+          <w:numId w:val="1037"/>
+        </w:numPr>
+      </w:pPr>
+      <w:r>
+        <w:t xml:space="preserve">provider models remain in Infrastructure</w:t>
+      </w:r>
+    </w:p>
+    <w:p>
+      <w:pPr>
+        <w:pStyle w:val="Compact"/>
+        <w:numPr>
+          <w:ilvl w:val="0"/>
+          <w:numId w:val="1037"/>
+        </w:numPr>
+      </w:pPr>
+      <w:r>
+        <w:t xml:space="preserve">persistence models remain in Infrastructure</w:t>
+      </w:r>
+    </w:p>
+    <w:p>
+      <w:pPr>
+        <w:pStyle w:val="Compact"/>
+        <w:numPr>
+          <w:ilvl w:val="0"/>
+          <w:numId w:val="1037"/>
+        </w:numPr>
+      </w:pPr>
+      <w:r>
+        <w:t xml:space="preserve">async boundary is justified</w:t>
+      </w:r>
+    </w:p>
+    <w:p>
+      <w:pPr>
+        <w:pStyle w:val="Compact"/>
+        <w:numPr>
+          <w:ilvl w:val="0"/>
+          <w:numId w:val="1037"/>
+        </w:numPr>
+      </w:pPr>
+      <w:r>
+        <w:t xml:space="preserve">cancellation considered</w:t>
+      </w:r>
+    </w:p>
+    <w:p>
+      <w:pPr>
+        <w:pStyle w:val="Compact"/>
+        <w:numPr>
+          <w:ilvl w:val="0"/>
+          <w:numId w:val="1037"/>
+        </w:numPr>
+      </w:pPr>
+      <w:r>
+        <w:t xml:space="preserve">timeout behaviour considered</w:t>
+      </w:r>
+    </w:p>
+    <w:p>
+      <w:pPr>
+        <w:pStyle w:val="Compact"/>
+        <w:numPr>
+          <w:ilvl w:val="0"/>
+          <w:numId w:val="1037"/>
+        </w:numPr>
+      </w:pPr>
+      <w:r>
+        <w:t xml:space="preserve">failure behaviour defined</w:t>
+      </w:r>
+    </w:p>
+    <w:p>
+      <w:pPr>
+        <w:pStyle w:val="Compact"/>
+        <w:numPr>
+          <w:ilvl w:val="0"/>
+          <w:numId w:val="1037"/>
+        </w:numPr>
+      </w:pPr>
+      <w:r>
+        <w:t xml:space="preserve">error translation defined where required</w:t>
+      </w:r>
+    </w:p>
+    <w:p>
+      <w:pPr>
+        <w:pStyle w:val="Compact"/>
+        <w:numPr>
+          <w:ilvl w:val="0"/>
+          <w:numId w:val="1037"/>
+        </w:numPr>
+      </w:pPr>
+      <w:r>
+        <w:t xml:space="preserve">idempotency evaluated</w:t>
+      </w:r>
+    </w:p>
+    <w:p>
+      <w:pPr>
+        <w:pStyle w:val="Compact"/>
+        <w:numPr>
+          <w:ilvl w:val="0"/>
+          <w:numId w:val="1037"/>
+        </w:numPr>
+      </w:pPr>
+      <w:r>
+        <w:t xml:space="preserve">retry behaviour evaluated</w:t>
+      </w:r>
+    </w:p>
+    <w:p>
+      <w:pPr>
+        <w:pStyle w:val="Compact"/>
+        <w:numPr>
+          <w:ilvl w:val="0"/>
+          <w:numId w:val="1037"/>
+        </w:numPr>
+      </w:pPr>
+      <w:r>
+        <w:t xml:space="preserve">duplicate execution risk evaluated</w:t>
+      </w:r>
+    </w:p>
+    <w:p>
+      <w:pPr>
+        <w:pStyle w:val="Compact"/>
+        <w:numPr>
+          <w:ilvl w:val="0"/>
+          <w:numId w:val="1037"/>
+        </w:numPr>
+      </w:pPr>
+      <w:r>
+        <w:t xml:space="preserve">unavailable data remains explicit</w:t>
+      </w:r>
+    </w:p>
+    <w:p>
+      <w:pPr>
+        <w:pStyle w:val="Compact"/>
+        <w:numPr>
+          <w:ilvl w:val="0"/>
+          <w:numId w:val="1037"/>
+        </w:numPr>
+      </w:pPr>
+      <w:r>
+        <w:t xml:space="preserve">timestamp semantics remain explicit</w:t>
+      </w:r>
+    </w:p>
+    <w:p>
+      <w:pPr>
+        <w:pStyle w:val="Compact"/>
+        <w:numPr>
+          <w:ilvl w:val="0"/>
+          <w:numId w:val="1037"/>
+        </w:numPr>
+      </w:pPr>
+      <w:r>
+        <w:t xml:space="preserve">security impact evaluated</w:t>
+      </w:r>
+    </w:p>
+    <w:p>
+      <w:pPr>
+        <w:pStyle w:val="Compact"/>
+        <w:numPr>
+          <w:ilvl w:val="0"/>
+          <w:numId w:val="1037"/>
+        </w:numPr>
+      </w:pPr>
+      <w:r>
+        <w:t xml:space="preserve">automated tests added</w:t>
+      </w:r>
+    </w:p>
+    <w:p>
+      <w:pPr>
+        <w:pStyle w:val="Compact"/>
+        <w:numPr>
+          <w:ilvl w:val="0"/>
+          <w:numId w:val="1037"/>
+        </w:numPr>
+      </w:pPr>
+      <w:r>
+        <w:t xml:space="preserve">documentation synchronized</w:t>
+      </w:r>
+    </w:p>
+    <w:p>
+      <w:r>
+        <w:pict>
+          <v:rect style="width:0;height:1.5pt" o:hralign="center" o:hrstd="t" o:hr="t"/>
+        </w:pict>
+      </w:r>
+    </w:p>
+    <w:bookmarkEnd w:id="51"/>
+    <w:bookmarkStart w:id="52" w:name="related-documents"/>
+    <w:p>
+      <w:pPr>
+        <w:pStyle w:val="Heading1"/>
+      </w:pPr>
+      <w:r>
         <w:t xml:space="preserve">Related Documents</w:t>
       </w:r>
     </w:p>
@@ -1116,7 +5922,43 @@
         <w:pStyle w:val="Compact"/>
         <w:numPr>
           <w:ilvl w:val="0"/>
-          <w:numId w:val="1010"/>
+          <w:numId w:val="1038"/>
+        </w:numPr>
+      </w:pPr>
+      <w:r>
+        <w:t xml:space="preserve">Product_Vision.md</w:t>
+      </w:r>
+    </w:p>
+    <w:p>
+      <w:pPr>
+        <w:pStyle w:val="Compact"/>
+        <w:numPr>
+          <w:ilvl w:val="0"/>
+          <w:numId w:val="1038"/>
+        </w:numPr>
+      </w:pPr>
+      <w:r>
+        <w:t xml:space="preserve">Product_Roadmap.md</w:t>
+      </w:r>
+    </w:p>
+    <w:p>
+      <w:pPr>
+        <w:pStyle w:val="Compact"/>
+        <w:numPr>
+          <w:ilvl w:val="0"/>
+          <w:numId w:val="1038"/>
+        </w:numPr>
+      </w:pPr>
+      <w:r>
+        <w:t xml:space="preserve">Project_Overview.md</w:t>
+      </w:r>
+    </w:p>
+    <w:p>
+      <w:pPr>
+        <w:pStyle w:val="Compact"/>
+        <w:numPr>
+          <w:ilvl w:val="0"/>
+          <w:numId w:val="1038"/>
         </w:numPr>
       </w:pPr>
       <w:r>
@@ -1128,7 +5970,67 @@
         <w:pStyle w:val="Compact"/>
         <w:numPr>
           <w:ilvl w:val="0"/>
-          <w:numId w:val="1010"/>
+          <w:numId w:val="1038"/>
+        </w:numPr>
+      </w:pPr>
+      <w:r>
+        <w:t xml:space="preserve">Domain_Model.md</w:t>
+      </w:r>
+    </w:p>
+    <w:p>
+      <w:pPr>
+        <w:pStyle w:val="Compact"/>
+        <w:numPr>
+          <w:ilvl w:val="0"/>
+          <w:numId w:val="1038"/>
+        </w:numPr>
+      </w:pPr>
+      <w:r>
+        <w:t xml:space="preserve">Infrastructure.md</w:t>
+      </w:r>
+    </w:p>
+    <w:p>
+      <w:pPr>
+        <w:pStyle w:val="Compact"/>
+        <w:numPr>
+          <w:ilvl w:val="0"/>
+          <w:numId w:val="1038"/>
+        </w:numPr>
+      </w:pPr>
+      <w:r>
+        <w:t xml:space="preserve">Technical_Specifications.md</w:t>
+      </w:r>
+    </w:p>
+    <w:p>
+      <w:pPr>
+        <w:pStyle w:val="Compact"/>
+        <w:numPr>
+          <w:ilvl w:val="0"/>
+          <w:numId w:val="1038"/>
+        </w:numPr>
+      </w:pPr>
+      <w:r>
+        <w:t xml:space="preserve">Widget_Catalog.md</w:t>
+      </w:r>
+    </w:p>
+    <w:p>
+      <w:pPr>
+        <w:pStyle w:val="Compact"/>
+        <w:numPr>
+          <w:ilvl w:val="0"/>
+          <w:numId w:val="1038"/>
+        </w:numPr>
+      </w:pPr>
+      <w:r>
+        <w:t xml:space="preserve">UI_Guidelines.md</w:t>
+      </w:r>
+    </w:p>
+    <w:p>
+      <w:pPr>
+        <w:pStyle w:val="Compact"/>
+        <w:numPr>
+          <w:ilvl w:val="0"/>
+          <w:numId w:val="1038"/>
         </w:numPr>
       </w:pPr>
       <w:r>
@@ -1140,7 +6042,7 @@
         <w:pStyle w:val="Compact"/>
         <w:numPr>
           <w:ilvl w:val="0"/>
-          <w:numId w:val="1010"/>
+          <w:numId w:val="1038"/>
         </w:numPr>
       </w:pPr>
       <w:r>
@@ -1152,14 +6054,26 @@
         <w:pStyle w:val="Compact"/>
         <w:numPr>
           <w:ilvl w:val="0"/>
-          <w:numId w:val="1010"/>
+          <w:numId w:val="1038"/>
+        </w:numPr>
+      </w:pPr>
+      <w:r>
+        <w:t xml:space="preserve">Testing_Strategy.md</w:t>
+      </w:r>
+    </w:p>
+    <w:p>
+      <w:pPr>
+        <w:pStyle w:val="Compact"/>
+        <w:numPr>
+          <w:ilvl w:val="0"/>
+          <w:numId w:val="1038"/>
         </w:numPr>
       </w:pPr>
       <w:r>
         <w:t xml:space="preserve">AGENTS.md</w:t>
       </w:r>
     </w:p>
-    <w:bookmarkEnd w:id="24"/>
+    <w:bookmarkEnd w:id="52"/>
     <w:sectPr>
       <w:footnotePr>
         <w:numRestart w:val="eachSect"/>
@@ -1371,6 +6285,91 @@
       <w:rPr>
         <w:rFonts w:ascii="Wingdings" w:hAnsi="Wingdings" w:cs="Wingdings" w:hint="default"/>
       </w:rPr>
+    </w:lvl>
+  </w:abstractNum>
+  <w:abstractNum w:abstractNumId="99411">
+    <w:nsid w:val="00A99411"/>
+    <w:multiLevelType w:val="multilevel"/>
+    <w:lvl w:ilvl="0">
+      <w:start w:val="1"/>
+      <w:numFmt w:val="decimal"/>
+      <w:lvlText w:val="%1."/>
+      <w:lvlJc w:val="left"/>
+      <w:pPr>
+        <w:ind w:left="720" w:hanging="360"/>
+      </w:pPr>
+    </w:lvl>
+    <w:lvl w:ilvl="1">
+      <w:start w:val="1"/>
+      <w:numFmt w:val="decimal"/>
+      <w:lvlText w:val="%2."/>
+      <w:lvlJc w:val="left"/>
+      <w:pPr>
+        <w:ind w:left="1440" w:hanging="360"/>
+      </w:pPr>
+    </w:lvl>
+    <w:lvl w:ilvl="2">
+      <w:start w:val="1"/>
+      <w:numFmt w:val="decimal"/>
+      <w:lvlText w:val="%3."/>
+      <w:lvlJc w:val="left"/>
+      <w:pPr>
+        <w:ind w:left="2160" w:hanging="360"/>
+      </w:pPr>
+    </w:lvl>
+    <w:lvl w:ilvl="3">
+      <w:start w:val="1"/>
+      <w:numFmt w:val="decimal"/>
+      <w:lvlText w:val="%4."/>
+      <w:lvlJc w:val="left"/>
+      <w:pPr>
+        <w:ind w:left="2880" w:hanging="360"/>
+      </w:pPr>
+    </w:lvl>
+    <w:lvl w:ilvl="4">
+      <w:start w:val="1"/>
+      <w:numFmt w:val="decimal"/>
+      <w:lvlText w:val="%5."/>
+      <w:lvlJc w:val="left"/>
+      <w:pPr>
+        <w:ind w:left="3600" w:hanging="360"/>
+      </w:pPr>
+    </w:lvl>
+    <w:lvl w:ilvl="5">
+      <w:start w:val="1"/>
+      <w:numFmt w:val="decimal"/>
+      <w:lvlText w:val="%6."/>
+      <w:lvlJc w:val="left"/>
+      <w:pPr>
+        <w:ind w:left="4320" w:hanging="360"/>
+      </w:pPr>
+    </w:lvl>
+    <w:lvl w:ilvl="6">
+      <w:start w:val="1"/>
+      <w:numFmt w:val="decimal"/>
+      <w:lvlText w:val="%7."/>
+      <w:lvlJc w:val="left"/>
+      <w:pPr>
+        <w:ind w:left="5040" w:hanging="360"/>
+      </w:pPr>
+    </w:lvl>
+    <w:lvl w:ilvl="7">
+      <w:start w:val="1"/>
+      <w:numFmt w:val="decimal"/>
+      <w:lvlText w:val="%8."/>
+      <w:lvlJc w:val="left"/>
+      <w:pPr>
+        <w:ind w:left="5760" w:hanging="360"/>
+      </w:pPr>
+    </w:lvl>
+    <w:lvl w:ilvl="8">
+      <w:start w:val="1"/>
+      <w:numFmt w:val="decimal"/>
+      <w:lvlText w:val="%9."/>
+      <w:lvlJc w:val="left"/>
+      <w:pPr>
+        <w:ind w:left="6480" w:hanging="360"/>
+      </w:pPr>
     </w:lvl>
   </w:abstractNum>
   <w:num w:numId="1000">
@@ -1389,7 +6388,34 @@
     <w:abstractNumId w:val="991"/>
   </w:num>
   <w:num w:numId="1005">
-    <w:abstractNumId w:val="991"/>
+    <w:abstractNumId w:val="99411"/>
+    <w:lvlOverride w:ilvl="0">
+      <w:startOverride w:val="1"/>
+    </w:lvlOverride>
+    <w:lvlOverride w:ilvl="1">
+      <w:startOverride w:val="1"/>
+    </w:lvlOverride>
+    <w:lvlOverride w:ilvl="2">
+      <w:startOverride w:val="1"/>
+    </w:lvlOverride>
+    <w:lvlOverride w:ilvl="3">
+      <w:startOverride w:val="1"/>
+    </w:lvlOverride>
+    <w:lvlOverride w:ilvl="4">
+      <w:startOverride w:val="1"/>
+    </w:lvlOverride>
+    <w:lvlOverride w:ilvl="5">
+      <w:startOverride w:val="1"/>
+    </w:lvlOverride>
+    <w:lvlOverride w:ilvl="6">
+      <w:startOverride w:val="1"/>
+    </w:lvlOverride>
+    <w:lvlOverride w:ilvl="7">
+      <w:startOverride w:val="1"/>
+    </w:lvlOverride>
+    <w:lvlOverride w:ilvl="8">
+      <w:startOverride w:val="1"/>
+    </w:lvlOverride>
   </w:num>
   <w:num w:numId="1006">
     <w:abstractNumId w:val="991"/>
@@ -1404,6 +6430,117 @@
     <w:abstractNumId w:val="991"/>
   </w:num>
   <w:num w:numId="1010">
+    <w:abstractNumId w:val="991"/>
+  </w:num>
+  <w:num w:numId="1011">
+    <w:abstractNumId w:val="991"/>
+  </w:num>
+  <w:num w:numId="1012">
+    <w:abstractNumId w:val="991"/>
+  </w:num>
+  <w:num w:numId="1013">
+    <w:abstractNumId w:val="991"/>
+  </w:num>
+  <w:num w:numId="1014">
+    <w:abstractNumId w:val="991"/>
+  </w:num>
+  <w:num w:numId="1015">
+    <w:abstractNumId w:val="991"/>
+  </w:num>
+  <w:num w:numId="1016">
+    <w:abstractNumId w:val="991"/>
+  </w:num>
+  <w:num w:numId="1017">
+    <w:abstractNumId w:val="991"/>
+  </w:num>
+  <w:num w:numId="1018">
+    <w:abstractNumId w:val="991"/>
+  </w:num>
+  <w:num w:numId="1019">
+    <w:abstractNumId w:val="991"/>
+  </w:num>
+  <w:num w:numId="1020">
+    <w:abstractNumId w:val="991"/>
+  </w:num>
+  <w:num w:numId="1021">
+    <w:abstractNumId w:val="991"/>
+  </w:num>
+  <w:num w:numId="1022">
+    <w:abstractNumId w:val="991"/>
+  </w:num>
+  <w:num w:numId="1023">
+    <w:abstractNumId w:val="991"/>
+  </w:num>
+  <w:num w:numId="1024">
+    <w:abstractNumId w:val="991"/>
+  </w:num>
+  <w:num w:numId="1025">
+    <w:abstractNumId w:val="991"/>
+  </w:num>
+  <w:num w:numId="1026">
+    <w:abstractNumId w:val="991"/>
+  </w:num>
+  <w:num w:numId="1027">
+    <w:abstractNumId w:val="991"/>
+  </w:num>
+  <w:num w:numId="1028">
+    <w:abstractNumId w:val="991"/>
+  </w:num>
+  <w:num w:numId="1029">
+    <w:abstractNumId w:val="991"/>
+  </w:num>
+  <w:num w:numId="1030">
+    <w:abstractNumId w:val="991"/>
+  </w:num>
+  <w:num w:numId="1031">
+    <w:abstractNumId w:val="991"/>
+  </w:num>
+  <w:num w:numId="1032">
+    <w:abstractNumId w:val="991"/>
+  </w:num>
+  <w:num w:numId="1033">
+    <w:abstractNumId w:val="991"/>
+  </w:num>
+  <w:num w:numId="1034">
+    <w:abstractNumId w:val="99411"/>
+    <w:lvlOverride w:ilvl="0">
+      <w:startOverride w:val="1"/>
+    </w:lvlOverride>
+    <w:lvlOverride w:ilvl="1">
+      <w:startOverride w:val="1"/>
+    </w:lvlOverride>
+    <w:lvlOverride w:ilvl="2">
+      <w:startOverride w:val="1"/>
+    </w:lvlOverride>
+    <w:lvlOverride w:ilvl="3">
+      <w:startOverride w:val="1"/>
+    </w:lvlOverride>
+    <w:lvlOverride w:ilvl="4">
+      <w:startOverride w:val="1"/>
+    </w:lvlOverride>
+    <w:lvlOverride w:ilvl="5">
+      <w:startOverride w:val="1"/>
+    </w:lvlOverride>
+    <w:lvlOverride w:ilvl="6">
+      <w:startOverride w:val="1"/>
+    </w:lvlOverride>
+    <w:lvlOverride w:ilvl="7">
+      <w:startOverride w:val="1"/>
+    </w:lvlOverride>
+    <w:lvlOverride w:ilvl="8">
+      <w:startOverride w:val="1"/>
+    </w:lvlOverride>
+  </w:num>
+  <w:num w:numId="1035">
+    <w:abstractNumId w:val="991"/>
+  </w:num>
+  <w:num w:numId="1036">
+    <w:abstractNumId w:val="991"/>
+  </w:num>
+  <w:num w:numId="1037">
+    <w:abstractNumId w:val="991"/>
+  </w:num>
+  <w:num w:numId="1038">
     <w:abstractNumId w:val="991"/>
   </w:num>
 </w:numbering>
